--- a/FSD_WORK_TRACKER_PRO.docx
+++ b/FSD_WORK_TRACKER_PRO.docx
@@ -46,7 +46,7 @@
           <w:color w:val="4F46E5"/>
           <w:sz w:val="26"/>
         </w:rPr>
-        <w:t>Work Tracker Pro (TrackerKerja) v3.6</w:t>
+        <w:t>Work Tracker Pro (TrackerKerja) v3.7</w:t>
       </w:r>
     </w:p>
     <w:p>
@@ -60,7 +60,7 @@
           <w:color w:val="475569"/>
           <w:sz w:val="21"/>
         </w:rPr>
-        <w:t>Spesifikasi Fungsional Komprehensif Arsitektur Sistem, Modul Operasional, Alur Bisnis, Diagram Arsitektur, dan Matriks Hak Akses RBAC</w:t>
+        <w:t>Spesifikasi Fungsional Komprehensif Arsitektur Sistem, Modul Operasional, Alur Bisnis, Multi-Company Isolation, Project Financials, dan RBAC</w:t>
       </w:r>
     </w:p>
     <w:p>
@@ -89,6 +89,7 @@
         <w:tc>
           <w:tcPr>
             <w:tcW w:type="dxa" w:w="3168"/>
+            <w:tcW w:w="3168" w:type="dxa"/>
             <w:shd w:fill="F8FAFC"/>
             <w:tcBorders>
               <w:top w:val="single" w:sz="4" w:space="0" w:color="E2E8F0"/>
@@ -120,7 +121,8 @@
         </w:tc>
         <w:tc>
           <w:tcPr>
-            <w:tcW w:type="dxa" w:w="5904"/>
+            <w:tcW w:type="dxa" w:w="5861"/>
+            <w:tcW w:w="5860" w:type="dxa"/>
             <w:shd w:fill="F8FAFC"/>
             <w:tcBorders>
               <w:top w:val="single" w:sz="4" w:space="0" w:color="E2E8F0"/>
@@ -145,7 +147,7 @@
                 <w:color w:val="0F172A"/>
                 <w:sz w:val="19"/>
               </w:rPr>
-              <w:t>FSD-WTP-3.6-202609</w:t>
+              <w:t>FSD-WTP-3.7-202609</w:t>
             </w:r>
           </w:p>
         </w:tc>
@@ -154,6 +156,7 @@
         <w:tc>
           <w:tcPr>
             <w:tcW w:type="dxa" w:w="3168"/>
+            <w:tcW w:w="3168" w:type="dxa"/>
             <w:shd w:fill="FFFFFF"/>
             <w:tcBorders>
               <w:top w:val="single" w:sz="4" w:space="0" w:color="E2E8F0"/>
@@ -185,7 +188,8 @@
         </w:tc>
         <w:tc>
           <w:tcPr>
-            <w:tcW w:type="dxa" w:w="5904"/>
+            <w:tcW w:type="dxa" w:w="5861"/>
+            <w:tcW w:w="5860" w:type="dxa"/>
             <w:shd w:fill="FFFFFF"/>
             <w:tcBorders>
               <w:top w:val="single" w:sz="4" w:space="0" w:color="E2E8F0"/>
@@ -211,7 +215,7 @@
                 <w:color w:val="0F172A"/>
                 <w:sz w:val="19"/>
               </w:rPr>
-              <w:t>v3.6 Enterprise Security &amp; Multi-Instance Edition</w:t>
+              <w:t>v3.7 Multi-Company Corporate Isolation &amp; Project Financials Edition</w:t>
             </w:r>
           </w:p>
         </w:tc>
@@ -220,6 +224,7 @@
         <w:tc>
           <w:tcPr>
             <w:tcW w:type="dxa" w:w="3168"/>
+            <w:tcW w:w="3168" w:type="dxa"/>
             <w:shd w:fill="F8FAFC"/>
             <w:tcBorders>
               <w:top w:val="single" w:sz="4" w:space="0" w:color="E2E8F0"/>
@@ -251,7 +256,8 @@
         </w:tc>
         <w:tc>
           <w:tcPr>
-            <w:tcW w:type="dxa" w:w="5904"/>
+            <w:tcW w:type="dxa" w:w="5861"/>
+            <w:tcW w:w="5860" w:type="dxa"/>
             <w:shd w:fill="F8FAFC"/>
             <w:tcBorders>
               <w:top w:val="single" w:sz="4" w:space="0" w:color="E2E8F0"/>
@@ -276,7 +282,7 @@
                 <w:color w:val="0F172A"/>
                 <w:sz w:val="19"/>
               </w:rPr>
-              <w:t>24 September 2026</w:t>
+              <w:t>29 September 2026</w:t>
             </w:r>
           </w:p>
         </w:tc>
@@ -285,6 +291,7 @@
         <w:tc>
           <w:tcPr>
             <w:tcW w:type="dxa" w:w="3168"/>
+            <w:tcW w:w="3168" w:type="dxa"/>
             <w:shd w:fill="FFFFFF"/>
             <w:tcBorders>
               <w:top w:val="single" w:sz="4" w:space="0" w:color="E2E8F0"/>
@@ -316,7 +323,8 @@
         </w:tc>
         <w:tc>
           <w:tcPr>
-            <w:tcW w:type="dxa" w:w="5904"/>
+            <w:tcW w:type="dxa" w:w="5861"/>
+            <w:tcW w:w="5860" w:type="dxa"/>
             <w:shd w:fill="FFFFFF"/>
             <w:tcBorders>
               <w:top w:val="single" w:sz="4" w:space="0" w:color="E2E8F0"/>
@@ -351,6 +359,7 @@
         <w:tc>
           <w:tcPr>
             <w:tcW w:type="dxa" w:w="3168"/>
+            <w:tcW w:w="3168" w:type="dxa"/>
             <w:shd w:fill="F8FAFC"/>
             <w:tcBorders>
               <w:top w:val="single" w:sz="4" w:space="0" w:color="E2E8F0"/>
@@ -382,7 +391,8 @@
         </w:tc>
         <w:tc>
           <w:tcPr>
-            <w:tcW w:type="dxa" w:w="5904"/>
+            <w:tcW w:type="dxa" w:w="5861"/>
+            <w:tcW w:w="5860" w:type="dxa"/>
             <w:shd w:fill="F8FAFC"/>
             <w:tcBorders>
               <w:top w:val="single" w:sz="4" w:space="0" w:color="E2E8F0"/>
@@ -416,6 +426,7 @@
         <w:tc>
           <w:tcPr>
             <w:tcW w:type="dxa" w:w="3168"/>
+            <w:tcW w:w="3168" w:type="dxa"/>
             <w:shd w:fill="FFFFFF"/>
             <w:tcBorders>
               <w:top w:val="single" w:sz="4" w:space="0" w:color="E2E8F0"/>
@@ -447,7 +458,8 @@
         </w:tc>
         <w:tc>
           <w:tcPr>
-            <w:tcW w:type="dxa" w:w="5904"/>
+            <w:tcW w:type="dxa" w:w="5861"/>
+            <w:tcW w:w="5860" w:type="dxa"/>
             <w:shd w:fill="FFFFFF"/>
             <w:tcBorders>
               <w:top w:val="single" w:sz="4" w:space="0" w:color="E2E8F0"/>
@@ -606,7 +618,7 @@
           <w:color w:val="1E293B"/>
           <w:sz w:val="19"/>
         </w:rPr>
-        <w:t>: 3.6 (Enterprise Security, Dual Auth, Multi-Instance &amp; UI Ergonomics Edition)</w:t>
+        <w:t>: 3.7 (Multi-Company Corporate Code Isolation, Project Finance, Admin Company Grouping &amp; Gamification Edition)</w:t>
       </w:r>
     </w:p>
     <w:p>
@@ -922,7 +934,7 @@
           <w:color w:val="1E293B"/>
           <w:sz w:val="19"/>
         </w:rPr>
-        <w:t>: 24 September 2026</w:t>
+        <w:t>: 29 September 2026</w:t>
       </w:r>
     </w:p>
     <w:p>
@@ -1677,6 +1689,32 @@
           <w:u w:val="single"/>
         </w:rPr>
         <w:t>5.19 Pembaruan Navigasi, Ergonomi Antarmuka, Halaman Login Lottie, Onboarding Tour &amp; AJAX Grid Table Pagination</w:t>
+      </w:r>
+    </w:p>
+    <w:p>
+      <w:pPr>
+        <w:spacing w:before="20" w:after="40" w:line="276" w:lineRule="auto"/>
+        <w:ind w:left="720"/>
+      </w:pPr>
+      <w:r>
+        <w:rPr>
+          <w:rFonts w:ascii="Arial" w:hAnsi="Arial"/>
+          <w:b/>
+          <w:color w:val="2563EB"/>
+          <w:sz w:val="19"/>
+        </w:rPr>
+        <w:t xml:space="preserve">⁃ </w:t>
+      </w:r>
+      <w:r>
+        <w:rPr>
+          <w:rFonts w:ascii="Calibri" w:hAnsi="Calibri"/>
+          <w:b w:val="0"/>
+          <w:i w:val="0"/>
+          <w:color w:val="2563EB"/>
+          <w:sz w:val="19"/>
+          <w:u w:val="single"/>
+        </w:rPr>
+        <w:t>5.20 Modul Gamifikasi, Daily Check-In, Aturan Streak, Master Badge Gaul &amp; Klaim Hadiah</w:t>
       </w:r>
     </w:p>
     <w:p>
@@ -2337,6 +2375,7 @@
         <w:tc>
           <w:tcPr>
             <w:tcW w:type="dxa" w:w="9029"/>
+            <w:tcW w:w="9028" w:type="dxa"/>
             <w:shd w:fill="F8FAFC"/>
             <w:tcBorders>
               <w:top w:val="single" w:sz="4" w:space="0" w:color="E2E8F0"/>
@@ -2494,6 +2533,7 @@
         <w:tc>
           <w:tcPr>
             <w:tcW w:type="dxa" w:w="9029"/>
+            <w:tcW w:w="9028" w:type="dxa"/>
             <w:shd w:fill="F8FAFC"/>
             <w:tcBorders>
               <w:top w:val="single" w:sz="4" w:space="0" w:color="E2E8F0"/>
@@ -2671,6 +2711,16 @@
               <w:t xml:space="preserve">        int Status</w:t>
               <w:br/>
               <w:t xml:space="preserve">        int CompanyId FK</w:t>
+              <w:br/>
+              <w:t xml:space="preserve">        string ClientName</w:t>
+              <w:br/>
+              <w:t xml:space="preserve">        string ProjectManagerId FK</w:t>
+              <w:br/>
+              <w:t xml:space="preserve">        decimal Budget</w:t>
+              <w:br/>
+              <w:t xml:space="preserve">        decimal ActualCost</w:t>
+              <w:br/>
+              <w:t xml:space="preserve">        string Tags</w:t>
               <w:br/>
               <w:t xml:space="preserve">        datetime Deadline</w:t>
               <w:br/>
@@ -2896,6 +2946,112 @@
               <w:t xml:space="preserve">        bool IsDefault</w:t>
               <w:br/>
               <w:t xml:space="preserve">    }</w:t>
+              <w:br/>
+              <w:br/>
+              <w:t xml:space="preserve">    DailyCheckIns {</w:t>
+              <w:br/>
+              <w:t xml:space="preserve">        int Id PK</w:t>
+              <w:br/>
+              <w:t xml:space="preserve">        string UserId FK</w:t>
+              <w:br/>
+              <w:t xml:space="preserve">        date CheckInDate</w:t>
+              <w:br/>
+              <w:t xml:space="preserve">        datetime CheckInTime</w:t>
+              <w:br/>
+              <w:t xml:space="preserve">        int PointsEarned</w:t>
+              <w:br/>
+              <w:t xml:space="preserve">        int StreakDay</w:t>
+              <w:br/>
+              <w:t xml:space="preserve">        bool IsMonthlyMilestone</w:t>
+              <w:br/>
+              <w:t xml:space="preserve">        string Notes</w:t>
+              <w:br/>
+              <w:t xml:space="preserve">    }</w:t>
+              <w:br/>
+              <w:br/>
+              <w:t xml:space="preserve">    RewardItems {</w:t>
+              <w:br/>
+              <w:t xml:space="preserve">        int Id PK</w:t>
+              <w:br/>
+              <w:t xml:space="preserve">        string Name</w:t>
+              <w:br/>
+              <w:t xml:space="preserve">        string Description</w:t>
+              <w:br/>
+              <w:t xml:space="preserve">        int PointCost</w:t>
+              <w:br/>
+              <w:t xml:space="preserve">        int Stock</w:t>
+              <w:br/>
+              <w:t xml:space="preserve">        string Category</w:t>
+              <w:br/>
+              <w:t xml:space="preserve">        string Icon</w:t>
+              <w:br/>
+              <w:t xml:space="preserve">        string Color</w:t>
+              <w:br/>
+              <w:t xml:space="preserve">        bool IsActive</w:t>
+              <w:br/>
+              <w:t xml:space="preserve">        bool IsMonthlyMilestoneReward</w:t>
+              <w:br/>
+              <w:t xml:space="preserve">        int OrderIndex</w:t>
+              <w:br/>
+              <w:t xml:space="preserve">    }</w:t>
+              <w:br/>
+              <w:br/>
+              <w:t xml:space="preserve">    RewardClaims {</w:t>
+              <w:br/>
+              <w:t xml:space="preserve">        int Id PK</w:t>
+              <w:br/>
+              <w:t xml:space="preserve">        string UserId FK</w:t>
+              <w:br/>
+              <w:t xml:space="preserve">        int RewardItemId FK</w:t>
+              <w:br/>
+              <w:t xml:space="preserve">        int PointsSpent</w:t>
+              <w:br/>
+              <w:t xml:space="preserve">        decimal PointValueSnapshot</w:t>
+              <w:br/>
+              <w:t xml:space="preserve">        decimal RupiahEquivalent</w:t>
+              <w:br/>
+              <w:t xml:space="preserve">        int Status</w:t>
+              <w:br/>
+              <w:t xml:space="preserve">        string UserNotes</w:t>
+              <w:br/>
+              <w:t xml:space="preserve">        string AdminNotes</w:t>
+              <w:br/>
+              <w:t xml:space="preserve">        datetime ClaimedAt</w:t>
+              <w:br/>
+              <w:t xml:space="preserve">        datetime ProcessedAt</w:t>
+              <w:br/>
+              <w:t xml:space="preserve">        string ProcessedByUserId FK</w:t>
+              <w:br/>
+              <w:t xml:space="preserve">    }</w:t>
+              <w:br/>
+              <w:br/>
+              <w:t xml:space="preserve">    MasterBadges {</w:t>
+              <w:br/>
+              <w:t xml:space="preserve">        int Id PK</w:t>
+              <w:br/>
+              <w:t xml:space="preserve">        string Code UK</w:t>
+              <w:br/>
+              <w:t xml:space="preserve">        string Name</w:t>
+              <w:br/>
+              <w:t xml:space="preserve">        string Description</w:t>
+              <w:br/>
+              <w:t xml:space="preserve">        string Category</w:t>
+              <w:br/>
+              <w:t xml:space="preserve">        string Icon</w:t>
+              <w:br/>
+              <w:t xml:space="preserve">        string Color</w:t>
+              <w:br/>
+              <w:t xml:space="preserve">        int Points</w:t>
+              <w:br/>
+              <w:t xml:space="preserve">        int Rarity</w:t>
+              <w:br/>
+              <w:t xml:space="preserve">        int TriggerType</w:t>
+              <w:br/>
+              <w:t xml:space="preserve">        int TriggerThreshold</w:t>
+              <w:br/>
+              <w:t xml:space="preserve">        bool IsActive</w:t>
+              <w:br/>
+              <w:t xml:space="preserve">    }</w:t>
             </w:r>
           </w:p>
         </w:tc>
@@ -2953,7 +3109,8 @@
         </w:trPr>
         <w:tc>
           <w:tcPr>
-            <w:tcW w:type="dxa" w:w="1806"/>
+            <w:tcW w:type="dxa" w:w="2665"/>
+            <w:tcW w:w="2665" w:type="dxa"/>
             <w:shd w:fill="1E3A8A"/>
             <w:tcBorders>
               <w:top w:val="single" w:sz="4" w:space="0" w:color="1E3A8A"/>
@@ -2985,7 +3142,8 @@
         </w:tc>
         <w:tc>
           <w:tcPr>
-            <w:tcW w:type="dxa" w:w="1806"/>
+            <w:tcW w:type="dxa" w:w="1251"/>
+            <w:tcW w:w="1250" w:type="dxa"/>
             <w:shd w:fill="1E3A8A"/>
             <w:tcBorders>
               <w:top w:val="single" w:sz="4" w:space="0" w:color="1E3A8A"/>
@@ -3017,7 +3175,8 @@
         </w:tc>
         <w:tc>
           <w:tcPr>
-            <w:tcW w:type="dxa" w:w="1806"/>
+            <w:tcW w:type="dxa" w:w="1632"/>
+            <w:tcW w:w="1631" w:type="dxa"/>
             <w:shd w:fill="1E3A8A"/>
             <w:tcBorders>
               <w:top w:val="single" w:sz="4" w:space="0" w:color="1E3A8A"/>
@@ -3049,7 +3208,8 @@
         </w:tc>
         <w:tc>
           <w:tcPr>
-            <w:tcW w:type="dxa" w:w="1806"/>
+            <w:tcW w:type="dxa" w:w="1632"/>
+            <w:tcW w:w="1631" w:type="dxa"/>
             <w:shd w:fill="1E3A8A"/>
             <w:tcBorders>
               <w:top w:val="single" w:sz="4" w:space="0" w:color="1E3A8A"/>
@@ -3081,7 +3241,8 @@
         </w:tc>
         <w:tc>
           <w:tcPr>
-            <w:tcW w:type="dxa" w:w="1806"/>
+            <w:tcW w:type="dxa" w:w="1849"/>
+            <w:tcW w:w="1849" w:type="dxa"/>
             <w:shd w:fill="1E3A8A"/>
             <w:tcBorders>
               <w:top w:val="single" w:sz="4" w:space="0" w:color="1E3A8A"/>
@@ -3118,7 +3279,8 @@
         </w:trPr>
         <w:tc>
           <w:tcPr>
-            <w:tcW w:type="dxa" w:w="1806"/>
+            <w:tcW w:type="dxa" w:w="2665"/>
+            <w:tcW w:w="2665" w:type="dxa"/>
             <w:shd w:fill="F8FAFC"/>
             <w:tcBorders>
               <w:top w:val="single" w:sz="4" w:space="0" w:color="CBD5E1"/>
@@ -3151,7 +3313,8 @@
         </w:tc>
         <w:tc>
           <w:tcPr>
-            <w:tcW w:type="dxa" w:w="1806"/>
+            <w:tcW w:type="dxa" w:w="1251"/>
+            <w:tcW w:w="1250" w:type="dxa"/>
             <w:shd w:fill="F8FAFC"/>
             <w:tcBorders>
               <w:top w:val="single" w:sz="4" w:space="0" w:color="CBD5E1"/>
@@ -3184,7 +3347,8 @@
         </w:tc>
         <w:tc>
           <w:tcPr>
-            <w:tcW w:type="dxa" w:w="1806"/>
+            <w:tcW w:type="dxa" w:w="1632"/>
+            <w:tcW w:w="1631" w:type="dxa"/>
             <w:shd w:fill="F8FAFC"/>
             <w:tcBorders>
               <w:top w:val="single" w:sz="4" w:space="0" w:color="CBD5E1"/>
@@ -3217,7 +3381,8 @@
         </w:tc>
         <w:tc>
           <w:tcPr>
-            <w:tcW w:type="dxa" w:w="1806"/>
+            <w:tcW w:type="dxa" w:w="1632"/>
+            <w:tcW w:w="1631" w:type="dxa"/>
             <w:shd w:fill="F8FAFC"/>
             <w:tcBorders>
               <w:top w:val="single" w:sz="4" w:space="0" w:color="CBD5E1"/>
@@ -3250,7 +3415,8 @@
         </w:tc>
         <w:tc>
           <w:tcPr>
-            <w:tcW w:type="dxa" w:w="1806"/>
+            <w:tcW w:type="dxa" w:w="1849"/>
+            <w:tcW w:w="1849" w:type="dxa"/>
             <w:shd w:fill="F8FAFC"/>
             <w:tcBorders>
               <w:top w:val="single" w:sz="4" w:space="0" w:color="CBD5E1"/>
@@ -3288,7 +3454,8 @@
         </w:trPr>
         <w:tc>
           <w:tcPr>
-            <w:tcW w:type="dxa" w:w="1806"/>
+            <w:tcW w:type="dxa" w:w="2665"/>
+            <w:tcW w:w="2665" w:type="dxa"/>
             <w:shd w:fill="FFFFFF"/>
             <w:tcBorders>
               <w:top w:val="single" w:sz="4" w:space="0" w:color="CBD5E1"/>
@@ -3321,7 +3488,8 @@
         </w:tc>
         <w:tc>
           <w:tcPr>
-            <w:tcW w:type="dxa" w:w="1806"/>
+            <w:tcW w:type="dxa" w:w="1251"/>
+            <w:tcW w:w="1250" w:type="dxa"/>
             <w:shd w:fill="FFFFFF"/>
             <w:tcBorders>
               <w:top w:val="single" w:sz="4" w:space="0" w:color="CBD5E1"/>
@@ -3354,7 +3522,8 @@
         </w:tc>
         <w:tc>
           <w:tcPr>
-            <w:tcW w:type="dxa" w:w="1806"/>
+            <w:tcW w:type="dxa" w:w="1632"/>
+            <w:tcW w:w="1631" w:type="dxa"/>
             <w:shd w:fill="FFFFFF"/>
             <w:tcBorders>
               <w:top w:val="single" w:sz="4" w:space="0" w:color="CBD5E1"/>
@@ -3387,7 +3556,8 @@
         </w:tc>
         <w:tc>
           <w:tcPr>
-            <w:tcW w:type="dxa" w:w="1806"/>
+            <w:tcW w:type="dxa" w:w="1632"/>
+            <w:tcW w:w="1631" w:type="dxa"/>
             <w:shd w:fill="FFFFFF"/>
             <w:tcBorders>
               <w:top w:val="single" w:sz="4" w:space="0" w:color="CBD5E1"/>
@@ -3420,7 +3590,8 @@
         </w:tc>
         <w:tc>
           <w:tcPr>
-            <w:tcW w:type="dxa" w:w="1806"/>
+            <w:tcW w:type="dxa" w:w="1849"/>
+            <w:tcW w:w="1849" w:type="dxa"/>
             <w:shd w:fill="FFFFFF"/>
             <w:tcBorders>
               <w:top w:val="single" w:sz="4" w:space="0" w:color="CBD5E1"/>
@@ -3458,7 +3629,8 @@
         </w:trPr>
         <w:tc>
           <w:tcPr>
-            <w:tcW w:type="dxa" w:w="1806"/>
+            <w:tcW w:type="dxa" w:w="2665"/>
+            <w:tcW w:w="2665" w:type="dxa"/>
             <w:shd w:fill="F8FAFC"/>
             <w:tcBorders>
               <w:top w:val="single" w:sz="4" w:space="0" w:color="CBD5E1"/>
@@ -3491,7 +3663,8 @@
         </w:tc>
         <w:tc>
           <w:tcPr>
-            <w:tcW w:type="dxa" w:w="1806"/>
+            <w:tcW w:type="dxa" w:w="1251"/>
+            <w:tcW w:w="1250" w:type="dxa"/>
             <w:shd w:fill="F8FAFC"/>
             <w:tcBorders>
               <w:top w:val="single" w:sz="4" w:space="0" w:color="CBD5E1"/>
@@ -3524,7 +3697,8 @@
         </w:tc>
         <w:tc>
           <w:tcPr>
-            <w:tcW w:type="dxa" w:w="1806"/>
+            <w:tcW w:type="dxa" w:w="1632"/>
+            <w:tcW w:w="1631" w:type="dxa"/>
             <w:shd w:fill="F8FAFC"/>
             <w:tcBorders>
               <w:top w:val="single" w:sz="4" w:space="0" w:color="CBD5E1"/>
@@ -3567,7 +3741,8 @@
         </w:tc>
         <w:tc>
           <w:tcPr>
-            <w:tcW w:type="dxa" w:w="1806"/>
+            <w:tcW w:type="dxa" w:w="1632"/>
+            <w:tcW w:w="1631" w:type="dxa"/>
             <w:shd w:fill="F8FAFC"/>
             <w:tcBorders>
               <w:top w:val="single" w:sz="4" w:space="0" w:color="CBD5E1"/>
@@ -3610,7 +3785,8 @@
         </w:tc>
         <w:tc>
           <w:tcPr>
-            <w:tcW w:type="dxa" w:w="1806"/>
+            <w:tcW w:type="dxa" w:w="1849"/>
+            <w:tcW w:w="1849" w:type="dxa"/>
             <w:shd w:fill="F8FAFC"/>
             <w:tcBorders>
               <w:top w:val="single" w:sz="4" w:space="0" w:color="CBD5E1"/>
@@ -3648,7 +3824,8 @@
         </w:trPr>
         <w:tc>
           <w:tcPr>
-            <w:tcW w:type="dxa" w:w="1806"/>
+            <w:tcW w:type="dxa" w:w="2665"/>
+            <w:tcW w:w="2665" w:type="dxa"/>
             <w:shd w:fill="FFFFFF"/>
             <w:tcBorders>
               <w:top w:val="single" w:sz="4" w:space="0" w:color="CBD5E1"/>
@@ -3681,7 +3858,8 @@
         </w:tc>
         <w:tc>
           <w:tcPr>
-            <w:tcW w:type="dxa" w:w="1806"/>
+            <w:tcW w:type="dxa" w:w="1251"/>
+            <w:tcW w:w="1250" w:type="dxa"/>
             <w:shd w:fill="FFFFFF"/>
             <w:tcBorders>
               <w:top w:val="single" w:sz="4" w:space="0" w:color="CBD5E1"/>
@@ -3714,7 +3892,8 @@
         </w:tc>
         <w:tc>
           <w:tcPr>
-            <w:tcW w:type="dxa" w:w="1806"/>
+            <w:tcW w:type="dxa" w:w="1632"/>
+            <w:tcW w:w="1631" w:type="dxa"/>
             <w:shd w:fill="FFFFFF"/>
             <w:tcBorders>
               <w:top w:val="single" w:sz="4" w:space="0" w:color="CBD5E1"/>
@@ -3757,7 +3936,8 @@
         </w:tc>
         <w:tc>
           <w:tcPr>
-            <w:tcW w:type="dxa" w:w="1806"/>
+            <w:tcW w:type="dxa" w:w="1632"/>
+            <w:tcW w:w="1631" w:type="dxa"/>
             <w:shd w:fill="FFFFFF"/>
             <w:tcBorders>
               <w:top w:val="single" w:sz="4" w:space="0" w:color="CBD5E1"/>
@@ -3800,7 +3980,8 @@
         </w:tc>
         <w:tc>
           <w:tcPr>
-            <w:tcW w:type="dxa" w:w="1806"/>
+            <w:tcW w:type="dxa" w:w="1849"/>
+            <w:tcW w:w="1849" w:type="dxa"/>
             <w:shd w:fill="FFFFFF"/>
             <w:tcBorders>
               <w:top w:val="single" w:sz="4" w:space="0" w:color="CBD5E1"/>
@@ -3848,7 +4029,8 @@
         </w:trPr>
         <w:tc>
           <w:tcPr>
-            <w:tcW w:type="dxa" w:w="1806"/>
+            <w:tcW w:type="dxa" w:w="2665"/>
+            <w:tcW w:w="2665" w:type="dxa"/>
             <w:shd w:fill="F8FAFC"/>
             <w:tcBorders>
               <w:top w:val="single" w:sz="4" w:space="0" w:color="CBD5E1"/>
@@ -3881,7 +4063,8 @@
         </w:tc>
         <w:tc>
           <w:tcPr>
-            <w:tcW w:type="dxa" w:w="1806"/>
+            <w:tcW w:type="dxa" w:w="1251"/>
+            <w:tcW w:w="1250" w:type="dxa"/>
             <w:shd w:fill="F8FAFC"/>
             <w:tcBorders>
               <w:top w:val="single" w:sz="4" w:space="0" w:color="CBD5E1"/>
@@ -3914,7 +4097,8 @@
         </w:tc>
         <w:tc>
           <w:tcPr>
-            <w:tcW w:type="dxa" w:w="1806"/>
+            <w:tcW w:type="dxa" w:w="1632"/>
+            <w:tcW w:w="1631" w:type="dxa"/>
             <w:shd w:fill="F8FAFC"/>
             <w:tcBorders>
               <w:top w:val="single" w:sz="4" w:space="0" w:color="CBD5E1"/>
@@ -3957,7 +4141,8 @@
         </w:tc>
         <w:tc>
           <w:tcPr>
-            <w:tcW w:type="dxa" w:w="1806"/>
+            <w:tcW w:type="dxa" w:w="1632"/>
+            <w:tcW w:w="1631" w:type="dxa"/>
             <w:shd w:fill="F8FAFC"/>
             <w:tcBorders>
               <w:top w:val="single" w:sz="4" w:space="0" w:color="CBD5E1"/>
@@ -4000,7 +4185,8 @@
         </w:tc>
         <w:tc>
           <w:tcPr>
-            <w:tcW w:type="dxa" w:w="1806"/>
+            <w:tcW w:type="dxa" w:w="1849"/>
+            <w:tcW w:w="1849" w:type="dxa"/>
             <w:shd w:fill="F8FAFC"/>
             <w:tcBorders>
               <w:top w:val="single" w:sz="4" w:space="0" w:color="CBD5E1"/>
@@ -4038,7 +4224,8 @@
         </w:trPr>
         <w:tc>
           <w:tcPr>
-            <w:tcW w:type="dxa" w:w="1806"/>
+            <w:tcW w:type="dxa" w:w="2665"/>
+            <w:tcW w:w="2665" w:type="dxa"/>
             <w:shd w:fill="FFFFFF"/>
             <w:tcBorders>
               <w:top w:val="single" w:sz="4" w:space="0" w:color="CBD5E1"/>
@@ -4071,7 +4258,8 @@
         </w:tc>
         <w:tc>
           <w:tcPr>
-            <w:tcW w:type="dxa" w:w="1806"/>
+            <w:tcW w:type="dxa" w:w="1251"/>
+            <w:tcW w:w="1250" w:type="dxa"/>
             <w:shd w:fill="FFFFFF"/>
             <w:tcBorders>
               <w:top w:val="single" w:sz="4" w:space="0" w:color="CBD5E1"/>
@@ -4104,7 +4292,8 @@
         </w:tc>
         <w:tc>
           <w:tcPr>
-            <w:tcW w:type="dxa" w:w="1806"/>
+            <w:tcW w:type="dxa" w:w="1632"/>
+            <w:tcW w:w="1631" w:type="dxa"/>
             <w:shd w:fill="FFFFFF"/>
             <w:tcBorders>
               <w:top w:val="single" w:sz="4" w:space="0" w:color="CBD5E1"/>
@@ -4137,7 +4326,8 @@
         </w:tc>
         <w:tc>
           <w:tcPr>
-            <w:tcW w:type="dxa" w:w="1806"/>
+            <w:tcW w:type="dxa" w:w="1632"/>
+            <w:tcW w:w="1631" w:type="dxa"/>
             <w:shd w:fill="FFFFFF"/>
             <w:tcBorders>
               <w:top w:val="single" w:sz="4" w:space="0" w:color="CBD5E1"/>
@@ -4170,7 +4360,8 @@
         </w:tc>
         <w:tc>
           <w:tcPr>
-            <w:tcW w:type="dxa" w:w="1806"/>
+            <w:tcW w:type="dxa" w:w="1849"/>
+            <w:tcW w:w="1849" w:type="dxa"/>
             <w:shd w:fill="FFFFFF"/>
             <w:tcBorders>
               <w:top w:val="single" w:sz="4" w:space="0" w:color="CBD5E1"/>
@@ -4208,7 +4399,8 @@
         </w:trPr>
         <w:tc>
           <w:tcPr>
-            <w:tcW w:type="dxa" w:w="1806"/>
+            <w:tcW w:type="dxa" w:w="2665"/>
+            <w:tcW w:w="2665" w:type="dxa"/>
             <w:shd w:fill="F8FAFC"/>
             <w:tcBorders>
               <w:top w:val="single" w:sz="4" w:space="0" w:color="CBD5E1"/>
@@ -4241,7 +4433,8 @@
         </w:tc>
         <w:tc>
           <w:tcPr>
-            <w:tcW w:type="dxa" w:w="1806"/>
+            <w:tcW w:type="dxa" w:w="1251"/>
+            <w:tcW w:w="1250" w:type="dxa"/>
             <w:shd w:fill="F8FAFC"/>
             <w:tcBorders>
               <w:top w:val="single" w:sz="4" w:space="0" w:color="CBD5E1"/>
@@ -4274,7 +4467,8 @@
         </w:tc>
         <w:tc>
           <w:tcPr>
-            <w:tcW w:type="dxa" w:w="1806"/>
+            <w:tcW w:type="dxa" w:w="1632"/>
+            <w:tcW w:w="1631" w:type="dxa"/>
             <w:shd w:fill="F8FAFC"/>
             <w:tcBorders>
               <w:top w:val="single" w:sz="4" w:space="0" w:color="CBD5E1"/>
@@ -4307,7 +4501,8 @@
         </w:tc>
         <w:tc>
           <w:tcPr>
-            <w:tcW w:type="dxa" w:w="1806"/>
+            <w:tcW w:type="dxa" w:w="1632"/>
+            <w:tcW w:w="1631" w:type="dxa"/>
             <w:shd w:fill="F8FAFC"/>
             <w:tcBorders>
               <w:top w:val="single" w:sz="4" w:space="0" w:color="CBD5E1"/>
@@ -4340,7 +4535,8 @@
         </w:tc>
         <w:tc>
           <w:tcPr>
-            <w:tcW w:type="dxa" w:w="1806"/>
+            <w:tcW w:type="dxa" w:w="1849"/>
+            <w:tcW w:w="1849" w:type="dxa"/>
             <w:shd w:fill="F8FAFC"/>
             <w:tcBorders>
               <w:top w:val="single" w:sz="4" w:space="0" w:color="CBD5E1"/>
@@ -4378,7 +4574,8 @@
         </w:trPr>
         <w:tc>
           <w:tcPr>
-            <w:tcW w:type="dxa" w:w="1806"/>
+            <w:tcW w:type="dxa" w:w="2665"/>
+            <w:tcW w:w="2665" w:type="dxa"/>
             <w:shd w:fill="FFFFFF"/>
             <w:tcBorders>
               <w:top w:val="single" w:sz="4" w:space="0" w:color="CBD5E1"/>
@@ -4411,7 +4608,8 @@
         </w:tc>
         <w:tc>
           <w:tcPr>
-            <w:tcW w:type="dxa" w:w="1806"/>
+            <w:tcW w:type="dxa" w:w="1251"/>
+            <w:tcW w:w="1250" w:type="dxa"/>
             <w:shd w:fill="FFFFFF"/>
             <w:tcBorders>
               <w:top w:val="single" w:sz="4" w:space="0" w:color="CBD5E1"/>
@@ -4444,7 +4642,8 @@
         </w:tc>
         <w:tc>
           <w:tcPr>
-            <w:tcW w:type="dxa" w:w="1806"/>
+            <w:tcW w:type="dxa" w:w="1632"/>
+            <w:tcW w:w="1631" w:type="dxa"/>
             <w:shd w:fill="FFFFFF"/>
             <w:tcBorders>
               <w:top w:val="single" w:sz="4" w:space="0" w:color="CBD5E1"/>
@@ -4477,7 +4676,8 @@
         </w:tc>
         <w:tc>
           <w:tcPr>
-            <w:tcW w:type="dxa" w:w="1806"/>
+            <w:tcW w:type="dxa" w:w="1632"/>
+            <w:tcW w:w="1631" w:type="dxa"/>
             <w:shd w:fill="FFFFFF"/>
             <w:tcBorders>
               <w:top w:val="single" w:sz="4" w:space="0" w:color="CBD5E1"/>
@@ -4510,7 +4710,8 @@
         </w:tc>
         <w:tc>
           <w:tcPr>
-            <w:tcW w:type="dxa" w:w="1806"/>
+            <w:tcW w:type="dxa" w:w="1849"/>
+            <w:tcW w:w="1849" w:type="dxa"/>
             <w:shd w:fill="FFFFFF"/>
             <w:tcBorders>
               <w:top w:val="single" w:sz="4" w:space="0" w:color="CBD5E1"/>
@@ -4548,7 +4749,8 @@
         </w:trPr>
         <w:tc>
           <w:tcPr>
-            <w:tcW w:type="dxa" w:w="1806"/>
+            <w:tcW w:type="dxa" w:w="2665"/>
+            <w:tcW w:w="2665" w:type="dxa"/>
             <w:shd w:fill="F8FAFC"/>
             <w:tcBorders>
               <w:top w:val="single" w:sz="4" w:space="0" w:color="CBD5E1"/>
@@ -4581,7 +4783,8 @@
         </w:tc>
         <w:tc>
           <w:tcPr>
-            <w:tcW w:type="dxa" w:w="1806"/>
+            <w:tcW w:type="dxa" w:w="1251"/>
+            <w:tcW w:w="1250" w:type="dxa"/>
             <w:shd w:fill="F8FAFC"/>
             <w:tcBorders>
               <w:top w:val="single" w:sz="4" w:space="0" w:color="CBD5E1"/>
@@ -4614,7 +4817,8 @@
         </w:tc>
         <w:tc>
           <w:tcPr>
-            <w:tcW w:type="dxa" w:w="1806"/>
+            <w:tcW w:type="dxa" w:w="1632"/>
+            <w:tcW w:w="1631" w:type="dxa"/>
             <w:shd w:fill="F8FAFC"/>
             <w:tcBorders>
               <w:top w:val="single" w:sz="4" w:space="0" w:color="CBD5E1"/>
@@ -4647,7 +4851,8 @@
         </w:tc>
         <w:tc>
           <w:tcPr>
-            <w:tcW w:type="dxa" w:w="1806"/>
+            <w:tcW w:type="dxa" w:w="1632"/>
+            <w:tcW w:w="1631" w:type="dxa"/>
             <w:shd w:fill="F8FAFC"/>
             <w:tcBorders>
               <w:top w:val="single" w:sz="4" w:space="0" w:color="CBD5E1"/>
@@ -4680,7 +4885,8 @@
         </w:tc>
         <w:tc>
           <w:tcPr>
-            <w:tcW w:type="dxa" w:w="1806"/>
+            <w:tcW w:type="dxa" w:w="1849"/>
+            <w:tcW w:w="1849" w:type="dxa"/>
             <w:shd w:fill="F8FAFC"/>
             <w:tcBorders>
               <w:top w:val="single" w:sz="4" w:space="0" w:color="CBD5E1"/>
@@ -4718,7 +4924,8 @@
         </w:trPr>
         <w:tc>
           <w:tcPr>
-            <w:tcW w:type="dxa" w:w="1806"/>
+            <w:tcW w:type="dxa" w:w="2665"/>
+            <w:tcW w:w="2665" w:type="dxa"/>
             <w:shd w:fill="FFFFFF"/>
             <w:tcBorders>
               <w:top w:val="single" w:sz="4" w:space="0" w:color="CBD5E1"/>
@@ -4751,7 +4958,8 @@
         </w:tc>
         <w:tc>
           <w:tcPr>
-            <w:tcW w:type="dxa" w:w="1806"/>
+            <w:tcW w:type="dxa" w:w="1251"/>
+            <w:tcW w:w="1250" w:type="dxa"/>
             <w:shd w:fill="FFFFFF"/>
             <w:tcBorders>
               <w:top w:val="single" w:sz="4" w:space="0" w:color="CBD5E1"/>
@@ -4784,7 +4992,8 @@
         </w:tc>
         <w:tc>
           <w:tcPr>
-            <w:tcW w:type="dxa" w:w="1806"/>
+            <w:tcW w:type="dxa" w:w="1632"/>
+            <w:tcW w:w="1631" w:type="dxa"/>
             <w:shd w:fill="FFFFFF"/>
             <w:tcBorders>
               <w:top w:val="single" w:sz="4" w:space="0" w:color="CBD5E1"/>
@@ -4817,7 +5026,8 @@
         </w:tc>
         <w:tc>
           <w:tcPr>
-            <w:tcW w:type="dxa" w:w="1806"/>
+            <w:tcW w:type="dxa" w:w="1632"/>
+            <w:tcW w:w="1631" w:type="dxa"/>
             <w:shd w:fill="FFFFFF"/>
             <w:tcBorders>
               <w:top w:val="single" w:sz="4" w:space="0" w:color="CBD5E1"/>
@@ -4850,7 +5060,8 @@
         </w:tc>
         <w:tc>
           <w:tcPr>
-            <w:tcW w:type="dxa" w:w="1806"/>
+            <w:tcW w:type="dxa" w:w="1849"/>
+            <w:tcW w:w="1849" w:type="dxa"/>
             <w:shd w:fill="FFFFFF"/>
             <w:tcBorders>
               <w:top w:val="single" w:sz="4" w:space="0" w:color="CBD5E1"/>
@@ -4888,7 +5099,8 @@
         </w:trPr>
         <w:tc>
           <w:tcPr>
-            <w:tcW w:type="dxa" w:w="1806"/>
+            <w:tcW w:type="dxa" w:w="2665"/>
+            <w:tcW w:w="2665" w:type="dxa"/>
             <w:shd w:fill="F8FAFC"/>
             <w:tcBorders>
               <w:top w:val="single" w:sz="4" w:space="0" w:color="CBD5E1"/>
@@ -4921,7 +5133,8 @@
         </w:tc>
         <w:tc>
           <w:tcPr>
-            <w:tcW w:type="dxa" w:w="1806"/>
+            <w:tcW w:type="dxa" w:w="1251"/>
+            <w:tcW w:w="1250" w:type="dxa"/>
             <w:shd w:fill="F8FAFC"/>
             <w:tcBorders>
               <w:top w:val="single" w:sz="4" w:space="0" w:color="CBD5E1"/>
@@ -4954,7 +5167,8 @@
         </w:tc>
         <w:tc>
           <w:tcPr>
-            <w:tcW w:type="dxa" w:w="1806"/>
+            <w:tcW w:type="dxa" w:w="1632"/>
+            <w:tcW w:w="1631" w:type="dxa"/>
             <w:shd w:fill="F8FAFC"/>
             <w:tcBorders>
               <w:top w:val="single" w:sz="4" w:space="0" w:color="CBD5E1"/>
@@ -4987,7 +5201,8 @@
         </w:tc>
         <w:tc>
           <w:tcPr>
-            <w:tcW w:type="dxa" w:w="1806"/>
+            <w:tcW w:type="dxa" w:w="1632"/>
+            <w:tcW w:w="1631" w:type="dxa"/>
             <w:shd w:fill="F8FAFC"/>
             <w:tcBorders>
               <w:top w:val="single" w:sz="4" w:space="0" w:color="CBD5E1"/>
@@ -5020,7 +5235,8 @@
         </w:tc>
         <w:tc>
           <w:tcPr>
-            <w:tcW w:type="dxa" w:w="1806"/>
+            <w:tcW w:type="dxa" w:w="1849"/>
+            <w:tcW w:w="1849" w:type="dxa"/>
             <w:shd w:fill="F8FAFC"/>
             <w:tcBorders>
               <w:top w:val="single" w:sz="4" w:space="0" w:color="CBD5E1"/>
@@ -5058,7 +5274,8 @@
         </w:trPr>
         <w:tc>
           <w:tcPr>
-            <w:tcW w:type="dxa" w:w="1806"/>
+            <w:tcW w:type="dxa" w:w="2665"/>
+            <w:tcW w:w="2665" w:type="dxa"/>
             <w:shd w:fill="FFFFFF"/>
             <w:tcBorders>
               <w:top w:val="single" w:sz="4" w:space="0" w:color="CBD5E1"/>
@@ -5091,7 +5308,8 @@
         </w:tc>
         <w:tc>
           <w:tcPr>
-            <w:tcW w:type="dxa" w:w="1806"/>
+            <w:tcW w:type="dxa" w:w="1251"/>
+            <w:tcW w:w="1250" w:type="dxa"/>
             <w:shd w:fill="FFFFFF"/>
             <w:tcBorders>
               <w:top w:val="single" w:sz="4" w:space="0" w:color="CBD5E1"/>
@@ -5124,7 +5342,8 @@
         </w:tc>
         <w:tc>
           <w:tcPr>
-            <w:tcW w:type="dxa" w:w="1806"/>
+            <w:tcW w:type="dxa" w:w="1632"/>
+            <w:tcW w:w="1631" w:type="dxa"/>
             <w:shd w:fill="FFFFFF"/>
             <w:tcBorders>
               <w:top w:val="single" w:sz="4" w:space="0" w:color="CBD5E1"/>
@@ -5157,7 +5376,8 @@
         </w:tc>
         <w:tc>
           <w:tcPr>
-            <w:tcW w:type="dxa" w:w="1806"/>
+            <w:tcW w:type="dxa" w:w="1632"/>
+            <w:tcW w:w="1631" w:type="dxa"/>
             <w:shd w:fill="FFFFFF"/>
             <w:tcBorders>
               <w:top w:val="single" w:sz="4" w:space="0" w:color="CBD5E1"/>
@@ -5190,7 +5410,8 @@
         </w:tc>
         <w:tc>
           <w:tcPr>
-            <w:tcW w:type="dxa" w:w="1806"/>
+            <w:tcW w:type="dxa" w:w="1849"/>
+            <w:tcW w:w="1849" w:type="dxa"/>
             <w:shd w:fill="FFFFFF"/>
             <w:tcBorders>
               <w:top w:val="single" w:sz="4" w:space="0" w:color="CBD5E1"/>
@@ -5228,7 +5449,8 @@
         </w:trPr>
         <w:tc>
           <w:tcPr>
-            <w:tcW w:type="dxa" w:w="1806"/>
+            <w:tcW w:type="dxa" w:w="2665"/>
+            <w:tcW w:w="2665" w:type="dxa"/>
             <w:shd w:fill="F8FAFC"/>
             <w:tcBorders>
               <w:top w:val="single" w:sz="4" w:space="0" w:color="CBD5E1"/>
@@ -5261,7 +5483,8 @@
         </w:tc>
         <w:tc>
           <w:tcPr>
-            <w:tcW w:type="dxa" w:w="1806"/>
+            <w:tcW w:type="dxa" w:w="1251"/>
+            <w:tcW w:w="1250" w:type="dxa"/>
             <w:shd w:fill="F8FAFC"/>
             <w:tcBorders>
               <w:top w:val="single" w:sz="4" w:space="0" w:color="CBD5E1"/>
@@ -5294,7 +5517,8 @@
         </w:tc>
         <w:tc>
           <w:tcPr>
-            <w:tcW w:type="dxa" w:w="1806"/>
+            <w:tcW w:type="dxa" w:w="1632"/>
+            <w:tcW w:w="1631" w:type="dxa"/>
             <w:shd w:fill="F8FAFC"/>
             <w:tcBorders>
               <w:top w:val="single" w:sz="4" w:space="0" w:color="CBD5E1"/>
@@ -5327,7 +5551,8 @@
         </w:tc>
         <w:tc>
           <w:tcPr>
-            <w:tcW w:type="dxa" w:w="1806"/>
+            <w:tcW w:type="dxa" w:w="1632"/>
+            <w:tcW w:w="1631" w:type="dxa"/>
             <w:shd w:fill="F8FAFC"/>
             <w:tcBorders>
               <w:top w:val="single" w:sz="4" w:space="0" w:color="CBD5E1"/>
@@ -5360,7 +5585,8 @@
         </w:tc>
         <w:tc>
           <w:tcPr>
-            <w:tcW w:type="dxa" w:w="1806"/>
+            <w:tcW w:type="dxa" w:w="1849"/>
+            <w:tcW w:w="1849" w:type="dxa"/>
             <w:shd w:fill="F8FAFC"/>
             <w:tcBorders>
               <w:top w:val="single" w:sz="4" w:space="0" w:color="CBD5E1"/>
@@ -5398,7 +5624,8 @@
         </w:trPr>
         <w:tc>
           <w:tcPr>
-            <w:tcW w:type="dxa" w:w="1806"/>
+            <w:tcW w:type="dxa" w:w="2665"/>
+            <w:tcW w:w="2665" w:type="dxa"/>
             <w:shd w:fill="FFFFFF"/>
             <w:tcBorders>
               <w:top w:val="single" w:sz="4" w:space="0" w:color="CBD5E1"/>
@@ -5431,7 +5658,8 @@
         </w:tc>
         <w:tc>
           <w:tcPr>
-            <w:tcW w:type="dxa" w:w="1806"/>
+            <w:tcW w:type="dxa" w:w="1251"/>
+            <w:tcW w:w="1250" w:type="dxa"/>
             <w:shd w:fill="FFFFFF"/>
             <w:tcBorders>
               <w:top w:val="single" w:sz="4" w:space="0" w:color="CBD5E1"/>
@@ -5464,7 +5692,8 @@
         </w:tc>
         <w:tc>
           <w:tcPr>
-            <w:tcW w:type="dxa" w:w="1806"/>
+            <w:tcW w:type="dxa" w:w="1632"/>
+            <w:tcW w:w="1631" w:type="dxa"/>
             <w:shd w:fill="FFFFFF"/>
             <w:tcBorders>
               <w:top w:val="single" w:sz="4" w:space="0" w:color="CBD5E1"/>
@@ -5497,7 +5726,8 @@
         </w:tc>
         <w:tc>
           <w:tcPr>
-            <w:tcW w:type="dxa" w:w="1806"/>
+            <w:tcW w:type="dxa" w:w="1632"/>
+            <w:tcW w:w="1631" w:type="dxa"/>
             <w:shd w:fill="FFFFFF"/>
             <w:tcBorders>
               <w:top w:val="single" w:sz="4" w:space="0" w:color="CBD5E1"/>
@@ -5530,7 +5760,8 @@
         </w:tc>
         <w:tc>
           <w:tcPr>
-            <w:tcW w:type="dxa" w:w="1806"/>
+            <w:tcW w:type="dxa" w:w="1849"/>
+            <w:tcW w:w="1849" w:type="dxa"/>
             <w:shd w:fill="FFFFFF"/>
             <w:tcBorders>
               <w:top w:val="single" w:sz="4" w:space="0" w:color="CBD5E1"/>
@@ -5568,7 +5799,8 @@
         </w:trPr>
         <w:tc>
           <w:tcPr>
-            <w:tcW w:type="dxa" w:w="1806"/>
+            <w:tcW w:type="dxa" w:w="2665"/>
+            <w:tcW w:w="2665" w:type="dxa"/>
             <w:shd w:fill="F8FAFC"/>
             <w:tcBorders>
               <w:top w:val="single" w:sz="4" w:space="0" w:color="CBD5E1"/>
@@ -5601,7 +5833,8 @@
         </w:tc>
         <w:tc>
           <w:tcPr>
-            <w:tcW w:type="dxa" w:w="1806"/>
+            <w:tcW w:type="dxa" w:w="1251"/>
+            <w:tcW w:w="1250" w:type="dxa"/>
             <w:shd w:fill="F8FAFC"/>
             <w:tcBorders>
               <w:top w:val="single" w:sz="4" w:space="0" w:color="CBD5E1"/>
@@ -5634,7 +5867,8 @@
         </w:tc>
         <w:tc>
           <w:tcPr>
-            <w:tcW w:type="dxa" w:w="1806"/>
+            <w:tcW w:type="dxa" w:w="1632"/>
+            <w:tcW w:w="1631" w:type="dxa"/>
             <w:shd w:fill="F8FAFC"/>
             <w:tcBorders>
               <w:top w:val="single" w:sz="4" w:space="0" w:color="CBD5E1"/>
@@ -5667,7 +5901,8 @@
         </w:tc>
         <w:tc>
           <w:tcPr>
-            <w:tcW w:type="dxa" w:w="1806"/>
+            <w:tcW w:type="dxa" w:w="1632"/>
+            <w:tcW w:w="1631" w:type="dxa"/>
             <w:shd w:fill="F8FAFC"/>
             <w:tcBorders>
               <w:top w:val="single" w:sz="4" w:space="0" w:color="CBD5E1"/>
@@ -5700,7 +5935,8 @@
         </w:tc>
         <w:tc>
           <w:tcPr>
-            <w:tcW w:type="dxa" w:w="1806"/>
+            <w:tcW w:type="dxa" w:w="1849"/>
+            <w:tcW w:w="1849" w:type="dxa"/>
             <w:shd w:fill="F8FAFC"/>
             <w:tcBorders>
               <w:top w:val="single" w:sz="4" w:space="0" w:color="CBD5E1"/>
@@ -5738,7 +5974,8 @@
         </w:trPr>
         <w:tc>
           <w:tcPr>
-            <w:tcW w:type="dxa" w:w="1806"/>
+            <w:tcW w:type="dxa" w:w="2665"/>
+            <w:tcW w:w="2665" w:type="dxa"/>
             <w:shd w:fill="FFFFFF"/>
             <w:tcBorders>
               <w:top w:val="single" w:sz="4" w:space="0" w:color="CBD5E1"/>
@@ -5771,7 +6008,8 @@
         </w:tc>
         <w:tc>
           <w:tcPr>
-            <w:tcW w:type="dxa" w:w="1806"/>
+            <w:tcW w:type="dxa" w:w="1251"/>
+            <w:tcW w:w="1250" w:type="dxa"/>
             <w:shd w:fill="FFFFFF"/>
             <w:tcBorders>
               <w:top w:val="single" w:sz="4" w:space="0" w:color="CBD5E1"/>
@@ -5804,7 +6042,8 @@
         </w:tc>
         <w:tc>
           <w:tcPr>
-            <w:tcW w:type="dxa" w:w="1806"/>
+            <w:tcW w:type="dxa" w:w="1632"/>
+            <w:tcW w:w="1631" w:type="dxa"/>
             <w:shd w:fill="FFFFFF"/>
             <w:tcBorders>
               <w:top w:val="single" w:sz="4" w:space="0" w:color="CBD5E1"/>
@@ -5837,7 +6076,8 @@
         </w:tc>
         <w:tc>
           <w:tcPr>
-            <w:tcW w:type="dxa" w:w="1806"/>
+            <w:tcW w:type="dxa" w:w="1632"/>
+            <w:tcW w:w="1631" w:type="dxa"/>
             <w:shd w:fill="FFFFFF"/>
             <w:tcBorders>
               <w:top w:val="single" w:sz="4" w:space="0" w:color="CBD5E1"/>
@@ -5870,7 +6110,8 @@
         </w:tc>
         <w:tc>
           <w:tcPr>
-            <w:tcW w:type="dxa" w:w="1806"/>
+            <w:tcW w:type="dxa" w:w="1849"/>
+            <w:tcW w:w="1849" w:type="dxa"/>
             <w:shd w:fill="FFFFFF"/>
             <w:tcBorders>
               <w:top w:val="single" w:sz="4" w:space="0" w:color="CBD5E1"/>
@@ -5908,7 +6149,8 @@
         </w:trPr>
         <w:tc>
           <w:tcPr>
-            <w:tcW w:type="dxa" w:w="1806"/>
+            <w:tcW w:type="dxa" w:w="2665"/>
+            <w:tcW w:w="2665" w:type="dxa"/>
             <w:shd w:fill="F8FAFC"/>
             <w:tcBorders>
               <w:top w:val="single" w:sz="4" w:space="0" w:color="CBD5E1"/>
@@ -5941,7 +6183,8 @@
         </w:tc>
         <w:tc>
           <w:tcPr>
-            <w:tcW w:type="dxa" w:w="1806"/>
+            <w:tcW w:type="dxa" w:w="1251"/>
+            <w:tcW w:w="1250" w:type="dxa"/>
             <w:shd w:fill="F8FAFC"/>
             <w:tcBorders>
               <w:top w:val="single" w:sz="4" w:space="0" w:color="CBD5E1"/>
@@ -5974,7 +6217,8 @@
         </w:tc>
         <w:tc>
           <w:tcPr>
-            <w:tcW w:type="dxa" w:w="1806"/>
+            <w:tcW w:type="dxa" w:w="1632"/>
+            <w:tcW w:w="1631" w:type="dxa"/>
             <w:shd w:fill="F8FAFC"/>
             <w:tcBorders>
               <w:top w:val="single" w:sz="4" w:space="0" w:color="CBD5E1"/>
@@ -6007,7 +6251,8 @@
         </w:tc>
         <w:tc>
           <w:tcPr>
-            <w:tcW w:type="dxa" w:w="1806"/>
+            <w:tcW w:type="dxa" w:w="1632"/>
+            <w:tcW w:w="1631" w:type="dxa"/>
             <w:shd w:fill="F8FAFC"/>
             <w:tcBorders>
               <w:top w:val="single" w:sz="4" w:space="0" w:color="CBD5E1"/>
@@ -6040,7 +6285,8 @@
         </w:tc>
         <w:tc>
           <w:tcPr>
-            <w:tcW w:type="dxa" w:w="1806"/>
+            <w:tcW w:type="dxa" w:w="1849"/>
+            <w:tcW w:w="1849" w:type="dxa"/>
             <w:shd w:fill="F8FAFC"/>
             <w:tcBorders>
               <w:top w:val="single" w:sz="4" w:space="0" w:color="CBD5E1"/>
@@ -6078,7 +6324,8 @@
         </w:trPr>
         <w:tc>
           <w:tcPr>
-            <w:tcW w:type="dxa" w:w="1806"/>
+            <w:tcW w:type="dxa" w:w="2665"/>
+            <w:tcW w:w="2665" w:type="dxa"/>
             <w:shd w:fill="FFFFFF"/>
             <w:tcBorders>
               <w:top w:val="single" w:sz="4" w:space="0" w:color="CBD5E1"/>
@@ -6111,7 +6358,8 @@
         </w:tc>
         <w:tc>
           <w:tcPr>
-            <w:tcW w:type="dxa" w:w="1806"/>
+            <w:tcW w:type="dxa" w:w="1251"/>
+            <w:tcW w:w="1250" w:type="dxa"/>
             <w:shd w:fill="FFFFFF"/>
             <w:tcBorders>
               <w:top w:val="single" w:sz="4" w:space="0" w:color="CBD5E1"/>
@@ -6144,7 +6392,8 @@
         </w:tc>
         <w:tc>
           <w:tcPr>
-            <w:tcW w:type="dxa" w:w="1806"/>
+            <w:tcW w:type="dxa" w:w="1632"/>
+            <w:tcW w:w="1631" w:type="dxa"/>
             <w:shd w:fill="FFFFFF"/>
             <w:tcBorders>
               <w:top w:val="single" w:sz="4" w:space="0" w:color="CBD5E1"/>
@@ -6177,7 +6426,8 @@
         </w:tc>
         <w:tc>
           <w:tcPr>
-            <w:tcW w:type="dxa" w:w="1806"/>
+            <w:tcW w:type="dxa" w:w="1632"/>
+            <w:tcW w:w="1631" w:type="dxa"/>
             <w:shd w:fill="FFFFFF"/>
             <w:tcBorders>
               <w:top w:val="single" w:sz="4" w:space="0" w:color="CBD5E1"/>
@@ -6210,7 +6460,8 @@
         </w:tc>
         <w:tc>
           <w:tcPr>
-            <w:tcW w:type="dxa" w:w="1806"/>
+            <w:tcW w:type="dxa" w:w="1849"/>
+            <w:tcW w:w="1849" w:type="dxa"/>
             <w:shd w:fill="FFFFFF"/>
             <w:tcBorders>
               <w:top w:val="single" w:sz="4" w:space="0" w:color="CBD5E1"/>
@@ -6248,7 +6499,8 @@
         </w:trPr>
         <w:tc>
           <w:tcPr>
-            <w:tcW w:type="dxa" w:w="1806"/>
+            <w:tcW w:type="dxa" w:w="2665"/>
+            <w:tcW w:w="2665" w:type="dxa"/>
             <w:shd w:fill="F8FAFC"/>
             <w:tcBorders>
               <w:top w:val="single" w:sz="4" w:space="0" w:color="CBD5E1"/>
@@ -6281,7 +6533,8 @@
         </w:tc>
         <w:tc>
           <w:tcPr>
-            <w:tcW w:type="dxa" w:w="1806"/>
+            <w:tcW w:type="dxa" w:w="1251"/>
+            <w:tcW w:w="1250" w:type="dxa"/>
             <w:shd w:fill="F8FAFC"/>
             <w:tcBorders>
               <w:top w:val="single" w:sz="4" w:space="0" w:color="CBD5E1"/>
@@ -6314,7 +6567,8 @@
         </w:tc>
         <w:tc>
           <w:tcPr>
-            <w:tcW w:type="dxa" w:w="1806"/>
+            <w:tcW w:type="dxa" w:w="1632"/>
+            <w:tcW w:w="1631" w:type="dxa"/>
             <w:shd w:fill="F8FAFC"/>
             <w:tcBorders>
               <w:top w:val="single" w:sz="4" w:space="0" w:color="CBD5E1"/>
@@ -6347,7 +6601,8 @@
         </w:tc>
         <w:tc>
           <w:tcPr>
-            <w:tcW w:type="dxa" w:w="1806"/>
+            <w:tcW w:type="dxa" w:w="1632"/>
+            <w:tcW w:w="1631" w:type="dxa"/>
             <w:shd w:fill="F8FAFC"/>
             <w:tcBorders>
               <w:top w:val="single" w:sz="4" w:space="0" w:color="CBD5E1"/>
@@ -6380,7 +6635,8 @@
         </w:tc>
         <w:tc>
           <w:tcPr>
-            <w:tcW w:type="dxa" w:w="1806"/>
+            <w:tcW w:type="dxa" w:w="1849"/>
+            <w:tcW w:w="1849" w:type="dxa"/>
             <w:shd w:fill="F8FAFC"/>
             <w:tcBorders>
               <w:top w:val="single" w:sz="4" w:space="0" w:color="CBD5E1"/>
@@ -6418,7 +6674,8 @@
         </w:trPr>
         <w:tc>
           <w:tcPr>
-            <w:tcW w:type="dxa" w:w="1806"/>
+            <w:tcW w:type="dxa" w:w="2665"/>
+            <w:tcW w:w="2665" w:type="dxa"/>
             <w:shd w:fill="FFFFFF"/>
             <w:tcBorders>
               <w:top w:val="single" w:sz="4" w:space="0" w:color="CBD5E1"/>
@@ -6451,7 +6708,8 @@
         </w:tc>
         <w:tc>
           <w:tcPr>
-            <w:tcW w:type="dxa" w:w="1806"/>
+            <w:tcW w:type="dxa" w:w="1251"/>
+            <w:tcW w:w="1250" w:type="dxa"/>
             <w:shd w:fill="FFFFFF"/>
             <w:tcBorders>
               <w:top w:val="single" w:sz="4" w:space="0" w:color="CBD5E1"/>
@@ -6484,7 +6742,8 @@
         </w:tc>
         <w:tc>
           <w:tcPr>
-            <w:tcW w:type="dxa" w:w="1806"/>
+            <w:tcW w:type="dxa" w:w="1632"/>
+            <w:tcW w:w="1631" w:type="dxa"/>
             <w:shd w:fill="FFFFFF"/>
             <w:tcBorders>
               <w:top w:val="single" w:sz="4" w:space="0" w:color="CBD5E1"/>
@@ -6517,7 +6776,8 @@
         </w:tc>
         <w:tc>
           <w:tcPr>
-            <w:tcW w:type="dxa" w:w="1806"/>
+            <w:tcW w:type="dxa" w:w="1632"/>
+            <w:tcW w:w="1631" w:type="dxa"/>
             <w:shd w:fill="FFFFFF"/>
             <w:tcBorders>
               <w:top w:val="single" w:sz="4" w:space="0" w:color="CBD5E1"/>
@@ -6550,7 +6810,8 @@
         </w:tc>
         <w:tc>
           <w:tcPr>
-            <w:tcW w:type="dxa" w:w="1806"/>
+            <w:tcW w:type="dxa" w:w="1849"/>
+            <w:tcW w:w="1849" w:type="dxa"/>
             <w:shd w:fill="FFFFFF"/>
             <w:tcBorders>
               <w:top w:val="single" w:sz="4" w:space="0" w:color="CBD5E1"/>
@@ -6588,7 +6849,8 @@
         </w:trPr>
         <w:tc>
           <w:tcPr>
-            <w:tcW w:type="dxa" w:w="1806"/>
+            <w:tcW w:type="dxa" w:w="2665"/>
+            <w:tcW w:w="2665" w:type="dxa"/>
             <w:shd w:fill="F8FAFC"/>
             <w:tcBorders>
               <w:top w:val="single" w:sz="4" w:space="0" w:color="CBD5E1"/>
@@ -6621,7 +6883,8 @@
         </w:tc>
         <w:tc>
           <w:tcPr>
-            <w:tcW w:type="dxa" w:w="1806"/>
+            <w:tcW w:type="dxa" w:w="1251"/>
+            <w:tcW w:w="1250" w:type="dxa"/>
             <w:shd w:fill="F8FAFC"/>
             <w:tcBorders>
               <w:top w:val="single" w:sz="4" w:space="0" w:color="CBD5E1"/>
@@ -6654,7 +6917,8 @@
         </w:tc>
         <w:tc>
           <w:tcPr>
-            <w:tcW w:type="dxa" w:w="1806"/>
+            <w:tcW w:type="dxa" w:w="1632"/>
+            <w:tcW w:w="1631" w:type="dxa"/>
             <w:shd w:fill="F8FAFC"/>
             <w:tcBorders>
               <w:top w:val="single" w:sz="4" w:space="0" w:color="CBD5E1"/>
@@ -6687,7 +6951,8 @@
         </w:tc>
         <w:tc>
           <w:tcPr>
-            <w:tcW w:type="dxa" w:w="1806"/>
+            <w:tcW w:type="dxa" w:w="1632"/>
+            <w:tcW w:w="1631" w:type="dxa"/>
             <w:shd w:fill="F8FAFC"/>
             <w:tcBorders>
               <w:top w:val="single" w:sz="4" w:space="0" w:color="CBD5E1"/>
@@ -6720,7 +6985,8 @@
         </w:tc>
         <w:tc>
           <w:tcPr>
-            <w:tcW w:type="dxa" w:w="1806"/>
+            <w:tcW w:type="dxa" w:w="1849"/>
+            <w:tcW w:w="1849" w:type="dxa"/>
             <w:shd w:fill="F8FAFC"/>
             <w:tcBorders>
               <w:top w:val="single" w:sz="4" w:space="0" w:color="CBD5E1"/>
@@ -6758,7 +7024,8 @@
         </w:trPr>
         <w:tc>
           <w:tcPr>
-            <w:tcW w:type="dxa" w:w="1806"/>
+            <w:tcW w:type="dxa" w:w="2665"/>
+            <w:tcW w:w="2665" w:type="dxa"/>
             <w:shd w:fill="FFFFFF"/>
             <w:tcBorders>
               <w:top w:val="single" w:sz="4" w:space="0" w:color="CBD5E1"/>
@@ -6791,7 +7058,8 @@
         </w:tc>
         <w:tc>
           <w:tcPr>
-            <w:tcW w:type="dxa" w:w="1806"/>
+            <w:tcW w:type="dxa" w:w="1251"/>
+            <w:tcW w:w="1250" w:type="dxa"/>
             <w:shd w:fill="FFFFFF"/>
             <w:tcBorders>
               <w:top w:val="single" w:sz="4" w:space="0" w:color="CBD5E1"/>
@@ -6824,7 +7092,8 @@
         </w:tc>
         <w:tc>
           <w:tcPr>
-            <w:tcW w:type="dxa" w:w="1806"/>
+            <w:tcW w:type="dxa" w:w="1632"/>
+            <w:tcW w:w="1631" w:type="dxa"/>
             <w:shd w:fill="FFFFFF"/>
             <w:tcBorders>
               <w:top w:val="single" w:sz="4" w:space="0" w:color="CBD5E1"/>
@@ -6857,7 +7126,8 @@
         </w:tc>
         <w:tc>
           <w:tcPr>
-            <w:tcW w:type="dxa" w:w="1806"/>
+            <w:tcW w:type="dxa" w:w="1632"/>
+            <w:tcW w:w="1631" w:type="dxa"/>
             <w:shd w:fill="FFFFFF"/>
             <w:tcBorders>
               <w:top w:val="single" w:sz="4" w:space="0" w:color="CBD5E1"/>
@@ -6890,7 +7160,8 @@
         </w:tc>
         <w:tc>
           <w:tcPr>
-            <w:tcW w:type="dxa" w:w="1806"/>
+            <w:tcW w:type="dxa" w:w="1849"/>
+            <w:tcW w:w="1849" w:type="dxa"/>
             <w:shd w:fill="FFFFFF"/>
             <w:tcBorders>
               <w:top w:val="single" w:sz="4" w:space="0" w:color="CBD5E1"/>
@@ -6928,7 +7199,8 @@
         </w:trPr>
         <w:tc>
           <w:tcPr>
-            <w:tcW w:type="dxa" w:w="1806"/>
+            <w:tcW w:type="dxa" w:w="2665"/>
+            <w:tcW w:w="2665" w:type="dxa"/>
             <w:shd w:fill="F8FAFC"/>
             <w:tcBorders>
               <w:top w:val="single" w:sz="4" w:space="0" w:color="CBD5E1"/>
@@ -6961,7 +7233,8 @@
         </w:tc>
         <w:tc>
           <w:tcPr>
-            <w:tcW w:type="dxa" w:w="1806"/>
+            <w:tcW w:type="dxa" w:w="1251"/>
+            <w:tcW w:w="1250" w:type="dxa"/>
             <w:shd w:fill="F8FAFC"/>
             <w:tcBorders>
               <w:top w:val="single" w:sz="4" w:space="0" w:color="CBD5E1"/>
@@ -6994,7 +7267,8 @@
         </w:tc>
         <w:tc>
           <w:tcPr>
-            <w:tcW w:type="dxa" w:w="1806"/>
+            <w:tcW w:type="dxa" w:w="1632"/>
+            <w:tcW w:w="1631" w:type="dxa"/>
             <w:shd w:fill="F8FAFC"/>
             <w:tcBorders>
               <w:top w:val="single" w:sz="4" w:space="0" w:color="CBD5E1"/>
@@ -7027,7 +7301,8 @@
         </w:tc>
         <w:tc>
           <w:tcPr>
-            <w:tcW w:type="dxa" w:w="1806"/>
+            <w:tcW w:type="dxa" w:w="1632"/>
+            <w:tcW w:w="1631" w:type="dxa"/>
             <w:shd w:fill="F8FAFC"/>
             <w:tcBorders>
               <w:top w:val="single" w:sz="4" w:space="0" w:color="CBD5E1"/>
@@ -7060,7 +7335,8 @@
         </w:tc>
         <w:tc>
           <w:tcPr>
-            <w:tcW w:type="dxa" w:w="1806"/>
+            <w:tcW w:type="dxa" w:w="1849"/>
+            <w:tcW w:w="1849" w:type="dxa"/>
             <w:shd w:fill="F8FAFC"/>
             <w:tcBorders>
               <w:top w:val="single" w:sz="4" w:space="0" w:color="CBD5E1"/>
@@ -7098,7 +7374,8 @@
         </w:trPr>
         <w:tc>
           <w:tcPr>
-            <w:tcW w:type="dxa" w:w="1806"/>
+            <w:tcW w:type="dxa" w:w="2665"/>
+            <w:tcW w:w="2665" w:type="dxa"/>
             <w:shd w:fill="FFFFFF"/>
             <w:tcBorders>
               <w:top w:val="single" w:sz="4" w:space="0" w:color="CBD5E1"/>
@@ -7131,7 +7408,8 @@
         </w:tc>
         <w:tc>
           <w:tcPr>
-            <w:tcW w:type="dxa" w:w="1806"/>
+            <w:tcW w:type="dxa" w:w="1251"/>
+            <w:tcW w:w="1250" w:type="dxa"/>
             <w:shd w:fill="FFFFFF"/>
             <w:tcBorders>
               <w:top w:val="single" w:sz="4" w:space="0" w:color="CBD5E1"/>
@@ -7164,7 +7442,8 @@
         </w:tc>
         <w:tc>
           <w:tcPr>
-            <w:tcW w:type="dxa" w:w="1806"/>
+            <w:tcW w:type="dxa" w:w="1632"/>
+            <w:tcW w:w="1631" w:type="dxa"/>
             <w:shd w:fill="FFFFFF"/>
             <w:tcBorders>
               <w:top w:val="single" w:sz="4" w:space="0" w:color="CBD5E1"/>
@@ -7197,7 +7476,8 @@
         </w:tc>
         <w:tc>
           <w:tcPr>
-            <w:tcW w:type="dxa" w:w="1806"/>
+            <w:tcW w:type="dxa" w:w="1632"/>
+            <w:tcW w:w="1631" w:type="dxa"/>
             <w:shd w:fill="FFFFFF"/>
             <w:tcBorders>
               <w:top w:val="single" w:sz="4" w:space="0" w:color="CBD5E1"/>
@@ -7230,7 +7510,8 @@
         </w:tc>
         <w:tc>
           <w:tcPr>
-            <w:tcW w:type="dxa" w:w="1806"/>
+            <w:tcW w:type="dxa" w:w="1849"/>
+            <w:tcW w:w="1849" w:type="dxa"/>
             <w:shd w:fill="FFFFFF"/>
             <w:tcBorders>
               <w:top w:val="single" w:sz="4" w:space="0" w:color="CBD5E1"/>
@@ -9231,7 +9512,7 @@
           <w:color w:val="475569"/>
           <w:sz w:val="21"/>
         </w:rPr>
-        <w:t>5.1.4 Modul Multi-Tenancy Organisasi &amp; Perusahaan (Company Isolation)</w:t>
+        <w:t>5.1.4 Modul Multi-Tenancy Organisasi &amp; Perusahaan (Company Isolation &amp; Corporate Code Registration)</w:t>
       </w:r>
     </w:p>
     <w:p>
@@ -9251,12 +9532,47 @@
       <w:r>
         <w:rPr>
           <w:rFonts w:ascii="Calibri" w:hAnsi="Calibri"/>
-          <w:b w:val="0"/>
-          <w:i w:val="0"/>
-          <w:color w:val="1E293B"/>
-          <w:sz w:val="19"/>
-        </w:rPr>
-        <w:t>Setiap pengguna, proyek, tugas, dan catatan kerja terhubung ke entitas Perusahaan/Organisasi (</w:t>
+          <w:b/>
+          <w:i w:val="0"/>
+          <w:color w:val="1E293B"/>
+          <w:sz w:val="19"/>
+        </w:rPr>
+        <w:t>Registrasi Berbasis Kode Perusahaan (Zero-Knowledge Privacy Protection)</w:t>
+      </w:r>
+      <w:r>
+        <w:rPr>
+          <w:rFonts w:ascii="Calibri" w:hAnsi="Calibri"/>
+          <w:b w:val="0"/>
+          <w:i w:val="0"/>
+          <w:color w:val="1E293B"/>
+          <w:sz w:val="19"/>
+        </w:rPr>
+        <w:t>:</w:t>
+      </w:r>
+    </w:p>
+    <w:p>
+      <w:pPr>
+        <w:spacing w:before="20" w:after="40" w:line="276" w:lineRule="auto"/>
+        <w:ind w:left="720"/>
+      </w:pPr>
+      <w:r>
+        <w:rPr>
+          <w:rFonts w:ascii="Arial" w:hAnsi="Arial"/>
+          <w:b/>
+          <w:color w:val="2563EB"/>
+          <w:sz w:val="19"/>
+        </w:rPr>
+        <w:t xml:space="preserve">⁃ </w:t>
+      </w:r>
+      <w:r>
+        <w:rPr>
+          <w:rFonts w:ascii="Calibri" w:hAnsi="Calibri"/>
+          <w:b w:val="0"/>
+          <w:i w:val="0"/>
+          <w:color w:val="1E293B"/>
+          <w:sz w:val="19"/>
+        </w:rPr>
+        <w:t>Antarmuka registrasi publik (</w:t>
       </w:r>
       <w:r>
         <w:rPr>
@@ -9266,23 +9582,43 @@
           <w:color w:val="C2410C"/>
           <w:sz w:val="17"/>
         </w:rPr>
-        <w:t>CompanyId</w:t>
-      </w:r>
-      <w:r>
-        <w:rPr>
-          <w:rFonts w:ascii="Calibri" w:hAnsi="Calibri"/>
-          <w:b w:val="0"/>
-          <w:i w:val="0"/>
-          <w:color w:val="1E293B"/>
-          <w:sz w:val="19"/>
-        </w:rPr>
-        <w:t>).</w:t>
+        <w:t>/Account/Register</w:t>
+      </w:r>
+      <w:r>
+        <w:rPr>
+          <w:rFonts w:ascii="Calibri" w:hAnsi="Calibri"/>
+          <w:b w:val="0"/>
+          <w:i w:val="0"/>
+          <w:color w:val="1E293B"/>
+          <w:sz w:val="19"/>
+        </w:rPr>
+        <w:t xml:space="preserve">) </w:t>
+      </w:r>
+      <w:r>
+        <w:rPr>
+          <w:rFonts w:ascii="Calibri" w:hAnsi="Calibri"/>
+          <w:b/>
+          <w:i w:val="0"/>
+          <w:color w:val="1E293B"/>
+          <w:sz w:val="19"/>
+        </w:rPr>
+        <w:t>tidak menampilkan daftar nama perusahaan yang sudah terdaftar</w:t>
+      </w:r>
+      <w:r>
+        <w:rPr>
+          <w:rFonts w:ascii="Calibri" w:hAnsi="Calibri"/>
+          <w:b w:val="0"/>
+          <w:i w:val="0"/>
+          <w:color w:val="1E293B"/>
+          <w:sz w:val="19"/>
+        </w:rPr>
+        <w:t xml:space="preserve"> untuk mencegah kebocoran informasi dan enumerasi entitas klien oleh pihak luar.</w:t>
       </w:r>
     </w:p>
     <w:p>
       <w:pPr>
         <w:spacing w:before="20" w:after="40" w:line="276" w:lineRule="auto"/>
-        <w:ind w:left="360"/>
+        <w:ind w:left="720"/>
       </w:pPr>
       <w:r>
         <w:rPr>
@@ -9291,17 +9627,52 @@
           <w:color w:val="2563EB"/>
           <w:sz w:val="19"/>
         </w:rPr>
-        <w:t xml:space="preserve">• </w:t>
-      </w:r>
-      <w:r>
-        <w:rPr>
-          <w:rFonts w:ascii="Calibri" w:hAnsi="Calibri"/>
-          <w:b w:val="0"/>
-          <w:i w:val="0"/>
-          <w:color w:val="1E293B"/>
-          <w:sz w:val="19"/>
-        </w:rPr>
-        <w:t>Pada saat pendaftaran, pengguna dapat memilih untuk bergabung dengan perusahaan yang sudah ada (</w:t>
+        <w:t xml:space="preserve">⁃ </w:t>
+      </w:r>
+      <w:r>
+        <w:rPr>
+          <w:rFonts w:ascii="Calibri" w:hAnsi="Calibri"/>
+          <w:b w:val="0"/>
+          <w:i w:val="0"/>
+          <w:color w:val="1E293B"/>
+          <w:sz w:val="19"/>
+        </w:rPr>
+        <w:t>Alur pendaftaran menyediakan 2 tab terpisah:</w:t>
+      </w:r>
+    </w:p>
+    <w:p>
+      <w:pPr>
+        <w:spacing w:before="20" w:after="40" w:line="276" w:lineRule="auto"/>
+        <w:ind w:left="1080"/>
+      </w:pPr>
+      <w:r>
+        <w:rPr>
+          <w:rFonts w:ascii="Arial" w:hAnsi="Arial"/>
+          <w:b/>
+          <w:color w:val="2563EB"/>
+          <w:sz w:val="19"/>
+        </w:rPr>
+        <w:t xml:space="preserve">1. </w:t>
+      </w:r>
+      <w:r>
+        <w:rPr>
+          <w:rFonts w:ascii="Calibri" w:hAnsi="Calibri"/>
+          <w:b/>
+          <w:i w:val="0"/>
+          <w:color w:val="1E293B"/>
+          <w:sz w:val="19"/>
+        </w:rPr>
+        <w:t>Masukkan Kode Perusahaan (`CompanyOption = existing`)</w:t>
+      </w:r>
+      <w:r>
+        <w:rPr>
+          <w:rFonts w:ascii="Calibri" w:hAnsi="Calibri"/>
+          <w:b w:val="0"/>
+          <w:i w:val="0"/>
+          <w:color w:val="1E293B"/>
+          <w:sz w:val="19"/>
+        </w:rPr>
+        <w:t>: Calon pengguna wajib menginput kode perusahaan yang sah (</w:t>
       </w:r>
       <w:r>
         <w:rPr>
@@ -9311,17 +9682,52 @@
           <w:color w:val="C2410C"/>
           <w:sz w:val="17"/>
         </w:rPr>
-        <w:t>CompanyOption = existing</w:t>
-      </w:r>
-      <w:r>
-        <w:rPr>
-          <w:rFonts w:ascii="Calibri" w:hAnsi="Calibri"/>
-          <w:b w:val="0"/>
-          <w:i w:val="0"/>
-          <w:color w:val="1E293B"/>
-          <w:sz w:val="19"/>
-        </w:rPr>
-        <w:t>) atau mendaftarkan nama/kode perusahaan baru (</w:t>
+        <w:t>ExistingCompanyCode</w:t>
+      </w:r>
+      <w:r>
+        <w:rPr>
+          <w:rFonts w:ascii="Calibri" w:hAnsi="Calibri"/>
+          <w:b w:val="0"/>
+          <w:i w:val="0"/>
+          <w:color w:val="1E293B"/>
+          <w:sz w:val="19"/>
+        </w:rPr>
+        <w:t>, otomatis diformat uppercase). Sistem memverifikasi kecocokan kode di database; jika tidak ditemukan, registrasi ditolak dengan pesan peringatan.</w:t>
+      </w:r>
+    </w:p>
+    <w:p>
+      <w:pPr>
+        <w:spacing w:before="20" w:after="40" w:line="276" w:lineRule="auto"/>
+        <w:ind w:left="1080"/>
+      </w:pPr>
+      <w:r>
+        <w:rPr>
+          <w:rFonts w:ascii="Arial" w:hAnsi="Arial"/>
+          <w:b/>
+          <w:color w:val="2563EB"/>
+          <w:sz w:val="19"/>
+        </w:rPr>
+        <w:t xml:space="preserve">2. </w:t>
+      </w:r>
+      <w:r>
+        <w:rPr>
+          <w:rFonts w:ascii="Calibri" w:hAnsi="Calibri"/>
+          <w:b/>
+          <w:i w:val="0"/>
+          <w:color w:val="1E293B"/>
+          <w:sz w:val="19"/>
+        </w:rPr>
+        <w:t>Daftarkan Perusahaan Baru (`CompanyOption = new`)</w:t>
+      </w:r>
+      <w:r>
+        <w:rPr>
+          <w:rFonts w:ascii="Calibri" w:hAnsi="Calibri"/>
+          <w:b w:val="0"/>
+          <w:i w:val="0"/>
+          <w:color w:val="1E293B"/>
+          <w:sz w:val="19"/>
+        </w:rPr>
+        <w:t>: Calon pengguna mendaftarkan entitas perusahaan baru dengan melengkapi Nama Perusahaan (</w:t>
       </w:r>
       <w:r>
         <w:rPr>
@@ -9331,17 +9737,37 @@
           <w:color w:val="C2410C"/>
           <w:sz w:val="17"/>
         </w:rPr>
-        <w:t>CompanyOption = new</w:t>
-      </w:r>
-      <w:r>
-        <w:rPr>
-          <w:rFonts w:ascii="Calibri" w:hAnsi="Calibri"/>
-          <w:b w:val="0"/>
-          <w:i w:val="0"/>
-          <w:color w:val="1E293B"/>
-          <w:sz w:val="19"/>
-        </w:rPr>
-        <w:t>).</w:t>
+        <w:t>NewCompanyName</w:t>
+      </w:r>
+      <w:r>
+        <w:rPr>
+          <w:rFonts w:ascii="Calibri" w:hAnsi="Calibri"/>
+          <w:b w:val="0"/>
+          <w:i w:val="0"/>
+          <w:color w:val="1E293B"/>
+          <w:sz w:val="19"/>
+        </w:rPr>
+        <w:t>) dan Kode Perusahaan Unik (</w:t>
+      </w:r>
+      <w:r>
+        <w:rPr>
+          <w:rFonts w:ascii="Consolas" w:hAnsi="Consolas"/>
+          <w:b w:val="0"/>
+          <w:i w:val="0"/>
+          <w:color w:val="C2410C"/>
+          <w:sz w:val="17"/>
+        </w:rPr>
+        <w:t>NewCompanyCode</w:t>
+      </w:r>
+      <w:r>
+        <w:rPr>
+          <w:rFonts w:ascii="Calibri" w:hAnsi="Calibri"/>
+          <w:b w:val="0"/>
+          <w:i w:val="0"/>
+          <w:color w:val="1E293B"/>
+          <w:sz w:val="19"/>
+        </w:rPr>
+        <w:t>, minimal 3 karakter alfanumerik uppercase). Sistem memvalidasi keunikan kode agar tidak terjadi duplikasi.</w:t>
       </w:r>
     </w:p>
     <w:p>
@@ -9366,21 +9792,981 @@
           <w:color w:val="1E293B"/>
           <w:sz w:val="19"/>
         </w:rPr>
-        <w:t>Isolasi Data</w:t>
-      </w:r>
-      <w:r>
-        <w:rPr>
-          <w:rFonts w:ascii="Calibri" w:hAnsi="Calibri"/>
-          <w:b w:val="0"/>
-          <w:i w:val="0"/>
-          <w:color w:val="1E293B"/>
-          <w:sz w:val="19"/>
-        </w:rPr>
-        <w:t>: Pengguna reguler hanya dapat melihat dan mengakses proyek, tugas, dan catatan yang berada dalam lingkup perusahaan yang sama. Administrator memiliki visibilitas penuh terhadap seluruh entitas untuk keperluan audit dan pengawasan lintas tim.</w:t>
+        <w:t>Isolasi Data Penuh (Strict Multi-Tenant Scoping)</w:t>
+      </w:r>
+      <w:r>
+        <w:rPr>
+          <w:rFonts w:ascii="Calibri" w:hAnsi="Calibri"/>
+          <w:b w:val="0"/>
+          <w:i w:val="0"/>
+          <w:color w:val="1E293B"/>
+          <w:sz w:val="19"/>
+        </w:rPr>
+        <w:t>:</w:t>
       </w:r>
     </w:p>
     <w:p>
       <w:pPr>
+        <w:spacing w:before="20" w:after="40" w:line="276" w:lineRule="auto"/>
+        <w:ind w:left="720"/>
+      </w:pPr>
+      <w:r>
+        <w:rPr>
+          <w:rFonts w:ascii="Arial" w:hAnsi="Arial"/>
+          <w:b/>
+          <w:color w:val="2563EB"/>
+          <w:sz w:val="19"/>
+        </w:rPr>
+        <w:t xml:space="preserve">⁃ </w:t>
+      </w:r>
+      <w:r>
+        <w:rPr>
+          <w:rFonts w:ascii="Calibri" w:hAnsi="Calibri"/>
+          <w:b w:val="0"/>
+          <w:i w:val="0"/>
+          <w:color w:val="1E293B"/>
+          <w:sz w:val="19"/>
+        </w:rPr>
+        <w:t xml:space="preserve">Seluruh query data (Proyek, Tugas, Catatan Kerja, Presensi, Sesi Timesheet, Kalender, dan Laporan) secara ketat dibatasi berdasarkan </w:t>
+      </w:r>
+      <w:r>
+        <w:rPr>
+          <w:rFonts w:ascii="Consolas" w:hAnsi="Consolas"/>
+          <w:b w:val="0"/>
+          <w:i w:val="0"/>
+          <w:color w:val="C2410C"/>
+          <w:sz w:val="17"/>
+        </w:rPr>
+        <w:t>CompanyId</w:t>
+      </w:r>
+      <w:r>
+        <w:rPr>
+          <w:rFonts w:ascii="Calibri" w:hAnsi="Calibri"/>
+          <w:b w:val="0"/>
+          <w:i w:val="0"/>
+          <w:color w:val="1E293B"/>
+          <w:sz w:val="19"/>
+        </w:rPr>
+        <w:t xml:space="preserve"> milik pengguna yang sedang login melalui </w:t>
+      </w:r>
+      <w:r>
+        <w:rPr>
+          <w:rFonts w:ascii="Consolas" w:hAnsi="Consolas"/>
+          <w:b w:val="0"/>
+          <w:i w:val="0"/>
+          <w:color w:val="C2410C"/>
+          <w:sz w:val="17"/>
+        </w:rPr>
+        <w:t>TaskPermissionHelper</w:t>
+      </w:r>
+      <w:r>
+        <w:rPr>
+          <w:rFonts w:ascii="Calibri" w:hAnsi="Calibri"/>
+          <w:b w:val="0"/>
+          <w:i w:val="0"/>
+          <w:color w:val="1E293B"/>
+          <w:sz w:val="19"/>
+        </w:rPr>
+        <w:t xml:space="preserve"> dan filter LINQ EF Core.</w:t>
+      </w:r>
+    </w:p>
+    <w:p>
+      <w:pPr>
+        <w:spacing w:before="20" w:after="40" w:line="276" w:lineRule="auto"/>
+        <w:ind w:left="720"/>
+      </w:pPr>
+      <w:r>
+        <w:rPr>
+          <w:rFonts w:ascii="Arial" w:hAnsi="Arial"/>
+          <w:b/>
+          <w:color w:val="2563EB"/>
+          <w:sz w:val="19"/>
+        </w:rPr>
+        <w:t xml:space="preserve">⁃ </w:t>
+      </w:r>
+      <w:r>
+        <w:rPr>
+          <w:rFonts w:ascii="Calibri" w:hAnsi="Calibri"/>
+          <w:b w:val="0"/>
+          <w:i w:val="0"/>
+          <w:color w:val="1E293B"/>
+          <w:sz w:val="19"/>
+        </w:rPr>
+        <w:t>Pengguna non-admin sama sekali tidak dapat melihat, mencari, maupun mengelola entitas milik perusahaan lain.</w:t>
+      </w:r>
+    </w:p>
+    <w:p>
+      <w:pPr>
+        <w:spacing w:before="20" w:after="40" w:line="276" w:lineRule="auto"/>
+        <w:ind w:left="360"/>
+      </w:pPr>
+      <w:r>
+        <w:rPr>
+          <w:rFonts w:ascii="Arial" w:hAnsi="Arial"/>
+          <w:b/>
+          <w:color w:val="2563EB"/>
+          <w:sz w:val="19"/>
+        </w:rPr>
+        <w:t xml:space="preserve">• </w:t>
+      </w:r>
+      <w:r>
+        <w:rPr>
+          <w:rFonts w:ascii="Calibri" w:hAnsi="Calibri"/>
+          <w:b/>
+          <w:i w:val="0"/>
+          <w:color w:val="1E293B"/>
+          <w:sz w:val="19"/>
+        </w:rPr>
+        <w:t>Otorisasi Penuh Administrator Sistem</w:t>
+      </w:r>
+      <w:r>
+        <w:rPr>
+          <w:rFonts w:ascii="Calibri" w:hAnsi="Calibri"/>
+          <w:b w:val="0"/>
+          <w:i w:val="0"/>
+          <w:color w:val="1E293B"/>
+          <w:sz w:val="19"/>
+        </w:rPr>
+        <w:t>:</w:t>
+      </w:r>
+    </w:p>
+    <w:p>
+      <w:pPr>
+        <w:spacing w:before="20" w:after="40" w:line="276" w:lineRule="auto"/>
+        <w:ind w:left="720"/>
+      </w:pPr>
+      <w:r>
+        <w:rPr>
+          <w:rFonts w:ascii="Arial" w:hAnsi="Arial"/>
+          <w:b/>
+          <w:color w:val="2563EB"/>
+          <w:sz w:val="19"/>
+        </w:rPr>
+        <w:t xml:space="preserve">⁃ </w:t>
+      </w:r>
+      <w:r>
+        <w:rPr>
+          <w:rFonts w:ascii="Calibri" w:hAnsi="Calibri"/>
+          <w:b w:val="0"/>
+          <w:i w:val="0"/>
+          <w:color w:val="1E293B"/>
+          <w:sz w:val="19"/>
+        </w:rPr>
+        <w:t>Administrator sistem (Global Admin) memiliki hak akses penuh lintas perusahaan.</w:t>
+      </w:r>
+    </w:p>
+    <w:p>
+      <w:pPr>
+        <w:spacing w:before="20" w:after="40" w:line="276" w:lineRule="auto"/>
+        <w:ind w:left="720"/>
+      </w:pPr>
+      <w:r>
+        <w:rPr>
+          <w:rFonts w:ascii="Arial" w:hAnsi="Arial"/>
+          <w:b/>
+          <w:color w:val="2563EB"/>
+          <w:sz w:val="19"/>
+        </w:rPr>
+        <w:t xml:space="preserve">⁃ </w:t>
+      </w:r>
+      <w:r>
+        <w:rPr>
+          <w:rFonts w:ascii="Calibri" w:hAnsi="Calibri"/>
+          <w:b w:val="0"/>
+          <w:i w:val="0"/>
+          <w:color w:val="1E293B"/>
+          <w:sz w:val="19"/>
+        </w:rPr>
+        <w:t>Pada halaman Proyek (</w:t>
+      </w:r>
+      <w:r>
+        <w:rPr>
+          <w:rFonts w:ascii="Consolas" w:hAnsi="Consolas"/>
+          <w:b w:val="0"/>
+          <w:i w:val="0"/>
+          <w:color w:val="C2410C"/>
+          <w:sz w:val="17"/>
+        </w:rPr>
+        <w:t>/Project</w:t>
+      </w:r>
+      <w:r>
+        <w:rPr>
+          <w:rFonts w:ascii="Calibri" w:hAnsi="Calibri"/>
+          <w:b w:val="0"/>
+          <w:i w:val="0"/>
+          <w:color w:val="1E293B"/>
+          <w:sz w:val="19"/>
+        </w:rPr>
+        <w:t>), Tugas (</w:t>
+      </w:r>
+      <w:r>
+        <w:rPr>
+          <w:rFonts w:ascii="Consolas" w:hAnsi="Consolas"/>
+          <w:b w:val="0"/>
+          <w:i w:val="0"/>
+          <w:color w:val="C2410C"/>
+          <w:sz w:val="17"/>
+        </w:rPr>
+        <w:t>/Task</w:t>
+      </w:r>
+      <w:r>
+        <w:rPr>
+          <w:rFonts w:ascii="Calibri" w:hAnsi="Calibri"/>
+          <w:b w:val="0"/>
+          <w:i w:val="0"/>
+          <w:color w:val="1E293B"/>
+          <w:sz w:val="19"/>
+        </w:rPr>
+        <w:t>), dan Anggota Tim (</w:t>
+      </w:r>
+      <w:r>
+        <w:rPr>
+          <w:rFonts w:ascii="Consolas" w:hAnsi="Consolas"/>
+          <w:b w:val="0"/>
+          <w:i w:val="0"/>
+          <w:color w:val="C2410C"/>
+          <w:sz w:val="17"/>
+        </w:rPr>
+        <w:t>/Member</w:t>
+      </w:r>
+      <w:r>
+        <w:rPr>
+          <w:rFonts w:ascii="Calibri" w:hAnsi="Calibri"/>
+          <w:b w:val="0"/>
+          <w:i w:val="0"/>
+          <w:color w:val="1E293B"/>
+          <w:sz w:val="19"/>
+        </w:rPr>
+        <w:t>), Administrator disediakan dropdown pemilih filter perusahaan (</w:t>
+      </w:r>
+      <w:r>
+        <w:rPr>
+          <w:rFonts w:ascii="Consolas" w:hAnsi="Consolas"/>
+          <w:b w:val="0"/>
+          <w:i w:val="0"/>
+          <w:color w:val="C2410C"/>
+          <w:sz w:val="17"/>
+        </w:rPr>
+        <w:t>companyId</w:t>
+      </w:r>
+      <w:r>
+        <w:rPr>
+          <w:rFonts w:ascii="Calibri" w:hAnsi="Calibri"/>
+          <w:b w:val="0"/>
+          <w:i w:val="0"/>
+          <w:color w:val="1E293B"/>
+          <w:sz w:val="19"/>
+        </w:rPr>
+        <w:t>) untuk melihat data per entitas spesifik maupun seluruh perusahaan sekaligus.</w:t>
+      </w:r>
+    </w:p>
+    <w:p>
+      <w:pPr>
+        <w:spacing w:before="20" w:after="40" w:line="276" w:lineRule="auto"/>
+        <w:ind w:left="360"/>
+      </w:pPr>
+      <w:r>
+        <w:rPr>
+          <w:rFonts w:ascii="Arial" w:hAnsi="Arial"/>
+          <w:b/>
+          <w:color w:val="2563EB"/>
+          <w:sz w:val="19"/>
+        </w:rPr>
+        <w:t xml:space="preserve">• </w:t>
+      </w:r>
+      <w:r>
+        <w:rPr>
+          <w:rFonts w:ascii="Calibri" w:hAnsi="Calibri"/>
+          <w:b/>
+          <w:i w:val="0"/>
+          <w:color w:val="1E293B"/>
+          <w:sz w:val="19"/>
+        </w:rPr>
+        <w:t>Indikator Identitas Perusahaan di Navbar Topbar</w:t>
+      </w:r>
+      <w:r>
+        <w:rPr>
+          <w:rFonts w:ascii="Calibri" w:hAnsi="Calibri"/>
+          <w:b w:val="0"/>
+          <w:i w:val="0"/>
+          <w:color w:val="1E293B"/>
+          <w:sz w:val="19"/>
+        </w:rPr>
+        <w:t>:</w:t>
+      </w:r>
+    </w:p>
+    <w:p>
+      <w:pPr>
+        <w:spacing w:before="20" w:after="40" w:line="276" w:lineRule="auto"/>
+        <w:ind w:left="720"/>
+      </w:pPr>
+      <w:r>
+        <w:rPr>
+          <w:rFonts w:ascii="Arial" w:hAnsi="Arial"/>
+          <w:b/>
+          <w:color w:val="2563EB"/>
+          <w:sz w:val="19"/>
+        </w:rPr>
+        <w:t xml:space="preserve">⁃ </w:t>
+      </w:r>
+      <w:r>
+        <w:rPr>
+          <w:rFonts w:ascii="Calibri" w:hAnsi="Calibri"/>
+          <w:b w:val="0"/>
+          <w:i w:val="0"/>
+          <w:color w:val="1E293B"/>
+          <w:sz w:val="19"/>
+        </w:rPr>
+        <w:t xml:space="preserve">Bilah atas (topbar layout) secara dinamis menampilkan badge perusahaan aktif pengguna: </w:t>
+      </w:r>
+      <w:r>
+        <w:rPr>
+          <w:rFonts w:ascii="Consolas" w:hAnsi="Consolas"/>
+          <w:b w:val="0"/>
+          <w:i w:val="0"/>
+          <w:color w:val="C2410C"/>
+          <w:sz w:val="17"/>
+        </w:rPr>
+        <w:t>[KODE] Nama Perusahaan</w:t>
+      </w:r>
+      <w:r>
+        <w:rPr>
+          <w:rFonts w:ascii="Calibri" w:hAnsi="Calibri"/>
+          <w:b w:val="0"/>
+          <w:i w:val="0"/>
+          <w:color w:val="1E293B"/>
+          <w:sz w:val="19"/>
+        </w:rPr>
+        <w:t xml:space="preserve"> untuk member reguler, atau </w:t>
+      </w:r>
+      <w:r>
+        <w:rPr>
+          <w:rFonts w:ascii="Consolas" w:hAnsi="Consolas"/>
+          <w:b w:val="0"/>
+          <w:i w:val="0"/>
+          <w:color w:val="C2410C"/>
+          <w:sz w:val="17"/>
+        </w:rPr>
+        <w:t>[ADMIN] Semua Tim / Perusahaan</w:t>
+      </w:r>
+      <w:r>
+        <w:rPr>
+          <w:rFonts w:ascii="Calibri" w:hAnsi="Calibri"/>
+          <w:b w:val="0"/>
+          <w:i w:val="0"/>
+          <w:color w:val="1E293B"/>
+          <w:sz w:val="19"/>
+        </w:rPr>
+        <w:t xml:space="preserve"> untuk Administrator.</w:t>
+      </w:r>
+    </w:p>
+    <w:p>
+      <w:pPr>
+        <w:keepNext/>
+        <w:spacing w:before="120" w:after="40"/>
+      </w:pPr>
+      <w:r>
+        <w:rPr>
+          <w:rFonts w:ascii="Calibri" w:hAnsi="Calibri"/>
+          <w:b/>
+          <w:color w:val="475569"/>
+          <w:sz w:val="21"/>
+        </w:rPr>
+        <w:t>5.1.5 Alur Reset Kata Sandi Mandiri, User Claim Link &amp; Kebijakan Lockout Akun</w:t>
+      </w:r>
+    </w:p>
+    <w:p>
+      <w:pPr>
+        <w:spacing w:before="20" w:after="40" w:line="276" w:lineRule="auto"/>
+        <w:ind w:left="360"/>
+      </w:pPr>
+      <w:r>
+        <w:rPr>
+          <w:rFonts w:ascii="Arial" w:hAnsi="Arial"/>
+          <w:b/>
+          <w:color w:val="2563EB"/>
+          <w:sz w:val="19"/>
+        </w:rPr>
+        <w:t xml:space="preserve">• </w:t>
+      </w:r>
+      <w:r>
+        <w:rPr>
+          <w:rFonts w:ascii="Calibri" w:hAnsi="Calibri"/>
+          <w:b/>
+          <w:i w:val="0"/>
+          <w:color w:val="1E293B"/>
+          <w:sz w:val="19"/>
+        </w:rPr>
+        <w:t>Formulir Permintaan Reset (`/Account/ForgotPassword`)</w:t>
+      </w:r>
+      <w:r>
+        <w:rPr>
+          <w:rFonts w:ascii="Calibri" w:hAnsi="Calibri"/>
+          <w:b w:val="0"/>
+          <w:i w:val="0"/>
+          <w:color w:val="1E293B"/>
+          <w:sz w:val="19"/>
+        </w:rPr>
+        <w:t>:</w:t>
+      </w:r>
+    </w:p>
+    <w:p>
+      <w:pPr>
+        <w:spacing w:before="20" w:after="40" w:line="276" w:lineRule="auto"/>
+        <w:ind w:left="720"/>
+      </w:pPr>
+      <w:r>
+        <w:rPr>
+          <w:rFonts w:ascii="Arial" w:hAnsi="Arial"/>
+          <w:b/>
+          <w:color w:val="2563EB"/>
+          <w:sz w:val="19"/>
+        </w:rPr>
+        <w:t xml:space="preserve">⁃ </w:t>
+      </w:r>
+      <w:r>
+        <w:rPr>
+          <w:rFonts w:ascii="Calibri" w:hAnsi="Calibri"/>
+          <w:b w:val="0"/>
+          <w:i w:val="0"/>
+          <w:color w:val="1E293B"/>
+          <w:sz w:val="19"/>
+        </w:rPr>
+        <w:t>Pengguna memasukkan alamat email terdaftar untuk meminta pengaturan ulang kata sandi akun.</w:t>
+      </w:r>
+    </w:p>
+    <w:p>
+      <w:pPr>
+        <w:spacing w:before="20" w:after="40" w:line="276" w:lineRule="auto"/>
+        <w:ind w:left="360"/>
+      </w:pPr>
+      <w:r>
+        <w:rPr>
+          <w:rFonts w:ascii="Arial" w:hAnsi="Arial"/>
+          <w:b/>
+          <w:color w:val="2563EB"/>
+          <w:sz w:val="19"/>
+        </w:rPr>
+        <w:t xml:space="preserve">• </w:t>
+      </w:r>
+      <w:r>
+        <w:rPr>
+          <w:rFonts w:ascii="Calibri" w:hAnsi="Calibri"/>
+          <w:b/>
+          <w:i w:val="0"/>
+          <w:color w:val="1E293B"/>
+          <w:sz w:val="19"/>
+        </w:rPr>
+        <w:t>Kondisi Pengiriman Tautan Reset</w:t>
+      </w:r>
+      <w:r>
+        <w:rPr>
+          <w:rFonts w:ascii="Calibri" w:hAnsi="Calibri"/>
+          <w:b w:val="0"/>
+          <w:i w:val="0"/>
+          <w:color w:val="1E293B"/>
+          <w:sz w:val="19"/>
+        </w:rPr>
+        <w:t>:</w:t>
+      </w:r>
+    </w:p>
+    <w:p>
+      <w:pPr>
+        <w:spacing w:before="20" w:after="40" w:line="276" w:lineRule="auto"/>
+        <w:ind w:left="720"/>
+      </w:pPr>
+      <w:r>
+        <w:rPr>
+          <w:rFonts w:ascii="Arial" w:hAnsi="Arial"/>
+          <w:b/>
+          <w:color w:val="2563EB"/>
+          <w:sz w:val="19"/>
+        </w:rPr>
+        <w:t xml:space="preserve">⁃ </w:t>
+      </w:r>
+      <w:r>
+        <w:rPr>
+          <w:rFonts w:ascii="Calibri" w:hAnsi="Calibri"/>
+          <w:b/>
+          <w:i w:val="0"/>
+          <w:color w:val="1E293B"/>
+          <w:sz w:val="19"/>
+        </w:rPr>
+        <w:t>Skenario 1 (Email SMTP Aktif &amp; Terkonfigurasi)</w:t>
+      </w:r>
+      <w:r>
+        <w:rPr>
+          <w:rFonts w:ascii="Calibri" w:hAnsi="Calibri"/>
+          <w:b w:val="0"/>
+          <w:i w:val="0"/>
+          <w:color w:val="1E293B"/>
+          <w:sz w:val="19"/>
+        </w:rPr>
+        <w:t>: Sistem mengirimkan tautan reset aman via email (</w:t>
+      </w:r>
+      <w:r>
+        <w:rPr>
+          <w:rFonts w:ascii="Consolas" w:hAnsi="Consolas"/>
+          <w:b w:val="0"/>
+          <w:i w:val="0"/>
+          <w:color w:val="C2410C"/>
+          <w:sz w:val="17"/>
+        </w:rPr>
+        <w:t>/Account/ResetPassword?email={email}&amp;token={token}</w:t>
+      </w:r>
+      <w:r>
+        <w:rPr>
+          <w:rFonts w:ascii="Calibri" w:hAnsi="Calibri"/>
+          <w:b w:val="0"/>
+          <w:i w:val="0"/>
+          <w:color w:val="1E293B"/>
+          <w:sz w:val="19"/>
+        </w:rPr>
+        <w:t>) dengan masa berlaku 15 menit.</w:t>
+      </w:r>
+    </w:p>
+    <w:p>
+      <w:pPr>
+        <w:spacing w:before="20" w:after="40" w:line="276" w:lineRule="auto"/>
+        <w:ind w:left="720"/>
+      </w:pPr>
+      <w:r>
+        <w:rPr>
+          <w:rFonts w:ascii="Arial" w:hAnsi="Arial"/>
+          <w:b/>
+          <w:color w:val="2563EB"/>
+          <w:sz w:val="19"/>
+        </w:rPr>
+        <w:t xml:space="preserve">⁃ </w:t>
+      </w:r>
+      <w:r>
+        <w:rPr>
+          <w:rFonts w:ascii="Calibri" w:hAnsi="Calibri"/>
+          <w:b/>
+          <w:i w:val="0"/>
+          <w:color w:val="1E293B"/>
+          <w:sz w:val="19"/>
+        </w:rPr>
+        <w:t>Skenario 2 (Email SMTP Belum Disetting / Nonaktif)</w:t>
+      </w:r>
+      <w:r>
+        <w:rPr>
+          <w:rFonts w:ascii="Calibri" w:hAnsi="Calibri"/>
+          <w:b w:val="0"/>
+          <w:i w:val="0"/>
+          <w:color w:val="1E293B"/>
+          <w:sz w:val="19"/>
+        </w:rPr>
+        <w:t xml:space="preserve">: Sistem otomatis beralih ke mode </w:t>
+      </w:r>
+      <w:r>
+        <w:rPr>
+          <w:rFonts w:ascii="Calibri" w:hAnsi="Calibri"/>
+          <w:b/>
+          <w:i w:val="0"/>
+          <w:color w:val="1E293B"/>
+          <w:sz w:val="19"/>
+        </w:rPr>
+        <w:t>Tautan Klaim Pengguna (User Claim Link)</w:t>
+      </w:r>
+      <w:r>
+        <w:rPr>
+          <w:rFonts w:ascii="Calibri" w:hAnsi="Calibri"/>
+          <w:b w:val="0"/>
+          <w:i w:val="0"/>
+          <w:color w:val="1E293B"/>
+          <w:sz w:val="19"/>
+        </w:rPr>
+        <w:t xml:space="preserve"> pada antarmuka web (</w:t>
+      </w:r>
+      <w:r>
+        <w:rPr>
+          <w:rFonts w:ascii="Consolas" w:hAnsi="Consolas"/>
+          <w:b w:val="0"/>
+          <w:i w:val="0"/>
+          <w:color w:val="C2410C"/>
+          <w:sz w:val="17"/>
+        </w:rPr>
+        <w:t>/Account/PasswordResetClaim</w:t>
+      </w:r>
+      <w:r>
+        <w:rPr>
+          <w:rFonts w:ascii="Calibri" w:hAnsi="Calibri"/>
+          <w:b w:val="0"/>
+          <w:i w:val="0"/>
+          <w:color w:val="1E293B"/>
+          <w:sz w:val="19"/>
+        </w:rPr>
+        <w:t>). Layar menyajikan tautan klaim langsung terenkripsi yang dapat disalin atau dibuka langsung oleh pengguna dalam satu klik.</w:t>
+      </w:r>
+    </w:p>
+    <w:p>
+      <w:pPr>
+        <w:spacing w:before="20" w:after="40" w:line="276" w:lineRule="auto"/>
+        <w:ind w:left="360"/>
+      </w:pPr>
+      <w:r>
+        <w:rPr>
+          <w:rFonts w:ascii="Arial" w:hAnsi="Arial"/>
+          <w:b/>
+          <w:color w:val="2563EB"/>
+          <w:sz w:val="19"/>
+        </w:rPr>
+        <w:t xml:space="preserve">• </w:t>
+      </w:r>
+      <w:r>
+        <w:rPr>
+          <w:rFonts w:ascii="Calibri" w:hAnsi="Calibri"/>
+          <w:b/>
+          <w:i w:val="0"/>
+          <w:color w:val="1E293B"/>
+          <w:sz w:val="19"/>
+        </w:rPr>
+        <w:t>Kebijakan Proteksi Lockout (Strict Security Policy)</w:t>
+      </w:r>
+      <w:r>
+        <w:rPr>
+          <w:rFonts w:ascii="Calibri" w:hAnsi="Calibri"/>
+          <w:b w:val="0"/>
+          <w:i w:val="0"/>
+          <w:color w:val="1E293B"/>
+          <w:sz w:val="19"/>
+        </w:rPr>
+        <w:t>:</w:t>
+      </w:r>
+    </w:p>
+    <w:p>
+      <w:pPr>
+        <w:spacing w:before="20" w:after="40" w:line="276" w:lineRule="auto"/>
+        <w:ind w:left="720"/>
+      </w:pPr>
+      <w:r>
+        <w:rPr>
+          <w:rFonts w:ascii="Arial" w:hAnsi="Arial"/>
+          <w:b/>
+          <w:color w:val="2563EB"/>
+          <w:sz w:val="19"/>
+        </w:rPr>
+        <w:t xml:space="preserve">⁃ </w:t>
+      </w:r>
+      <w:r>
+        <w:rPr>
+          <w:rFonts w:ascii="Calibri" w:hAnsi="Calibri"/>
+          <w:b/>
+          <w:i w:val="0"/>
+          <w:color w:val="1E293B"/>
+          <w:sz w:val="19"/>
+        </w:rPr>
+        <w:t>Masa Berlaku Token</w:t>
+      </w:r>
+      <w:r>
+        <w:rPr>
+          <w:rFonts w:ascii="Calibri" w:hAnsi="Calibri"/>
+          <w:b w:val="0"/>
+          <w:i w:val="0"/>
+          <w:color w:val="1E293B"/>
+          <w:sz w:val="19"/>
+        </w:rPr>
+        <w:t xml:space="preserve">: Token reset berlaku ketat selama </w:t>
+      </w:r>
+      <w:r>
+        <w:rPr>
+          <w:rFonts w:ascii="Calibri" w:hAnsi="Calibri"/>
+          <w:b/>
+          <w:i w:val="0"/>
+          <w:color w:val="1E293B"/>
+          <w:sz w:val="19"/>
+        </w:rPr>
+        <w:t>15 menit</w:t>
+      </w:r>
+      <w:r>
+        <w:rPr>
+          <w:rFonts w:ascii="Calibri" w:hAnsi="Calibri"/>
+          <w:b w:val="0"/>
+          <w:i w:val="0"/>
+          <w:color w:val="1E293B"/>
+          <w:sz w:val="19"/>
+        </w:rPr>
+        <w:t xml:space="preserve"> (</w:t>
+      </w:r>
+      <w:r>
+        <w:rPr>
+          <w:rFonts w:ascii="Consolas" w:hAnsi="Consolas"/>
+          <w:b w:val="0"/>
+          <w:i w:val="0"/>
+          <w:color w:val="C2410C"/>
+          <w:sz w:val="17"/>
+        </w:rPr>
+        <w:t>DataProtectionTokenProviderOptions.TokenLifespan</w:t>
+      </w:r>
+      <w:r>
+        <w:rPr>
+          <w:rFonts w:ascii="Calibri" w:hAnsi="Calibri"/>
+          <w:b w:val="0"/>
+          <w:i w:val="0"/>
+          <w:color w:val="1E293B"/>
+          <w:sz w:val="19"/>
+        </w:rPr>
+        <w:t>).</w:t>
+      </w:r>
+    </w:p>
+    <w:p>
+      <w:pPr>
+        <w:spacing w:before="20" w:after="40" w:line="276" w:lineRule="auto"/>
+        <w:ind w:left="720"/>
+      </w:pPr>
+      <w:r>
+        <w:rPr>
+          <w:rFonts w:ascii="Arial" w:hAnsi="Arial"/>
+          <w:b/>
+          <w:color w:val="2563EB"/>
+          <w:sz w:val="19"/>
+        </w:rPr>
+        <w:t xml:space="preserve">⁃ </w:t>
+      </w:r>
+      <w:r>
+        <w:rPr>
+          <w:rFonts w:ascii="Calibri" w:hAnsi="Calibri"/>
+          <w:b/>
+          <w:i w:val="0"/>
+          <w:color w:val="1E293B"/>
+          <w:sz w:val="19"/>
+        </w:rPr>
+        <w:t>Penguncian Otomatis (Lockout 30 Menit)</w:t>
+      </w:r>
+      <w:r>
+        <w:rPr>
+          <w:rFonts w:ascii="Calibri" w:hAnsi="Calibri"/>
+          <w:b w:val="0"/>
+          <w:i w:val="0"/>
+          <w:color w:val="1E293B"/>
+          <w:sz w:val="19"/>
+        </w:rPr>
+        <w:t xml:space="preserve">: Jika token yang dimasukkan telah kedaluwarsa atau pengguna melakukan kesalahan konfirmasi re-entry kata sandi sebanyak </w:t>
+      </w:r>
+      <w:r>
+        <w:rPr>
+          <w:rFonts w:ascii="Calibri" w:hAnsi="Calibri"/>
+          <w:b/>
+          <w:i w:val="0"/>
+          <w:color w:val="1E293B"/>
+          <w:sz w:val="19"/>
+        </w:rPr>
+        <w:t>3 kali</w:t>
+      </w:r>
+      <w:r>
+        <w:rPr>
+          <w:rFonts w:ascii="Calibri" w:hAnsi="Calibri"/>
+          <w:b w:val="0"/>
+          <w:i w:val="0"/>
+          <w:color w:val="1E293B"/>
+          <w:sz w:val="19"/>
+        </w:rPr>
+        <w:t xml:space="preserve">, akun bersangkutan langsung </w:t>
+      </w:r>
+      <w:r>
+        <w:rPr>
+          <w:rFonts w:ascii="Calibri" w:hAnsi="Calibri"/>
+          <w:b/>
+          <w:i w:val="0"/>
+          <w:color w:val="1E293B"/>
+          <w:sz w:val="19"/>
+        </w:rPr>
+        <w:t>DIKUNCI selama 30 menit</w:t>
+      </w:r>
+      <w:r>
+        <w:rPr>
+          <w:rFonts w:ascii="Calibri" w:hAnsi="Calibri"/>
+          <w:b w:val="0"/>
+          <w:i w:val="0"/>
+          <w:color w:val="1E293B"/>
+          <w:sz w:val="19"/>
+        </w:rPr>
+        <w:t xml:space="preserve"> (</w:t>
+      </w:r>
+      <w:r>
+        <w:rPr>
+          <w:rFonts w:ascii="Consolas" w:hAnsi="Consolas"/>
+          <w:b w:val="0"/>
+          <w:i w:val="0"/>
+          <w:color w:val="C2410C"/>
+          <w:sz w:val="17"/>
+        </w:rPr>
+        <w:t>LockoutEnabled = true</w:t>
+      </w:r>
+      <w:r>
+        <w:rPr>
+          <w:rFonts w:ascii="Calibri" w:hAnsi="Calibri"/>
+          <w:b w:val="0"/>
+          <w:i w:val="0"/>
+          <w:color w:val="1E293B"/>
+          <w:sz w:val="19"/>
+        </w:rPr>
+        <w:t xml:space="preserve">, </w:t>
+      </w:r>
+      <w:r>
+        <w:rPr>
+          <w:rFonts w:ascii="Consolas" w:hAnsi="Consolas"/>
+          <w:b w:val="0"/>
+          <w:i w:val="0"/>
+          <w:color w:val="C2410C"/>
+          <w:sz w:val="17"/>
+        </w:rPr>
+        <w:t>LockoutEnd = UtcNow + 30 min</w:t>
+      </w:r>
+      <w:r>
+        <w:rPr>
+          <w:rFonts w:ascii="Calibri" w:hAnsi="Calibri"/>
+          <w:b w:val="0"/>
+          <w:i w:val="0"/>
+          <w:color w:val="1E293B"/>
+          <w:sz w:val="19"/>
+        </w:rPr>
+        <w:t>).</w:t>
+      </w:r>
+    </w:p>
+    <w:p>
+      <w:pPr>
+        <w:spacing w:before="20" w:after="40" w:line="276" w:lineRule="auto"/>
+        <w:ind w:left="720"/>
+      </w:pPr>
+      <w:r>
+        <w:rPr>
+          <w:rFonts w:ascii="Arial" w:hAnsi="Arial"/>
+          <w:b/>
+          <w:color w:val="2563EB"/>
+          <w:sz w:val="19"/>
+        </w:rPr>
+        <w:t xml:space="preserve">⁃ </w:t>
+      </w:r>
+      <w:r>
+        <w:rPr>
+          <w:rFonts w:ascii="Calibri" w:hAnsi="Calibri"/>
+          <w:b w:val="0"/>
+          <w:i w:val="0"/>
+          <w:color w:val="1E293B"/>
+          <w:sz w:val="19"/>
+        </w:rPr>
+        <w:t xml:space="preserve">Selama masa lockout, seluruh percobaan login dan permintaan reset ditolak demi pencegahan serangan </w:t>
+      </w:r>
+      <w:r>
+        <w:rPr>
+          <w:rFonts w:ascii="Calibri" w:hAnsi="Calibri"/>
+          <w:b w:val="0"/>
+          <w:i/>
+          <w:color w:val="1E293B"/>
+          <w:sz w:val="19"/>
+        </w:rPr>
+        <w:t>brute force</w:t>
+      </w:r>
+      <w:r>
+        <w:rPr>
+          <w:rFonts w:ascii="Calibri" w:hAnsi="Calibri"/>
+          <w:b w:val="0"/>
+          <w:i w:val="0"/>
+          <w:color w:val="1E293B"/>
+          <w:sz w:val="19"/>
+        </w:rPr>
+        <w:t>.</w:t>
+      </w:r>
+    </w:p>
+    <w:p>
+      <w:pPr>
+        <w:spacing w:before="20" w:after="40" w:line="276" w:lineRule="auto"/>
+        <w:ind w:left="720"/>
+      </w:pPr>
+      <w:r>
+        <w:rPr>
+          <w:rFonts w:ascii="Arial" w:hAnsi="Arial"/>
+          <w:b/>
+          <w:color w:val="2563EB"/>
+          <w:sz w:val="19"/>
+        </w:rPr>
+        <w:t xml:space="preserve">⁃ </w:t>
+      </w:r>
+      <w:r>
+        <w:rPr>
+          <w:rFonts w:ascii="Calibri" w:hAnsi="Calibri"/>
+          <w:b/>
+          <w:i w:val="0"/>
+          <w:color w:val="1E293B"/>
+          <w:sz w:val="19"/>
+        </w:rPr>
+        <w:t>Pembukaan Kunci Akun</w:t>
+      </w:r>
+      <w:r>
+        <w:rPr>
+          <w:rFonts w:ascii="Calibri" w:hAnsi="Calibri"/>
+          <w:b w:val="0"/>
+          <w:i w:val="0"/>
+          <w:color w:val="1E293B"/>
+          <w:sz w:val="19"/>
+        </w:rPr>
+        <w:t>: Administrator dapat membuka kunci akun secara instan melalui direktori anggota (</w:t>
+      </w:r>
+      <w:r>
+        <w:rPr>
+          <w:rFonts w:ascii="Consolas" w:hAnsi="Consolas"/>
+          <w:b w:val="0"/>
+          <w:i w:val="0"/>
+          <w:color w:val="C2410C"/>
+          <w:sz w:val="17"/>
+        </w:rPr>
+        <w:t>/Member</w:t>
+      </w:r>
+      <w:r>
+        <w:rPr>
+          <w:rFonts w:ascii="Calibri" w:hAnsi="Calibri"/>
+          <w:b w:val="0"/>
+          <w:i w:val="0"/>
+          <w:color w:val="1E293B"/>
+          <w:sz w:val="19"/>
+        </w:rPr>
+        <w:t xml:space="preserve">) dengan fitur </w:t>
+      </w:r>
+      <w:r>
+        <w:rPr>
+          <w:rFonts w:ascii="Calibri" w:hAnsi="Calibri"/>
+          <w:b w:val="0"/>
+          <w:i/>
+          <w:color w:val="1E293B"/>
+          <w:sz w:val="19"/>
+        </w:rPr>
+        <w:t>Unlock User</w:t>
+      </w:r>
+      <w:r>
+        <w:rPr>
+          <w:rFonts w:ascii="Calibri" w:hAnsi="Calibri"/>
+          <w:b w:val="0"/>
+          <w:i w:val="0"/>
+          <w:color w:val="1E293B"/>
+          <w:sz w:val="19"/>
+        </w:rPr>
+        <w:t xml:space="preserve"> atau </w:t>
+      </w:r>
+      <w:r>
+        <w:rPr>
+          <w:rFonts w:ascii="Calibri" w:hAnsi="Calibri"/>
+          <w:b w:val="0"/>
+          <w:i/>
+          <w:color w:val="1E293B"/>
+          <w:sz w:val="19"/>
+        </w:rPr>
+        <w:t>Reset Password Admin</w:t>
+      </w:r>
+      <w:r>
+        <w:rPr>
+          <w:rFonts w:ascii="Calibri" w:hAnsi="Calibri"/>
+          <w:b w:val="0"/>
+          <w:i w:val="0"/>
+          <w:color w:val="1E293B"/>
+          <w:sz w:val="19"/>
+        </w:rPr>
+        <w:t>.</w:t>
+      </w:r>
+    </w:p>
+    <w:p>
+      <w:pPr>
         <w:keepNext/>
         <w:spacing w:before="160" w:after="40"/>
       </w:pPr>
@@ -10576,7 +11962,7 @@
           <w:color w:val="1E293B"/>
           <w:sz w:val="23"/>
         </w:rPr>
-        <w:t>5.4 Modul Manajemen Proyek &amp; Kategori</w:t>
+        <w:t>5.4 Modul Manajemen Proyek, Analitik Finansial &amp; Alokasi Massal Tugas</w:t>
       </w:r>
     </w:p>
     <w:p>
@@ -10596,12 +11982,22 @@
       <w:r>
         <w:rPr>
           <w:rFonts w:ascii="Calibri" w:hAnsi="Calibri"/>
-          <w:b w:val="0"/>
-          <w:i w:val="0"/>
-          <w:color w:val="1E293B"/>
-          <w:sz w:val="19"/>
-        </w:rPr>
-        <w:t>Pengelompokan tugas berdasarkan proyek multi-bulan dan kategori pekerjaan teknis.</w:t>
+          <w:b/>
+          <w:i w:val="0"/>
+          <w:color w:val="1E293B"/>
+          <w:sz w:val="19"/>
+        </w:rPr>
+        <w:t>Pengelompokan &amp; Hierarki Kerja</w:t>
+      </w:r>
+      <w:r>
+        <w:rPr>
+          <w:rFonts w:ascii="Calibri" w:hAnsi="Calibri"/>
+          <w:b w:val="0"/>
+          <w:i w:val="0"/>
+          <w:color w:val="1E293B"/>
+          <w:sz w:val="19"/>
+        </w:rPr>
+        <w:t>: Pengelompokan tugas berdasarkan proyek multi-bulan dan kategori pekerjaan teknis dengan agregasi progress penyelesaian otomatis.</w:t>
       </w:r>
     </w:p>
     <w:p>
@@ -10621,16 +12017,416 @@
       <w:r>
         <w:rPr>
           <w:rFonts w:ascii="Calibri" w:hAnsi="Calibri"/>
-          <w:b w:val="0"/>
-          <w:i w:val="0"/>
-          <w:color w:val="1E293B"/>
-          <w:sz w:val="19"/>
-        </w:rPr>
-        <w:t>Perhitungan agregasi progress penyelesaian proyek secara dinamis.</w:t>
+          <w:b/>
+          <w:i w:val="0"/>
+          <w:color w:val="1E293B"/>
+          <w:sz w:val="19"/>
+        </w:rPr>
+        <w:t>Manajemen Keuangan Proyek (Project Financials &amp; Burn Rate)</w:t>
+      </w:r>
+      <w:r>
+        <w:rPr>
+          <w:rFonts w:ascii="Calibri" w:hAnsi="Calibri"/>
+          <w:b w:val="0"/>
+          <w:i w:val="0"/>
+          <w:color w:val="1E293B"/>
+          <w:sz w:val="19"/>
+        </w:rPr>
+        <w:t>:</w:t>
       </w:r>
     </w:p>
     <w:p>
       <w:pPr>
+        <w:spacing w:before="20" w:after="40" w:line="276" w:lineRule="auto"/>
+        <w:ind w:left="720"/>
+      </w:pPr>
+      <w:r>
+        <w:rPr>
+          <w:rFonts w:ascii="Arial" w:hAnsi="Arial"/>
+          <w:b/>
+          <w:color w:val="2563EB"/>
+          <w:sz w:val="19"/>
+        </w:rPr>
+        <w:t xml:space="preserve">⁃ </w:t>
+      </w:r>
+      <w:r>
+        <w:rPr>
+          <w:rFonts w:ascii="Calibri" w:hAnsi="Calibri"/>
+          <w:b w:val="0"/>
+          <w:i w:val="0"/>
+          <w:color w:val="1E293B"/>
+          <w:sz w:val="19"/>
+        </w:rPr>
+        <w:t>Pencatatan Anggaran (</w:t>
+      </w:r>
+      <w:r>
+        <w:rPr>
+          <w:rFonts w:ascii="Calibri" w:hAnsi="Calibri"/>
+          <w:b w:val="0"/>
+          <w:i/>
+          <w:color w:val="1E293B"/>
+          <w:sz w:val="19"/>
+        </w:rPr>
+        <w:t>Budget</w:t>
+      </w:r>
+      <w:r>
+        <w:rPr>
+          <w:rFonts w:ascii="Calibri" w:hAnsi="Calibri"/>
+          <w:b w:val="0"/>
+          <w:i w:val="0"/>
+          <w:color w:val="1E293B"/>
+          <w:sz w:val="19"/>
+        </w:rPr>
+        <w:t>) dan Biaya Aktual (</w:t>
+      </w:r>
+      <w:r>
+        <w:rPr>
+          <w:rFonts w:ascii="Calibri" w:hAnsi="Calibri"/>
+          <w:b w:val="0"/>
+          <w:i/>
+          <w:color w:val="1E293B"/>
+          <w:sz w:val="19"/>
+        </w:rPr>
+        <w:t>Actual Cost</w:t>
+      </w:r>
+      <w:r>
+        <w:rPr>
+          <w:rFonts w:ascii="Calibri" w:hAnsi="Calibri"/>
+          <w:b w:val="0"/>
+          <w:i w:val="0"/>
+          <w:color w:val="1E293B"/>
+          <w:sz w:val="19"/>
+        </w:rPr>
+        <w:t>) per proyek.</w:t>
+      </w:r>
+    </w:p>
+    <w:p>
+      <w:pPr>
+        <w:spacing w:before="20" w:after="40" w:line="276" w:lineRule="auto"/>
+        <w:ind w:left="720"/>
+      </w:pPr>
+      <w:r>
+        <w:rPr>
+          <w:rFonts w:ascii="Arial" w:hAnsi="Arial"/>
+          <w:b/>
+          <w:color w:val="2563EB"/>
+          <w:sz w:val="19"/>
+        </w:rPr>
+        <w:t xml:space="preserve">⁃ </w:t>
+      </w:r>
+      <w:r>
+        <w:rPr>
+          <w:rFonts w:ascii="Calibri" w:hAnsi="Calibri"/>
+          <w:b w:val="0"/>
+          <w:i w:val="0"/>
+          <w:color w:val="1E293B"/>
+          <w:sz w:val="19"/>
+        </w:rPr>
+        <w:t xml:space="preserve">Indikator Visual </w:t>
+      </w:r>
+      <w:r>
+        <w:rPr>
+          <w:rFonts w:ascii="Calibri" w:hAnsi="Calibri"/>
+          <w:b w:val="0"/>
+          <w:i/>
+          <w:color w:val="1E293B"/>
+          <w:sz w:val="19"/>
+        </w:rPr>
+        <w:t>Financial Burn Rate</w:t>
+      </w:r>
+      <w:r>
+        <w:rPr>
+          <w:rFonts w:ascii="Calibri" w:hAnsi="Calibri"/>
+          <w:b w:val="0"/>
+          <w:i w:val="0"/>
+          <w:color w:val="1E293B"/>
+          <w:sz w:val="19"/>
+        </w:rPr>
+        <w:t xml:space="preserve"> (Persentase Serapan Biaya): Formula $\frac{\text{ActualCost}}{\text{Budget}} \times 100\%$ dengan kode warna adaptif (Emerald untuk $&lt;80\%$, Amber untuk $80-100\%$, dan Rose untuk serapan </w:t>
+      </w:r>
+      <w:r>
+        <w:rPr>
+          <w:rFonts w:ascii="Calibri" w:hAnsi="Calibri"/>
+          <w:b w:val="0"/>
+          <w:i/>
+          <w:color w:val="1E293B"/>
+          <w:sz w:val="19"/>
+        </w:rPr>
+        <w:t>Overbudget</w:t>
+      </w:r>
+      <w:r>
+        <w:rPr>
+          <w:rFonts w:ascii="Calibri" w:hAnsi="Calibri"/>
+          <w:b w:val="0"/>
+          <w:i w:val="0"/>
+          <w:color w:val="1E293B"/>
+          <w:sz w:val="19"/>
+        </w:rPr>
+        <w:t xml:space="preserve"> $&gt;100\%$).</w:t>
+      </w:r>
+    </w:p>
+    <w:p>
+      <w:pPr>
+        <w:spacing w:before="20" w:after="40" w:line="276" w:lineRule="auto"/>
+        <w:ind w:left="360"/>
+      </w:pPr>
+      <w:r>
+        <w:rPr>
+          <w:rFonts w:ascii="Arial" w:hAnsi="Arial"/>
+          <w:b/>
+          <w:color w:val="2563EB"/>
+          <w:sz w:val="19"/>
+        </w:rPr>
+        <w:t xml:space="preserve">• </w:t>
+      </w:r>
+      <w:r>
+        <w:rPr>
+          <w:rFonts w:ascii="Calibri" w:hAnsi="Calibri"/>
+          <w:b/>
+          <w:i w:val="0"/>
+          <w:color w:val="1E293B"/>
+          <w:sz w:val="19"/>
+        </w:rPr>
+        <w:t>Identitas Klien &amp; Project Manager (PM)</w:t>
+      </w:r>
+      <w:r>
+        <w:rPr>
+          <w:rFonts w:ascii="Calibri" w:hAnsi="Calibri"/>
+          <w:b w:val="0"/>
+          <w:i w:val="0"/>
+          <w:color w:val="1E293B"/>
+          <w:sz w:val="19"/>
+        </w:rPr>
+        <w:t>:</w:t>
+      </w:r>
+    </w:p>
+    <w:p>
+      <w:pPr>
+        <w:spacing w:before="20" w:after="40" w:line="276" w:lineRule="auto"/>
+        <w:ind w:left="720"/>
+      </w:pPr>
+      <w:r>
+        <w:rPr>
+          <w:rFonts w:ascii="Arial" w:hAnsi="Arial"/>
+          <w:b/>
+          <w:color w:val="2563EB"/>
+          <w:sz w:val="19"/>
+        </w:rPr>
+        <w:t xml:space="preserve">⁃ </w:t>
+      </w:r>
+      <w:r>
+        <w:rPr>
+          <w:rFonts w:ascii="Calibri" w:hAnsi="Calibri"/>
+          <w:b w:val="0"/>
+          <w:i w:val="0"/>
+          <w:color w:val="1E293B"/>
+          <w:sz w:val="19"/>
+        </w:rPr>
+        <w:t>Kolom Nama Klien (</w:t>
+      </w:r>
+      <w:r>
+        <w:rPr>
+          <w:rFonts w:ascii="Calibri" w:hAnsi="Calibri"/>
+          <w:b w:val="0"/>
+          <w:i/>
+          <w:color w:val="1E293B"/>
+          <w:sz w:val="19"/>
+        </w:rPr>
+        <w:t>ClientName</w:t>
+      </w:r>
+      <w:r>
+        <w:rPr>
+          <w:rFonts w:ascii="Calibri" w:hAnsi="Calibri"/>
+          <w:b w:val="0"/>
+          <w:i w:val="0"/>
+          <w:color w:val="1E293B"/>
+          <w:sz w:val="19"/>
+        </w:rPr>
+        <w:t>) dan pemilihan Project Manager (</w:t>
+      </w:r>
+      <w:r>
+        <w:rPr>
+          <w:rFonts w:ascii="Calibri" w:hAnsi="Calibri"/>
+          <w:b w:val="0"/>
+          <w:i/>
+          <w:color w:val="1E293B"/>
+          <w:sz w:val="19"/>
+        </w:rPr>
+        <w:t>ProjectManagerId</w:t>
+      </w:r>
+      <w:r>
+        <w:rPr>
+          <w:rFonts w:ascii="Calibri" w:hAnsi="Calibri"/>
+          <w:b w:val="0"/>
+          <w:i w:val="0"/>
+          <w:color w:val="1E293B"/>
+          <w:sz w:val="19"/>
+        </w:rPr>
+        <w:t>) dari daftar anggota tim.</w:t>
+      </w:r>
+    </w:p>
+    <w:p>
+      <w:pPr>
+        <w:spacing w:before="20" w:after="40" w:line="276" w:lineRule="auto"/>
+        <w:ind w:left="360"/>
+      </w:pPr>
+      <w:r>
+        <w:rPr>
+          <w:rFonts w:ascii="Arial" w:hAnsi="Arial"/>
+          <w:b/>
+          <w:color w:val="2563EB"/>
+          <w:sz w:val="19"/>
+        </w:rPr>
+        <w:t xml:space="preserve">• </w:t>
+      </w:r>
+      <w:r>
+        <w:rPr>
+          <w:rFonts w:ascii="Calibri" w:hAnsi="Calibri"/>
+          <w:b/>
+          <w:i w:val="0"/>
+          <w:color w:val="1E293B"/>
+          <w:sz w:val="19"/>
+        </w:rPr>
+        <w:t>Alokasi Massal Tugas ke Proyek (Bulk Task Assignment)</w:t>
+      </w:r>
+      <w:r>
+        <w:rPr>
+          <w:rFonts w:ascii="Calibri" w:hAnsi="Calibri"/>
+          <w:b w:val="0"/>
+          <w:i w:val="0"/>
+          <w:color w:val="1E293B"/>
+          <w:sz w:val="19"/>
+        </w:rPr>
+        <w:t>:</w:t>
+      </w:r>
+    </w:p>
+    <w:p>
+      <w:pPr>
+        <w:spacing w:before="20" w:after="40" w:line="276" w:lineRule="auto"/>
+        <w:ind w:left="720"/>
+      </w:pPr>
+      <w:r>
+        <w:rPr>
+          <w:rFonts w:ascii="Arial" w:hAnsi="Arial"/>
+          <w:b/>
+          <w:color w:val="2563EB"/>
+          <w:sz w:val="19"/>
+        </w:rPr>
+        <w:t xml:space="preserve">⁃ </w:t>
+      </w:r>
+      <w:r>
+        <w:rPr>
+          <w:rFonts w:ascii="Calibri" w:hAnsi="Calibri"/>
+          <w:b w:val="0"/>
+          <w:i w:val="0"/>
+          <w:color w:val="1E293B"/>
+          <w:sz w:val="19"/>
+        </w:rPr>
+        <w:t>Pada detail proyek (</w:t>
+      </w:r>
+      <w:r>
+        <w:rPr>
+          <w:rFonts w:ascii="Consolas" w:hAnsi="Consolas"/>
+          <w:b w:val="0"/>
+          <w:i w:val="0"/>
+          <w:color w:val="C2410C"/>
+          <w:sz w:val="17"/>
+        </w:rPr>
+        <w:t>/Project/Detail/{id}</w:t>
+      </w:r>
+      <w:r>
+        <w:rPr>
+          <w:rFonts w:ascii="Calibri" w:hAnsi="Calibri"/>
+          <w:b w:val="0"/>
+          <w:i w:val="0"/>
+          <w:color w:val="1E293B"/>
+          <w:sz w:val="19"/>
+        </w:rPr>
+        <w:t>), manajer dapat menambahkan tugas-tugas yang belum terikat ke proyek secara massal menggunakan checklist multi-seleksi modal.</w:t>
+      </w:r>
+    </w:p>
+    <w:p>
+      <w:pPr>
+        <w:spacing w:before="20" w:after="40" w:line="276" w:lineRule="auto"/>
+        <w:ind w:left="360"/>
+      </w:pPr>
+      <w:r>
+        <w:rPr>
+          <w:rFonts w:ascii="Arial" w:hAnsi="Arial"/>
+          <w:b/>
+          <w:color w:val="2563EB"/>
+          <w:sz w:val="19"/>
+        </w:rPr>
+        <w:t xml:space="preserve">• </w:t>
+      </w:r>
+      <w:r>
+        <w:rPr>
+          <w:rFonts w:ascii="Calibri" w:hAnsi="Calibri"/>
+          <w:b/>
+          <w:i w:val="0"/>
+          <w:color w:val="1E293B"/>
+          <w:sz w:val="19"/>
+        </w:rPr>
+        <w:t>Standarisasi Tata Letak Lebar (Wide Screen Layout)</w:t>
+      </w:r>
+      <w:r>
+        <w:rPr>
+          <w:rFonts w:ascii="Calibri" w:hAnsi="Calibri"/>
+          <w:b w:val="0"/>
+          <w:i w:val="0"/>
+          <w:color w:val="1E293B"/>
+          <w:sz w:val="19"/>
+        </w:rPr>
+        <w:t>:</w:t>
+      </w:r>
+    </w:p>
+    <w:p>
+      <w:pPr>
+        <w:spacing w:before="20" w:after="40" w:line="276" w:lineRule="auto"/>
+        <w:ind w:left="720"/>
+      </w:pPr>
+      <w:r>
+        <w:rPr>
+          <w:rFonts w:ascii="Arial" w:hAnsi="Arial"/>
+          <w:b/>
+          <w:color w:val="2563EB"/>
+          <w:sz w:val="19"/>
+        </w:rPr>
+        <w:t xml:space="preserve">⁃ </w:t>
+      </w:r>
+      <w:r>
+        <w:rPr>
+          <w:rFonts w:ascii="Calibri" w:hAnsi="Calibri"/>
+          <w:b w:val="0"/>
+          <w:i w:val="0"/>
+          <w:color w:val="1E293B"/>
+          <w:sz w:val="19"/>
+        </w:rPr>
+        <w:t>Antarmuka Proyek diselaraskan dengan tata letak lebar penuh (</w:t>
+      </w:r>
+      <w:r>
+        <w:rPr>
+          <w:rFonts w:ascii="Calibri" w:hAnsi="Calibri"/>
+          <w:b w:val="0"/>
+          <w:i/>
+          <w:color w:val="1E293B"/>
+          <w:sz w:val="19"/>
+        </w:rPr>
+        <w:t>wide layout</w:t>
+      </w:r>
+      <w:r>
+        <w:rPr>
+          <w:rFonts w:ascii="Calibri" w:hAnsi="Calibri"/>
+          <w:b w:val="0"/>
+          <w:i w:val="0"/>
+          <w:color w:val="1E293B"/>
+          <w:sz w:val="19"/>
+        </w:rPr>
+        <w:t>) serasi dengan modul Kalender dan Presensi.</w:t>
+      </w:r>
+    </w:p>
+    <w:p>
+      <w:pPr>
         <w:keepNext/>
         <w:spacing w:before="160" w:after="40"/>
       </w:pPr>
@@ -12296,7 +14092,7 @@
           <w:color w:val="1E293B"/>
           <w:sz w:val="23"/>
         </w:rPr>
-        <w:t>5.11 Modul Anggota Tim (Member), Direktori Pure Grid Card, Banner Profil &amp; Hapus Permanen Akun</w:t>
+        <w:t>5.11 Modul Anggota Tim (Member), Grouping Perusahaan Admin, Pure Grid Card &amp; Hapus Permanen Akun</w:t>
       </w:r>
     </w:p>
     <w:p>
@@ -12321,7 +14117,7 @@
           <w:color w:val="1E293B"/>
           <w:sz w:val="19"/>
         </w:rPr>
-        <w:t>Direktori Pure Grid Card Layout</w:t>
+        <w:t>Grouping Anggota Berdasarkan Perusahaan (Khusus Login Administrator)</w:t>
       </w:r>
       <w:r>
         <w:rPr>
@@ -12356,27 +14152,7 @@
           <w:color w:val="1E293B"/>
           <w:sz w:val="19"/>
         </w:rPr>
-        <w:t xml:space="preserve">Tampilan direktori tim berbasis </w:t>
-      </w:r>
-      <w:r>
-        <w:rPr>
-          <w:rFonts w:ascii="Calibri" w:hAnsi="Calibri"/>
-          <w:b w:val="0"/>
-          <w:i/>
-          <w:color w:val="1E293B"/>
-          <w:sz w:val="19"/>
-        </w:rPr>
-        <w:t>Pure Grid Card</w:t>
-      </w:r>
-      <w:r>
-        <w:rPr>
-          <w:rFonts w:ascii="Calibri" w:hAnsi="Calibri"/>
-          <w:b w:val="0"/>
-          <w:i w:val="0"/>
-          <w:color w:val="1E293B"/>
-          <w:sz w:val="19"/>
-        </w:rPr>
-        <w:t xml:space="preserve"> responsif (</w:t>
+        <w:t>Pada antarmuka Direktori Anggota Tim (</w:t>
       </w:r>
       <w:r>
         <w:rPr>
@@ -12386,17 +14162,37 @@
           <w:color w:val="C2410C"/>
           <w:sz w:val="17"/>
         </w:rPr>
-        <w:t>grid-cols-1 md:grid-cols-2 lg:grid-cols-3 xl:grid-cols-4</w:t>
-      </w:r>
-      <w:r>
-        <w:rPr>
-          <w:rFonts w:ascii="Calibri" w:hAnsi="Calibri"/>
-          <w:b w:val="0"/>
-          <w:i w:val="0"/>
-          <w:color w:val="1E293B"/>
-          <w:sz w:val="19"/>
-        </w:rPr>
-        <w:t>) dengan visual kartu tim modern, avatar inisial berwarna, badge jabatan, dan ringkasan metrik jam kerja.</w:t>
+        <w:t>/Member</w:t>
+      </w:r>
+      <w:r>
+        <w:rPr>
+          <w:rFonts w:ascii="Calibri" w:hAnsi="Calibri"/>
+          <w:b w:val="0"/>
+          <w:i w:val="0"/>
+          <w:color w:val="1E293B"/>
+          <w:sz w:val="19"/>
+        </w:rPr>
+        <w:t>), Administrator disajikan tampilan yang secara otomatis terkelompok (</w:t>
+      </w:r>
+      <w:r>
+        <w:rPr>
+          <w:rFonts w:ascii="Calibri" w:hAnsi="Calibri"/>
+          <w:b w:val="0"/>
+          <w:i/>
+          <w:color w:val="1E293B"/>
+          <w:sz w:val="19"/>
+        </w:rPr>
+        <w:t>grouped</w:t>
+      </w:r>
+      <w:r>
+        <w:rPr>
+          <w:rFonts w:ascii="Calibri" w:hAnsi="Calibri"/>
+          <w:b w:val="0"/>
+          <w:i w:val="0"/>
+          <w:color w:val="1E293B"/>
+          <w:sz w:val="19"/>
+        </w:rPr>
+        <w:t>) berdasarkan nama perusahaan masing-masing anggota.</w:t>
       </w:r>
     </w:p>
     <w:p>
@@ -12421,33 +14217,13 @@
           <w:color w:val="1E293B"/>
           <w:sz w:val="19"/>
         </w:rPr>
-        <w:t xml:space="preserve">Proteksi </w:t>
-      </w:r>
-      <w:r>
-        <w:rPr>
-          <w:rFonts w:ascii="Calibri" w:hAnsi="Calibri"/>
-          <w:b w:val="0"/>
-          <w:i/>
-          <w:color w:val="1E293B"/>
-          <w:sz w:val="19"/>
-        </w:rPr>
-        <w:t>Anti-Overflow &amp; Truncation</w:t>
-      </w:r>
-      <w:r>
-        <w:rPr>
-          <w:rFonts w:ascii="Calibri" w:hAnsi="Calibri"/>
-          <w:b w:val="0"/>
-          <w:i w:val="0"/>
-          <w:color w:val="1E293B"/>
-          <w:sz w:val="19"/>
-        </w:rPr>
-        <w:t xml:space="preserve"> pada kartu anggota untuk menjamin estetika tata letak tetap rapi pada teks nama, email, dan jabatan yang panjang tanpa merusak layout.</w:t>
+        <w:t>Setiap grup entitas perusahaan memiliki header tersendiri dengan:</w:t>
       </w:r>
     </w:p>
     <w:p>
       <w:pPr>
         <w:spacing w:before="20" w:after="40" w:line="276" w:lineRule="auto"/>
-        <w:ind w:left="360"/>
+        <w:ind w:left="1080"/>
       </w:pPr>
       <w:r>
         <w:rPr>
@@ -12456,33 +14232,23 @@
           <w:color w:val="2563EB"/>
           <w:sz w:val="19"/>
         </w:rPr>
-        <w:t xml:space="preserve">• </w:t>
-      </w:r>
-      <w:r>
-        <w:rPr>
-          <w:rFonts w:ascii="Calibri" w:hAnsi="Calibri"/>
-          <w:b/>
-          <w:i w:val="0"/>
-          <w:color w:val="1E293B"/>
-          <w:sz w:val="19"/>
-        </w:rPr>
-        <w:t>Kustomisasi Banner Cover Profil (`CoverPictureUrl`)</w:t>
-      </w:r>
-      <w:r>
-        <w:rPr>
-          <w:rFonts w:ascii="Calibri" w:hAnsi="Calibri"/>
-          <w:b w:val="0"/>
-          <w:i w:val="0"/>
-          <w:color w:val="1E293B"/>
-          <w:sz w:val="19"/>
-        </w:rPr>
-        <w:t>:</w:t>
+        <w:t xml:space="preserve">1. </w:t>
+      </w:r>
+      <w:r>
+        <w:rPr>
+          <w:rFonts w:ascii="Calibri" w:hAnsi="Calibri"/>
+          <w:b w:val="0"/>
+          <w:i w:val="0"/>
+          <w:color w:val="1E293B"/>
+          <w:sz w:val="19"/>
+        </w:rPr>
+        <w:t>Ikon entitas perusahaan.</w:t>
       </w:r>
     </w:p>
     <w:p>
       <w:pPr>
         <w:spacing w:before="20" w:after="40" w:line="276" w:lineRule="auto"/>
-        <w:ind w:left="720"/>
+        <w:ind w:left="1080"/>
       </w:pPr>
       <w:r>
         <w:rPr>
@@ -12491,17 +14257,17 @@
           <w:color w:val="2563EB"/>
           <w:sz w:val="19"/>
         </w:rPr>
-        <w:t xml:space="preserve">⁃ </w:t>
-      </w:r>
-      <w:r>
-        <w:rPr>
-          <w:rFonts w:ascii="Calibri" w:hAnsi="Calibri"/>
-          <w:b w:val="0"/>
-          <w:i w:val="0"/>
-          <w:color w:val="1E293B"/>
-          <w:sz w:val="19"/>
-        </w:rPr>
-        <w:t>Pengguna dapat mengunggah gambar sampul (cover banner) kustom untuk mempercantik halaman profil pribadi (</w:t>
+        <w:t xml:space="preserve">2. </w:t>
+      </w:r>
+      <w:r>
+        <w:rPr>
+          <w:rFonts w:ascii="Calibri" w:hAnsi="Calibri"/>
+          <w:b w:val="0"/>
+          <w:i w:val="0"/>
+          <w:color w:val="1E293B"/>
+          <w:sz w:val="19"/>
+        </w:rPr>
+        <w:t xml:space="preserve">Nama Perusahaan dan badge Kode Perusahaan unik (misal: </w:t>
       </w:r>
       <w:r>
         <w:rPr>
@@ -12511,7 +14277,7 @@
           <w:color w:val="C2410C"/>
           <w:sz w:val="17"/>
         </w:rPr>
-        <w:t>/Account/Profile</w:t>
+        <w:t>[ELISTEC]</w:t>
       </w:r>
       <w:r>
         <w:rPr>
@@ -12527,6 +14293,56 @@
     <w:p>
       <w:pPr>
         <w:spacing w:before="20" w:after="40" w:line="276" w:lineRule="auto"/>
+        <w:ind w:left="1080"/>
+      </w:pPr>
+      <w:r>
+        <w:rPr>
+          <w:rFonts w:ascii="Arial" w:hAnsi="Arial"/>
+          <w:b/>
+          <w:color w:val="2563EB"/>
+          <w:sz w:val="19"/>
+        </w:rPr>
+        <w:t xml:space="preserve">3. </w:t>
+      </w:r>
+      <w:r>
+        <w:rPr>
+          <w:rFonts w:ascii="Calibri" w:hAnsi="Calibri"/>
+          <w:b w:val="0"/>
+          <w:i w:val="0"/>
+          <w:color w:val="1E293B"/>
+          <w:sz w:val="19"/>
+        </w:rPr>
+        <w:t>Jumlah total personel yang bernaung di perusahaan tersebut.</w:t>
+      </w:r>
+    </w:p>
+    <w:p>
+      <w:pPr>
+        <w:spacing w:before="20" w:after="40" w:line="276" w:lineRule="auto"/>
+        <w:ind w:left="1080"/>
+      </w:pPr>
+      <w:r>
+        <w:rPr>
+          <w:rFonts w:ascii="Arial" w:hAnsi="Arial"/>
+          <w:b/>
+          <w:color w:val="2563EB"/>
+          <w:sz w:val="19"/>
+        </w:rPr>
+        <w:t xml:space="preserve">4. </w:t>
+      </w:r>
+      <w:r>
+        <w:rPr>
+          <w:rFonts w:ascii="Calibri" w:hAnsi="Calibri"/>
+          <w:b w:val="0"/>
+          <w:i w:val="0"/>
+          <w:color w:val="1E293B"/>
+          <w:sz w:val="19"/>
+        </w:rPr>
+        <w:t>Indikator mini KPI teragregasi (rasio tugas terselesaikan vs total tugas, dan akumulasi jam kerja tim).</w:t>
+      </w:r>
+    </w:p>
+    <w:p>
+      <w:pPr>
+        <w:spacing w:before="20" w:after="40" w:line="276" w:lineRule="auto"/>
         <w:ind w:left="720"/>
       </w:pPr>
       <w:r>
@@ -12546,7 +14362,147 @@
           <w:color w:val="1E293B"/>
           <w:sz w:val="19"/>
         </w:rPr>
-        <w:t xml:space="preserve">Penyimpanan file cover terorganisir di </w:t>
+        <w:t>Pengguna reguler (non-admin) tetap melihat tampilan flat grid anggota khusus di perusahaannya sendiri sesuai prinsip isolasi data multi-tenant.</w:t>
+      </w:r>
+    </w:p>
+    <w:p>
+      <w:pPr>
+        <w:spacing w:before="20" w:after="40" w:line="276" w:lineRule="auto"/>
+        <w:ind w:left="360"/>
+      </w:pPr>
+      <w:r>
+        <w:rPr>
+          <w:rFonts w:ascii="Arial" w:hAnsi="Arial"/>
+          <w:b/>
+          <w:color w:val="2563EB"/>
+          <w:sz w:val="19"/>
+        </w:rPr>
+        <w:t xml:space="preserve">• </w:t>
+      </w:r>
+      <w:r>
+        <w:rPr>
+          <w:rFonts w:ascii="Calibri" w:hAnsi="Calibri"/>
+          <w:b/>
+          <w:i w:val="0"/>
+          <w:color w:val="1E293B"/>
+          <w:sz w:val="19"/>
+        </w:rPr>
+        <w:t>Arsitektur Kartu Anggota Modular (`_MemberCard.cshtml`)</w:t>
+      </w:r>
+      <w:r>
+        <w:rPr>
+          <w:rFonts w:ascii="Calibri" w:hAnsi="Calibri"/>
+          <w:b w:val="0"/>
+          <w:i w:val="0"/>
+          <w:color w:val="1E293B"/>
+          <w:sz w:val="19"/>
+        </w:rPr>
+        <w:t>:</w:t>
+      </w:r>
+    </w:p>
+    <w:p>
+      <w:pPr>
+        <w:spacing w:before="20" w:after="40" w:line="276" w:lineRule="auto"/>
+        <w:ind w:left="720"/>
+      </w:pPr>
+      <w:r>
+        <w:rPr>
+          <w:rFonts w:ascii="Arial" w:hAnsi="Arial"/>
+          <w:b/>
+          <w:color w:val="2563EB"/>
+          <w:sz w:val="19"/>
+        </w:rPr>
+        <w:t xml:space="preserve">⁃ </w:t>
+      </w:r>
+      <w:r>
+        <w:rPr>
+          <w:rFonts w:ascii="Calibri" w:hAnsi="Calibri"/>
+          <w:b w:val="0"/>
+          <w:i w:val="0"/>
+          <w:color w:val="1E293B"/>
+          <w:sz w:val="19"/>
+        </w:rPr>
+        <w:t>Komponen profil kartu anggota tim dienkapsulasi ke dalam partial view terpisah guna memastikan konsistensi visual dan performa render yang optimal.</w:t>
+      </w:r>
+    </w:p>
+    <w:p>
+      <w:pPr>
+        <w:spacing w:before="20" w:after="40" w:line="276" w:lineRule="auto"/>
+        <w:ind w:left="360"/>
+      </w:pPr>
+      <w:r>
+        <w:rPr>
+          <w:rFonts w:ascii="Arial" w:hAnsi="Arial"/>
+          <w:b/>
+          <w:color w:val="2563EB"/>
+          <w:sz w:val="19"/>
+        </w:rPr>
+        <w:t xml:space="preserve">• </w:t>
+      </w:r>
+      <w:r>
+        <w:rPr>
+          <w:rFonts w:ascii="Calibri" w:hAnsi="Calibri"/>
+          <w:b/>
+          <w:i w:val="0"/>
+          <w:color w:val="1E293B"/>
+          <w:sz w:val="19"/>
+        </w:rPr>
+        <w:t>Direktori Pure Grid Card Layout</w:t>
+      </w:r>
+      <w:r>
+        <w:rPr>
+          <w:rFonts w:ascii="Calibri" w:hAnsi="Calibri"/>
+          <w:b w:val="0"/>
+          <w:i w:val="0"/>
+          <w:color w:val="1E293B"/>
+          <w:sz w:val="19"/>
+        </w:rPr>
+        <w:t>:</w:t>
+      </w:r>
+    </w:p>
+    <w:p>
+      <w:pPr>
+        <w:spacing w:before="20" w:after="40" w:line="276" w:lineRule="auto"/>
+        <w:ind w:left="720"/>
+      </w:pPr>
+      <w:r>
+        <w:rPr>
+          <w:rFonts w:ascii="Arial" w:hAnsi="Arial"/>
+          <w:b/>
+          <w:color w:val="2563EB"/>
+          <w:sz w:val="19"/>
+        </w:rPr>
+        <w:t xml:space="preserve">⁃ </w:t>
+      </w:r>
+      <w:r>
+        <w:rPr>
+          <w:rFonts w:ascii="Calibri" w:hAnsi="Calibri"/>
+          <w:b w:val="0"/>
+          <w:i w:val="0"/>
+          <w:color w:val="1E293B"/>
+          <w:sz w:val="19"/>
+        </w:rPr>
+        <w:t xml:space="preserve">Tampilan direktori tim berbasis </w:t>
+      </w:r>
+      <w:r>
+        <w:rPr>
+          <w:rFonts w:ascii="Calibri" w:hAnsi="Calibri"/>
+          <w:b w:val="0"/>
+          <w:i/>
+          <w:color w:val="1E293B"/>
+          <w:sz w:val="19"/>
+        </w:rPr>
+        <w:t>Pure Grid Card</w:t>
+      </w:r>
+      <w:r>
+        <w:rPr>
+          <w:rFonts w:ascii="Calibri" w:hAnsi="Calibri"/>
+          <w:b w:val="0"/>
+          <w:i w:val="0"/>
+          <w:color w:val="1E293B"/>
+          <w:sz w:val="19"/>
+        </w:rPr>
+        <w:t xml:space="preserve"> responsif (</w:t>
       </w:r>
       <w:r>
         <w:rPr>
@@ -12556,17 +14512,122 @@
           <w:color w:val="C2410C"/>
           <w:sz w:val="17"/>
         </w:rPr>
-        <w:t>wwwroot/uploads/covers/</w:t>
-      </w:r>
-      <w:r>
-        <w:rPr>
-          <w:rFonts w:ascii="Calibri" w:hAnsi="Calibri"/>
-          <w:b w:val="0"/>
-          <w:i w:val="0"/>
-          <w:color w:val="1E293B"/>
-          <w:sz w:val="19"/>
-        </w:rPr>
-        <w:t xml:space="preserve"> dengan fallback visual ke vektor SVG modern (</w:t>
+        <w:t>grid-cols-1 md:grid-cols-2 lg:grid-cols-3 xl:grid-cols-4</w:t>
+      </w:r>
+      <w:r>
+        <w:rPr>
+          <w:rFonts w:ascii="Calibri" w:hAnsi="Calibri"/>
+          <w:b w:val="0"/>
+          <w:i w:val="0"/>
+          <w:color w:val="1E293B"/>
+          <w:sz w:val="19"/>
+        </w:rPr>
+        <w:t>) dengan visual kartu tim modern, avatar inisial berwarna, badge jabatan, dan ringkasan metrik jam kerja.</w:t>
+      </w:r>
+    </w:p>
+    <w:p>
+      <w:pPr>
+        <w:spacing w:before="20" w:after="40" w:line="276" w:lineRule="auto"/>
+        <w:ind w:left="720"/>
+      </w:pPr>
+      <w:r>
+        <w:rPr>
+          <w:rFonts w:ascii="Arial" w:hAnsi="Arial"/>
+          <w:b/>
+          <w:color w:val="2563EB"/>
+          <w:sz w:val="19"/>
+        </w:rPr>
+        <w:t xml:space="preserve">⁃ </w:t>
+      </w:r>
+      <w:r>
+        <w:rPr>
+          <w:rFonts w:ascii="Calibri" w:hAnsi="Calibri"/>
+          <w:b w:val="0"/>
+          <w:i w:val="0"/>
+          <w:color w:val="1E293B"/>
+          <w:sz w:val="19"/>
+        </w:rPr>
+        <w:t xml:space="preserve">Proteksi </w:t>
+      </w:r>
+      <w:r>
+        <w:rPr>
+          <w:rFonts w:ascii="Calibri" w:hAnsi="Calibri"/>
+          <w:b w:val="0"/>
+          <w:i/>
+          <w:color w:val="1E293B"/>
+          <w:sz w:val="19"/>
+        </w:rPr>
+        <w:t>Anti-Overflow &amp; Truncation</w:t>
+      </w:r>
+      <w:r>
+        <w:rPr>
+          <w:rFonts w:ascii="Calibri" w:hAnsi="Calibri"/>
+          <w:b w:val="0"/>
+          <w:i w:val="0"/>
+          <w:color w:val="1E293B"/>
+          <w:sz w:val="19"/>
+        </w:rPr>
+        <w:t xml:space="preserve"> pada kartu anggota untuk menjamin estetika tata letak tetap rapi pada teks nama, email, dan jabatan yang panjang tanpa merusak layout.</w:t>
+      </w:r>
+    </w:p>
+    <w:p>
+      <w:pPr>
+        <w:spacing w:before="20" w:after="40" w:line="276" w:lineRule="auto"/>
+        <w:ind w:left="360"/>
+      </w:pPr>
+      <w:r>
+        <w:rPr>
+          <w:rFonts w:ascii="Arial" w:hAnsi="Arial"/>
+          <w:b/>
+          <w:color w:val="2563EB"/>
+          <w:sz w:val="19"/>
+        </w:rPr>
+        <w:t xml:space="preserve">• </w:t>
+      </w:r>
+      <w:r>
+        <w:rPr>
+          <w:rFonts w:ascii="Calibri" w:hAnsi="Calibri"/>
+          <w:b/>
+          <w:i w:val="0"/>
+          <w:color w:val="1E293B"/>
+          <w:sz w:val="19"/>
+        </w:rPr>
+        <w:t>Kustomisasi Banner Cover Profil (`CoverPictureUrl`)</w:t>
+      </w:r>
+      <w:r>
+        <w:rPr>
+          <w:rFonts w:ascii="Calibri" w:hAnsi="Calibri"/>
+          <w:b w:val="0"/>
+          <w:i w:val="0"/>
+          <w:color w:val="1E293B"/>
+          <w:sz w:val="19"/>
+        </w:rPr>
+        <w:t>:</w:t>
+      </w:r>
+    </w:p>
+    <w:p>
+      <w:pPr>
+        <w:spacing w:before="20" w:after="40" w:line="276" w:lineRule="auto"/>
+        <w:ind w:left="720"/>
+      </w:pPr>
+      <w:r>
+        <w:rPr>
+          <w:rFonts w:ascii="Arial" w:hAnsi="Arial"/>
+          <w:b/>
+          <w:color w:val="2563EB"/>
+          <w:sz w:val="19"/>
+        </w:rPr>
+        <w:t xml:space="preserve">⁃ </w:t>
+      </w:r>
+      <w:r>
+        <w:rPr>
+          <w:rFonts w:ascii="Calibri" w:hAnsi="Calibri"/>
+          <w:b w:val="0"/>
+          <w:i w:val="0"/>
+          <w:color w:val="1E293B"/>
+          <w:sz w:val="19"/>
+        </w:rPr>
+        <w:t>Pengguna dapat mengunggah gambar sampul (cover banner) kustom untuk mempercantik halaman profil pribadi (</w:t>
       </w:r>
       <w:r>
         <w:rPr>
@@ -12576,7 +14637,7 @@
           <w:color w:val="C2410C"/>
           <w:sz w:val="17"/>
         </w:rPr>
-        <w:t>default-profile-cover.svg</w:t>
+        <w:t>/Account/Profile</w:t>
       </w:r>
       <w:r>
         <w:rPr>
@@ -12592,7 +14653,7 @@
     <w:p>
       <w:pPr>
         <w:spacing w:before="20" w:after="40" w:line="276" w:lineRule="auto"/>
-        <w:ind w:left="360"/>
+        <w:ind w:left="720"/>
       </w:pPr>
       <w:r>
         <w:rPr>
@@ -12601,33 +14662,63 @@
           <w:color w:val="2563EB"/>
           <w:sz w:val="19"/>
         </w:rPr>
-        <w:t xml:space="preserve">• </w:t>
-      </w:r>
-      <w:r>
-        <w:rPr>
-          <w:rFonts w:ascii="Calibri" w:hAnsi="Calibri"/>
-          <w:b/>
-          <w:i w:val="0"/>
-          <w:color w:val="1E293B"/>
-          <w:sz w:val="19"/>
-        </w:rPr>
-        <w:t>Fitur Hapus Permanen Pengguna (*Permanent User Deletion*)</w:t>
-      </w:r>
-      <w:r>
-        <w:rPr>
-          <w:rFonts w:ascii="Calibri" w:hAnsi="Calibri"/>
-          <w:b w:val="0"/>
-          <w:i w:val="0"/>
-          <w:color w:val="1E293B"/>
-          <w:sz w:val="19"/>
-        </w:rPr>
-        <w:t>:</w:t>
+        <w:t xml:space="preserve">⁃ </w:t>
+      </w:r>
+      <w:r>
+        <w:rPr>
+          <w:rFonts w:ascii="Calibri" w:hAnsi="Calibri"/>
+          <w:b w:val="0"/>
+          <w:i w:val="0"/>
+          <w:color w:val="1E293B"/>
+          <w:sz w:val="19"/>
+        </w:rPr>
+        <w:t xml:space="preserve">Penyimpanan file cover terorganisir di </w:t>
+      </w:r>
+      <w:r>
+        <w:rPr>
+          <w:rFonts w:ascii="Consolas" w:hAnsi="Consolas"/>
+          <w:b w:val="0"/>
+          <w:i w:val="0"/>
+          <w:color w:val="C2410C"/>
+          <w:sz w:val="17"/>
+        </w:rPr>
+        <w:t>wwwroot/uploads/covers/</w:t>
+      </w:r>
+      <w:r>
+        <w:rPr>
+          <w:rFonts w:ascii="Calibri" w:hAnsi="Calibri"/>
+          <w:b w:val="0"/>
+          <w:i w:val="0"/>
+          <w:color w:val="1E293B"/>
+          <w:sz w:val="19"/>
+        </w:rPr>
+        <w:t xml:space="preserve"> dengan fallback visual ke vektor SVG modern (</w:t>
+      </w:r>
+      <w:r>
+        <w:rPr>
+          <w:rFonts w:ascii="Consolas" w:hAnsi="Consolas"/>
+          <w:b w:val="0"/>
+          <w:i w:val="0"/>
+          <w:color w:val="C2410C"/>
+          <w:sz w:val="17"/>
+        </w:rPr>
+        <w:t>default-profile-cover.svg</w:t>
+      </w:r>
+      <w:r>
+        <w:rPr>
+          <w:rFonts w:ascii="Calibri" w:hAnsi="Calibri"/>
+          <w:b w:val="0"/>
+          <w:i w:val="0"/>
+          <w:color w:val="1E293B"/>
+          <w:sz w:val="19"/>
+        </w:rPr>
+        <w:t>).</w:t>
       </w:r>
     </w:p>
     <w:p>
       <w:pPr>
         <w:spacing w:before="20" w:after="40" w:line="276" w:lineRule="auto"/>
-        <w:ind w:left="720"/>
+        <w:ind w:left="360"/>
       </w:pPr>
       <w:r>
         <w:rPr>
@@ -12636,37 +14727,27 @@
           <w:color w:val="2563EB"/>
           <w:sz w:val="19"/>
         </w:rPr>
-        <w:t xml:space="preserve">⁃ </w:t>
-      </w:r>
-      <w:r>
-        <w:rPr>
-          <w:rFonts w:ascii="Calibri" w:hAnsi="Calibri"/>
-          <w:b w:val="0"/>
-          <w:i w:val="0"/>
-          <w:color w:val="1E293B"/>
-          <w:sz w:val="19"/>
-        </w:rPr>
-        <w:t>Disediakan khusus untuk peran Administrator melalui tombol aksi berbahaya (</w:t>
-      </w:r>
-      <w:r>
-        <w:rPr>
-          <w:rFonts w:ascii="Calibri" w:hAnsi="Calibri"/>
-          <w:b w:val="0"/>
-          <w:i/>
-          <w:color w:val="1E293B"/>
-          <w:sz w:val="19"/>
-        </w:rPr>
-        <w:t>danger action</w:t>
-      </w:r>
-      <w:r>
-        <w:rPr>
-          <w:rFonts w:ascii="Calibri" w:hAnsi="Calibri"/>
-          <w:b w:val="0"/>
-          <w:i w:val="0"/>
-          <w:color w:val="1E293B"/>
-          <w:sz w:val="19"/>
-        </w:rPr>
-        <w:t>) pada detail anggota.</w:t>
+        <w:t xml:space="preserve">• </w:t>
+      </w:r>
+      <w:r>
+        <w:rPr>
+          <w:rFonts w:ascii="Calibri" w:hAnsi="Calibri"/>
+          <w:b/>
+          <w:i w:val="0"/>
+          <w:color w:val="1E293B"/>
+          <w:sz w:val="19"/>
+        </w:rPr>
+        <w:t>Fitur Hapus Permanen Pengguna (*Permanent User Deletion*)</w:t>
+      </w:r>
+      <w:r>
+        <w:rPr>
+          <w:rFonts w:ascii="Calibri" w:hAnsi="Calibri"/>
+          <w:b w:val="0"/>
+          <w:i w:val="0"/>
+          <w:color w:val="1E293B"/>
+          <w:sz w:val="19"/>
+        </w:rPr>
+        <w:t>:</w:t>
       </w:r>
     </w:p>
     <w:p>
@@ -12691,7 +14772,7 @@
           <w:color w:val="1E293B"/>
           <w:sz w:val="19"/>
         </w:rPr>
-        <w:t>Dilengkapi mekanisme konfirmasi verifikasi ganda (</w:t>
+        <w:t>Disediakan khusus untuk peran Administrator melalui tombol aksi berbahaya (</w:t>
       </w:r>
       <w:r>
         <w:rPr>
@@ -12701,17 +14782,17 @@
           <w:color w:val="1E293B"/>
           <w:sz w:val="19"/>
         </w:rPr>
-        <w:t>Double Confirmation Modal</w:t>
-      </w:r>
-      <w:r>
-        <w:rPr>
-          <w:rFonts w:ascii="Calibri" w:hAnsi="Calibri"/>
-          <w:b w:val="0"/>
-          <w:i w:val="0"/>
-          <w:color w:val="1E293B"/>
-          <w:sz w:val="19"/>
-        </w:rPr>
-        <w:t>) yang mewajibkan admin mengetikkan nama lengkap pengguna target dan menginput kata sandi admin untuk mencegah ketidaksengajaan.</w:t>
+        <w:t>danger action</w:t>
+      </w:r>
+      <w:r>
+        <w:rPr>
+          <w:rFonts w:ascii="Calibri" w:hAnsi="Calibri"/>
+          <w:b w:val="0"/>
+          <w:i w:val="0"/>
+          <w:color w:val="1E293B"/>
+          <w:sz w:val="19"/>
+        </w:rPr>
+        <w:t>) pada detail anggota.</w:t>
       </w:r>
     </w:p>
     <w:p>
@@ -12736,12 +14817,57 @@
           <w:color w:val="1E293B"/>
           <w:sz w:val="19"/>
         </w:rPr>
-        <w:t>Menghapus akun pengguna dari basis data ASP.NET Identity, membersihkan relasi terkait, dan membebaskan penugasan tugas secara aman.</w:t>
+        <w:t>Dilengkapi mekanisme konfirmasi verifikasi ganda (</w:t>
+      </w:r>
+      <w:r>
+        <w:rPr>
+          <w:rFonts w:ascii="Calibri" w:hAnsi="Calibri"/>
+          <w:b w:val="0"/>
+          <w:i/>
+          <w:color w:val="1E293B"/>
+          <w:sz w:val="19"/>
+        </w:rPr>
+        <w:t>Double Confirmation Modal</w:t>
+      </w:r>
+      <w:r>
+        <w:rPr>
+          <w:rFonts w:ascii="Calibri" w:hAnsi="Calibri"/>
+          <w:b w:val="0"/>
+          <w:i w:val="0"/>
+          <w:color w:val="1E293B"/>
+          <w:sz w:val="19"/>
+        </w:rPr>
+        <w:t>) yang mewajibkan admin mengetikkan nama lengkap pengguna target dan menginput kata sandi admin untuk mencegah ketidaksengajaan.</w:t>
       </w:r>
     </w:p>
     <w:p>
       <w:pPr>
         <w:spacing w:before="20" w:after="40" w:line="276" w:lineRule="auto"/>
+        <w:ind w:left="720"/>
+      </w:pPr>
+      <w:r>
+        <w:rPr>
+          <w:rFonts w:ascii="Arial" w:hAnsi="Arial"/>
+          <w:b/>
+          <w:color w:val="2563EB"/>
+          <w:sz w:val="19"/>
+        </w:rPr>
+        <w:t xml:space="preserve">⁃ </w:t>
+      </w:r>
+      <w:r>
+        <w:rPr>
+          <w:rFonts w:ascii="Calibri" w:hAnsi="Calibri"/>
+          <w:b w:val="0"/>
+          <w:i w:val="0"/>
+          <w:color w:val="1E293B"/>
+          <w:sz w:val="19"/>
+        </w:rPr>
+        <w:t>Menghapus akun pengguna dari basis data ASP.NET Identity, membersihkan relasi terkait, dan membebaskan penugasan tugas secara aman.</w:t>
+      </w:r>
+    </w:p>
+    <w:p>
+      <w:pPr>
+        <w:spacing w:before="20" w:after="40" w:line="276" w:lineRule="auto"/>
         <w:ind w:left="360"/>
       </w:pPr>
       <w:r>
@@ -15902,6 +18028,326 @@
           <w:sz w:val="19"/>
         </w:rPr>
         <w:t>.</w:t>
+      </w:r>
+    </w:p>
+    <w:p>
+      <w:pPr>
+        <w:keepNext/>
+        <w:spacing w:before="120" w:after="40"/>
+      </w:pPr>
+      <w:r>
+        <w:rPr>
+          <w:rFonts w:ascii="Calibri" w:hAnsi="Calibri"/>
+          <w:b/>
+          <w:color w:val="475569"/>
+          <w:sz w:val="21"/>
+        </w:rPr>
+        <w:t>5.16.1 Arsitektur Antarmuka Konfigurasi Sistem 4-Tab Modular</w:t>
+      </w:r>
+    </w:p>
+    <w:p>
+      <w:pPr>
+        <w:spacing w:before="20" w:after="40" w:line="276" w:lineRule="auto"/>
+        <w:ind w:left="360"/>
+      </w:pPr>
+      <w:r>
+        <w:rPr>
+          <w:rFonts w:ascii="Arial" w:hAnsi="Arial"/>
+          <w:b/>
+          <w:color w:val="2563EB"/>
+          <w:sz w:val="19"/>
+        </w:rPr>
+        <w:t xml:space="preserve">• </w:t>
+      </w:r>
+      <w:r>
+        <w:rPr>
+          <w:rFonts w:ascii="Calibri" w:hAnsi="Calibri"/>
+          <w:b w:val="0"/>
+          <w:i w:val="0"/>
+          <w:color w:val="1E293B"/>
+          <w:sz w:val="19"/>
+        </w:rPr>
+        <w:t>Antarmuka halaman Konfigurasi Sistem (</w:t>
+      </w:r>
+      <w:r>
+        <w:rPr>
+          <w:rFonts w:ascii="Consolas" w:hAnsi="Consolas"/>
+          <w:b w:val="0"/>
+          <w:i w:val="0"/>
+          <w:color w:val="C2410C"/>
+          <w:sz w:val="17"/>
+        </w:rPr>
+        <w:t>/Configuration</w:t>
+      </w:r>
+      <w:r>
+        <w:rPr>
+          <w:rFonts w:ascii="Calibri" w:hAnsi="Calibri"/>
+          <w:b w:val="0"/>
+          <w:i w:val="0"/>
+          <w:color w:val="1E293B"/>
+          <w:sz w:val="19"/>
+        </w:rPr>
+        <w:t xml:space="preserve">) ditata secara ergonomis menjadi </w:t>
+      </w:r>
+      <w:r>
+        <w:rPr>
+          <w:rFonts w:ascii="Calibri" w:hAnsi="Calibri"/>
+          <w:b/>
+          <w:i w:val="0"/>
+          <w:color w:val="1E293B"/>
+          <w:sz w:val="19"/>
+        </w:rPr>
+        <w:t>4 Tab Utama Terpadu</w:t>
+      </w:r>
+      <w:r>
+        <w:rPr>
+          <w:rFonts w:ascii="Calibri" w:hAnsi="Calibri"/>
+          <w:b w:val="0"/>
+          <w:i w:val="0"/>
+          <w:color w:val="1E293B"/>
+          <w:sz w:val="19"/>
+        </w:rPr>
+        <w:t>:</w:t>
+      </w:r>
+    </w:p>
+    <w:p>
+      <w:pPr>
+        <w:spacing w:before="20" w:after="40" w:line="276" w:lineRule="auto"/>
+        <w:ind w:left="720"/>
+      </w:pPr>
+      <w:r>
+        <w:rPr>
+          <w:rFonts w:ascii="Arial" w:hAnsi="Arial"/>
+          <w:b/>
+          <w:color w:val="2563EB"/>
+          <w:sz w:val="19"/>
+        </w:rPr>
+        <w:t xml:space="preserve">1. </w:t>
+      </w:r>
+      <w:r>
+        <w:rPr>
+          <w:rFonts w:ascii="Calibri" w:hAnsi="Calibri"/>
+          <w:b/>
+          <w:i w:val="0"/>
+          <w:color w:val="1E293B"/>
+          <w:sz w:val="19"/>
+        </w:rPr>
+        <w:t>Tab 1: Sinkronisasi Host Induk &amp; Cabang</w:t>
+      </w:r>
+      <w:r>
+        <w:rPr>
+          <w:rFonts w:ascii="Calibri" w:hAnsi="Calibri"/>
+          <w:b w:val="0"/>
+          <w:i w:val="0"/>
+          <w:color w:val="1E293B"/>
+          <w:sz w:val="19"/>
+        </w:rPr>
+        <w:t xml:space="preserve"> (</w:t>
+      </w:r>
+      <w:r>
+        <w:rPr>
+          <w:rFonts w:ascii="Consolas" w:hAnsi="Consolas"/>
+          <w:b w:val="0"/>
+          <w:i w:val="0"/>
+          <w:color w:val="C2410C"/>
+          <w:sz w:val="17"/>
+        </w:rPr>
+        <w:t>tab-cfg-sync</w:t>
+      </w:r>
+      <w:r>
+        <w:rPr>
+          <w:rFonts w:ascii="Calibri" w:hAnsi="Calibri"/>
+          <w:b w:val="0"/>
+          <w:i w:val="0"/>
+          <w:color w:val="1E293B"/>
+          <w:sz w:val="19"/>
+        </w:rPr>
+        <w:t>): Pengaturan sinkronisasi multi-instance, pengujian koneksi host induk, dan riwayat sinkronisasi.</w:t>
+      </w:r>
+    </w:p>
+    <w:p>
+      <w:pPr>
+        <w:spacing w:before="20" w:after="40" w:line="276" w:lineRule="auto"/>
+        <w:ind w:left="720"/>
+      </w:pPr>
+      <w:r>
+        <w:rPr>
+          <w:rFonts w:ascii="Arial" w:hAnsi="Arial"/>
+          <w:b/>
+          <w:color w:val="2563EB"/>
+          <w:sz w:val="19"/>
+        </w:rPr>
+        <w:t xml:space="preserve">2. </w:t>
+      </w:r>
+      <w:r>
+        <w:rPr>
+          <w:rFonts w:ascii="Calibri" w:hAnsi="Calibri"/>
+          <w:b/>
+          <w:i w:val="0"/>
+          <w:color w:val="1E293B"/>
+          <w:sz w:val="19"/>
+        </w:rPr>
+        <w:t>Tab 2: Database &amp; Pemeliharaan</w:t>
+      </w:r>
+      <w:r>
+        <w:rPr>
+          <w:rFonts w:ascii="Calibri" w:hAnsi="Calibri"/>
+          <w:b w:val="0"/>
+          <w:i w:val="0"/>
+          <w:color w:val="1E293B"/>
+          <w:sz w:val="19"/>
+        </w:rPr>
+        <w:t xml:space="preserve"> (</w:t>
+      </w:r>
+      <w:r>
+        <w:rPr>
+          <w:rFonts w:ascii="Consolas" w:hAnsi="Consolas"/>
+          <w:b w:val="0"/>
+          <w:i w:val="0"/>
+          <w:color w:val="C2410C"/>
+          <w:sz w:val="17"/>
+        </w:rPr>
+        <w:t>tab-cfg-database</w:t>
+      </w:r>
+      <w:r>
+        <w:rPr>
+          <w:rFonts w:ascii="Calibri" w:hAnsi="Calibri"/>
+          <w:b w:val="0"/>
+          <w:i w:val="0"/>
+          <w:color w:val="1E293B"/>
+          <w:sz w:val="19"/>
+        </w:rPr>
+        <w:t xml:space="preserve">): Monitoring kapasitas database SQLite (ukuran berkas, page count, journal mode), fitur Shrink/Vacuum, pencadangan snapshot berkas </w:t>
+      </w:r>
+      <w:r>
+        <w:rPr>
+          <w:rFonts w:ascii="Consolas" w:hAnsi="Consolas"/>
+          <w:b w:val="0"/>
+          <w:i w:val="0"/>
+          <w:color w:val="C2410C"/>
+          <w:sz w:val="17"/>
+        </w:rPr>
+        <w:t>.db</w:t>
+      </w:r>
+      <w:r>
+        <w:rPr>
+          <w:rFonts w:ascii="Calibri" w:hAnsi="Calibri"/>
+          <w:b w:val="0"/>
+          <w:i w:val="0"/>
+          <w:color w:val="1E293B"/>
+          <w:sz w:val="19"/>
+        </w:rPr>
+        <w:t>, dan ekspor/impor skrip SQL.</w:t>
+      </w:r>
+    </w:p>
+    <w:p>
+      <w:pPr>
+        <w:spacing w:before="20" w:after="40" w:line="276" w:lineRule="auto"/>
+        <w:ind w:left="720"/>
+      </w:pPr>
+      <w:r>
+        <w:rPr>
+          <w:rFonts w:ascii="Arial" w:hAnsi="Arial"/>
+          <w:b/>
+          <w:color w:val="2563EB"/>
+          <w:sz w:val="19"/>
+        </w:rPr>
+        <w:t xml:space="preserve">3. </w:t>
+      </w:r>
+      <w:r>
+        <w:rPr>
+          <w:rFonts w:ascii="Calibri" w:hAnsi="Calibri"/>
+          <w:b/>
+          <w:i w:val="0"/>
+          <w:color w:val="1E293B"/>
+          <w:sz w:val="19"/>
+        </w:rPr>
+        <w:t>Tab 3: Server Email &amp; Notifikasi</w:t>
+      </w:r>
+      <w:r>
+        <w:rPr>
+          <w:rFonts w:ascii="Calibri" w:hAnsi="Calibri"/>
+          <w:b w:val="0"/>
+          <w:i w:val="0"/>
+          <w:color w:val="1E293B"/>
+          <w:sz w:val="19"/>
+        </w:rPr>
+        <w:t xml:space="preserve"> (</w:t>
+      </w:r>
+      <w:r>
+        <w:rPr>
+          <w:rFonts w:ascii="Consolas" w:hAnsi="Consolas"/>
+          <w:b w:val="0"/>
+          <w:i w:val="0"/>
+          <w:color w:val="C2410C"/>
+          <w:sz w:val="17"/>
+        </w:rPr>
+        <w:t>tab-cfg-email</w:t>
+      </w:r>
+      <w:r>
+        <w:rPr>
+          <w:rFonts w:ascii="Calibri" w:hAnsi="Calibri"/>
+          <w:b w:val="0"/>
+          <w:i w:val="0"/>
+          <w:color w:val="1E293B"/>
+          <w:sz w:val="19"/>
+        </w:rPr>
+        <w:t>): Pengaturan koneksi server SMTP (host, port, SSL/TLS, otentikasi), uji koneksi diagnostik realtime (latency ms), dan manajemen template email event berbasis WYSIWYG.</w:t>
+      </w:r>
+    </w:p>
+    <w:p>
+      <w:pPr>
+        <w:spacing w:before="20" w:after="40" w:line="276" w:lineRule="auto"/>
+        <w:ind w:left="720"/>
+      </w:pPr>
+      <w:r>
+        <w:rPr>
+          <w:rFonts w:ascii="Arial" w:hAnsi="Arial"/>
+          <w:b/>
+          <w:color w:val="2563EB"/>
+          <w:sz w:val="19"/>
+        </w:rPr>
+        <w:t xml:space="preserve">4. </w:t>
+      </w:r>
+      <w:r>
+        <w:rPr>
+          <w:rFonts w:ascii="Calibri" w:hAnsi="Calibri"/>
+          <w:b/>
+          <w:i w:val="0"/>
+          <w:color w:val="1E293B"/>
+          <w:sz w:val="19"/>
+        </w:rPr>
+        <w:t>Tab 4: Umum &amp; Swagger API</w:t>
+      </w:r>
+      <w:r>
+        <w:rPr>
+          <w:rFonts w:ascii="Calibri" w:hAnsi="Calibri"/>
+          <w:b w:val="0"/>
+          <w:i w:val="0"/>
+          <w:color w:val="1E293B"/>
+          <w:sz w:val="19"/>
+        </w:rPr>
+        <w:t xml:space="preserve"> (</w:t>
+      </w:r>
+      <w:r>
+        <w:rPr>
+          <w:rFonts w:ascii="Consolas" w:hAnsi="Consolas"/>
+          <w:b w:val="0"/>
+          <w:i w:val="0"/>
+          <w:color w:val="C2410C"/>
+          <w:sz w:val="17"/>
+        </w:rPr>
+        <w:t>tab-cfg-general</w:t>
+      </w:r>
+      <w:r>
+        <w:rPr>
+          <w:rFonts w:ascii="Calibri" w:hAnsi="Calibri"/>
+          <w:b w:val="0"/>
+          <w:i w:val="0"/>
+          <w:color w:val="1E293B"/>
+          <w:sz w:val="19"/>
+        </w:rPr>
+        <w:t>): Pengaturan Global Base URL, informasi runtime aplikasi, dan tautan langsung ke Swagger REST API Documentation.</w:t>
       </w:r>
     </w:p>
     <w:p>
@@ -15958,6 +18404,7 @@
         <w:tc>
           <w:tcPr>
             <w:tcW w:type="dxa" w:w="9029"/>
+            <w:tcW w:w="9028" w:type="dxa"/>
             <w:shd w:fill="F8FAFC"/>
             <w:tcBorders>
               <w:top w:val="single" w:sz="4" w:space="0" w:color="E2E8F0"/>
@@ -19002,6 +21449,36 @@
     </w:p>
     <w:p>
       <w:pPr>
+        <w:keepNext/>
+        <w:spacing w:before="160" w:after="40"/>
+      </w:pPr>
+      <w:r>
+        <w:rPr>
+          <w:rFonts w:ascii="Calibri" w:hAnsi="Calibri"/>
+          <w:b/>
+          <w:color w:val="1E293B"/>
+          <w:sz w:val="23"/>
+        </w:rPr>
+        <w:t>5.20 Modul Gamifikasi, Daily Check-In, Aturan Streak, Master Badge Gaul &amp; Klaim Hadiah</w:t>
+      </w:r>
+    </w:p>
+    <w:p>
+      <w:pPr>
+        <w:spacing w:before="0" w:after="80" w:line="276" w:lineRule="auto"/>
+      </w:pPr>
+      <w:r>
+        <w:rPr>
+          <w:rFonts w:ascii="Calibri" w:hAnsi="Calibri"/>
+          <w:b w:val="0"/>
+          <w:i w:val="0"/>
+          <w:color w:val="1E293B"/>
+          <w:sz w:val="20"/>
+        </w:rPr>
+        <w:t>Modul ini mengimplementasikan sistem gamifikasi komprehensif untuk meningkatkan kedisiplinan dan retensi pengguna melalui pengumpulan poin, streak check-in, lencana prestasi, dan penukaran hadiah nyata:</w:t>
+      </w:r>
+    </w:p>
+    <w:p>
+      <w:pPr>
         <w:spacing w:before="20" w:after="40" w:line="276" w:lineRule="auto"/>
         <w:ind w:left="360"/>
       </w:pPr>
@@ -19022,7 +21499,7 @@
           <w:color w:val="1E293B"/>
           <w:sz w:val="19"/>
         </w:rPr>
-        <w:t>Paginasi Grid Tabel AJAX (*Zero Reload* - `ajax-grid-manager.js`)</w:t>
+        <w:t>5.20.1 Saldo Awal &amp; Aturan Akumulasi Poin Bulanan (Aturan 15 &amp; 30 Hari)</w:t>
       </w:r>
       <w:r>
         <w:rPr>
@@ -19057,27 +21534,27 @@
           <w:color w:val="1E293B"/>
           <w:sz w:val="19"/>
         </w:rPr>
-        <w:t>Mengimplementasikan navigasi tabel instan tanpa memuat ulang halaman (</w:t>
-      </w:r>
-      <w:r>
-        <w:rPr>
-          <w:rFonts w:ascii="Calibri" w:hAnsi="Calibri"/>
-          <w:b w:val="0"/>
-          <w:i/>
-          <w:color w:val="1E293B"/>
-          <w:sz w:val="19"/>
-        </w:rPr>
-        <w:t>zero reload</w:t>
-      </w:r>
-      <w:r>
-        <w:rPr>
-          <w:rFonts w:ascii="Calibri" w:hAnsi="Calibri"/>
-          <w:b w:val="0"/>
-          <w:i w:val="0"/>
-          <w:color w:val="1E293B"/>
-          <w:sz w:val="19"/>
-        </w:rPr>
-        <w:t>) untuk tabel Tugas, Anggota Tim, Presensi, Audit Trail, dan Timesheet.</w:t>
+        <w:t xml:space="preserve">Saldo poin gamifikasi untuk setiap pengguna selalu </w:t>
+      </w:r>
+      <w:r>
+        <w:rPr>
+          <w:rFonts w:ascii="Calibri" w:hAnsi="Calibri"/>
+          <w:b/>
+          <w:i w:val="0"/>
+          <w:color w:val="1E293B"/>
+          <w:sz w:val="19"/>
+        </w:rPr>
+        <w:t>dimulai dari 0</w:t>
+      </w:r>
+      <w:r>
+        <w:rPr>
+          <w:rFonts w:ascii="Calibri" w:hAnsi="Calibri"/>
+          <w:b w:val="0"/>
+          <w:i w:val="0"/>
+          <w:color w:val="1E293B"/>
+          <w:sz w:val="19"/>
+        </w:rPr>
+        <w:t xml:space="preserve"> pada awal periode bulanan.</w:t>
       </w:r>
     </w:p>
     <w:p>
@@ -19102,7 +21579,232 @@
           <w:color w:val="1E293B"/>
           <w:sz w:val="19"/>
         </w:rPr>
-        <w:t>Terintegrasi penuh dengan browser history API (</w:t>
+        <w:t>Akumulasi poin check-in dihitung berdasarkan pencapaian disiplin check-in pengguna:</w:t>
+      </w:r>
+    </w:p>
+    <w:p>
+      <w:pPr>
+        <w:spacing w:before="20" w:after="40" w:line="276" w:lineRule="auto"/>
+        <w:ind w:left="1080"/>
+      </w:pPr>
+      <w:r>
+        <w:rPr>
+          <w:rFonts w:ascii="Arial" w:hAnsi="Arial"/>
+          <w:b/>
+          <w:color w:val="2563EB"/>
+          <w:sz w:val="19"/>
+        </w:rPr>
+        <w:t xml:space="preserve">1. </w:t>
+      </w:r>
+      <w:r>
+        <w:rPr>
+          <w:rFonts w:ascii="Calibri" w:hAnsi="Calibri"/>
+          <w:b/>
+          <w:i w:val="0"/>
+          <w:color w:val="1E293B"/>
+          <w:sz w:val="19"/>
+        </w:rPr>
+        <w:t>Pencapaian 15 Hari</w:t>
+      </w:r>
+      <w:r>
+        <w:rPr>
+          <w:rFonts w:ascii="Calibri" w:hAnsi="Calibri"/>
+          <w:b w:val="0"/>
+          <w:i w:val="0"/>
+          <w:color w:val="1E293B"/>
+          <w:sz w:val="19"/>
+        </w:rPr>
+        <w:t xml:space="preserve">: Pengguna yang konsisten menjalankan daily check-in selama 15 hari memperoleh </w:t>
+      </w:r>
+      <w:r>
+        <w:rPr>
+          <w:rFonts w:ascii="Calibri" w:hAnsi="Calibri"/>
+          <w:b/>
+          <w:i w:val="0"/>
+          <w:color w:val="1E293B"/>
+          <w:sz w:val="19"/>
+        </w:rPr>
+        <w:t>1/2 (50%)</w:t>
+      </w:r>
+      <w:r>
+        <w:rPr>
+          <w:rFonts w:ascii="Calibri" w:hAnsi="Calibri"/>
+          <w:b w:val="0"/>
+          <w:i w:val="0"/>
+          <w:color w:val="1E293B"/>
+          <w:sz w:val="19"/>
+        </w:rPr>
+        <w:t xml:space="preserve"> dari total akumulasi poin target check-in bulanan.</w:t>
+      </w:r>
+    </w:p>
+    <w:p>
+      <w:pPr>
+        <w:spacing w:before="20" w:after="40" w:line="276" w:lineRule="auto"/>
+        <w:ind w:left="1080"/>
+      </w:pPr>
+      <w:r>
+        <w:rPr>
+          <w:rFonts w:ascii="Arial" w:hAnsi="Arial"/>
+          <w:b/>
+          <w:color w:val="2563EB"/>
+          <w:sz w:val="19"/>
+        </w:rPr>
+        <w:t xml:space="preserve">2. </w:t>
+      </w:r>
+      <w:r>
+        <w:rPr>
+          <w:rFonts w:ascii="Calibri" w:hAnsi="Calibri"/>
+          <w:b/>
+          <w:i w:val="0"/>
+          <w:color w:val="1E293B"/>
+          <w:sz w:val="19"/>
+        </w:rPr>
+        <w:t>Pencapaian 30 Hari (Penuh)</w:t>
+      </w:r>
+      <w:r>
+        <w:rPr>
+          <w:rFonts w:ascii="Calibri" w:hAnsi="Calibri"/>
+          <w:b w:val="0"/>
+          <w:i w:val="0"/>
+          <w:color w:val="1E293B"/>
+          <w:sz w:val="19"/>
+        </w:rPr>
+        <w:t xml:space="preserve">: Pengguna yang menyelesaikan daily check-in hingga 30 hari penuh memperoleh </w:t>
+      </w:r>
+      <w:r>
+        <w:rPr>
+          <w:rFonts w:ascii="Calibri" w:hAnsi="Calibri"/>
+          <w:b/>
+          <w:i w:val="0"/>
+          <w:color w:val="1E293B"/>
+          <w:sz w:val="19"/>
+        </w:rPr>
+        <w:t>1x (100%)</w:t>
+      </w:r>
+      <w:r>
+        <w:rPr>
+          <w:rFonts w:ascii="Calibri" w:hAnsi="Calibri"/>
+          <w:b w:val="0"/>
+          <w:i w:val="0"/>
+          <w:color w:val="1E293B"/>
+          <w:sz w:val="19"/>
+        </w:rPr>
+        <w:t xml:space="preserve"> total akumulasi saldo poin secara utuh.</w:t>
+      </w:r>
+    </w:p>
+    <w:p>
+      <w:pPr>
+        <w:spacing w:before="20" w:after="40" w:line="276" w:lineRule="auto"/>
+        <w:ind w:left="720"/>
+      </w:pPr>
+      <w:r>
+        <w:rPr>
+          <w:rFonts w:ascii="Arial" w:hAnsi="Arial"/>
+          <w:b/>
+          <w:color w:val="2563EB"/>
+          <w:sz w:val="19"/>
+        </w:rPr>
+        <w:t xml:space="preserve">⁃ </w:t>
+      </w:r>
+      <w:r>
+        <w:rPr>
+          <w:rFonts w:ascii="Calibri" w:hAnsi="Calibri"/>
+          <w:b/>
+          <w:i w:val="0"/>
+          <w:color w:val="1E293B"/>
+          <w:sz w:val="19"/>
+        </w:rPr>
+        <w:t>Akumulasi Poin Badge</w:t>
+      </w:r>
+      <w:r>
+        <w:rPr>
+          <w:rFonts w:ascii="Calibri" w:hAnsi="Calibri"/>
+          <w:b w:val="0"/>
+          <w:i w:val="0"/>
+          <w:color w:val="1E293B"/>
+          <w:sz w:val="19"/>
+        </w:rPr>
+        <w:t>: Perolehan poin dari lencana (</w:t>
+      </w:r>
+      <w:r>
+        <w:rPr>
+          <w:rFonts w:ascii="Calibri" w:hAnsi="Calibri"/>
+          <w:b w:val="0"/>
+          <w:i/>
+          <w:color w:val="1E293B"/>
+          <w:sz w:val="19"/>
+        </w:rPr>
+        <w:t>Badge</w:t>
+      </w:r>
+      <w:r>
+        <w:rPr>
+          <w:rFonts w:ascii="Calibri" w:hAnsi="Calibri"/>
+          <w:b w:val="0"/>
+          <w:i w:val="0"/>
+          <w:color w:val="1E293B"/>
+          <w:sz w:val="19"/>
+        </w:rPr>
+        <w:t>) bersifat aditif langsung dan ditambahkan ke dalam total saldo akumulasi check-in bulanan pengguna.</w:t>
+      </w:r>
+    </w:p>
+    <w:p>
+      <w:pPr>
+        <w:spacing w:before="20" w:after="40" w:line="276" w:lineRule="auto"/>
+        <w:ind w:left="360"/>
+      </w:pPr>
+      <w:r>
+        <w:rPr>
+          <w:rFonts w:ascii="Arial" w:hAnsi="Arial"/>
+          <w:b/>
+          <w:color w:val="2563EB"/>
+          <w:sz w:val="19"/>
+        </w:rPr>
+        <w:t xml:space="preserve">• </w:t>
+      </w:r>
+      <w:r>
+        <w:rPr>
+          <w:rFonts w:ascii="Calibri" w:hAnsi="Calibri"/>
+          <w:b/>
+          <w:i w:val="0"/>
+          <w:color w:val="1E293B"/>
+          <w:sz w:val="19"/>
+        </w:rPr>
+        <w:t>5.20.2 Daily Check-In Harian &amp; Aturan Streak (Reset 2 Hari)</w:t>
+      </w:r>
+      <w:r>
+        <w:rPr>
+          <w:rFonts w:ascii="Calibri" w:hAnsi="Calibri"/>
+          <w:b w:val="0"/>
+          <w:i w:val="0"/>
+          <w:color w:val="1E293B"/>
+          <w:sz w:val="19"/>
+        </w:rPr>
+        <w:t>:</w:t>
+      </w:r>
+    </w:p>
+    <w:p>
+      <w:pPr>
+        <w:spacing w:before="20" w:after="40" w:line="276" w:lineRule="auto"/>
+        <w:ind w:left="720"/>
+      </w:pPr>
+      <w:r>
+        <w:rPr>
+          <w:rFonts w:ascii="Arial" w:hAnsi="Arial"/>
+          <w:b/>
+          <w:color w:val="2563EB"/>
+          <w:sz w:val="19"/>
+        </w:rPr>
+        <w:t xml:space="preserve">⁃ </w:t>
+      </w:r>
+      <w:r>
+        <w:rPr>
+          <w:rFonts w:ascii="Calibri" w:hAnsi="Calibri"/>
+          <w:b w:val="0"/>
+          <w:i w:val="0"/>
+          <w:color w:val="1E293B"/>
+          <w:sz w:val="19"/>
+        </w:rPr>
+        <w:t xml:space="preserve">Setiap pengguna yang terautentikasi dapat melakukan klaim poin check-in 1 kali per hari kalender melalui endpoint </w:t>
       </w:r>
       <w:r>
         <w:rPr>
@@ -19112,23 +21814,23 @@
           <w:color w:val="C2410C"/>
           <w:sz w:val="17"/>
         </w:rPr>
-        <w:t>history.pushState</w:t>
-      </w:r>
-      <w:r>
-        <w:rPr>
-          <w:rFonts w:ascii="Calibri" w:hAnsi="Calibri"/>
-          <w:b w:val="0"/>
-          <w:i w:val="0"/>
-          <w:color w:val="1E293B"/>
-          <w:sz w:val="19"/>
-        </w:rPr>
-        <w:t>) sehingga URL tetap dapat di-bookmark dan dibagikan secara akurat.</w:t>
+        <w:t>POST /Gamification/CheckIn</w:t>
+      </w:r>
+      <w:r>
+        <w:rPr>
+          <w:rFonts w:ascii="Calibri" w:hAnsi="Calibri"/>
+          <w:b w:val="0"/>
+          <w:i w:val="0"/>
+          <w:color w:val="1E293B"/>
+          <w:sz w:val="19"/>
+        </w:rPr>
+        <w:t>.</w:t>
       </w:r>
     </w:p>
     <w:p>
       <w:pPr>
         <w:spacing w:before="20" w:after="40" w:line="276" w:lineRule="auto"/>
-        <w:ind w:left="360"/>
+        <w:ind w:left="720"/>
       </w:pPr>
       <w:r>
         <w:rPr>
@@ -19137,27 +21839,37 @@
           <w:color w:val="2563EB"/>
           <w:sz w:val="19"/>
         </w:rPr>
-        <w:t xml:space="preserve">• </w:t>
-      </w:r>
-      <w:r>
-        <w:rPr>
-          <w:rFonts w:ascii="Calibri" w:hAnsi="Calibri"/>
-          <w:b/>
-          <w:i w:val="0"/>
-          <w:color w:val="1E293B"/>
-          <w:sz w:val="19"/>
-        </w:rPr>
-        <w:t>Topbar Minimalis &amp; Sentralisasi Navigasi Bantuan</w:t>
-      </w:r>
-      <w:r>
-        <w:rPr>
-          <w:rFonts w:ascii="Calibri" w:hAnsi="Calibri"/>
-          <w:b w:val="0"/>
-          <w:i w:val="0"/>
-          <w:color w:val="1E293B"/>
-          <w:sz w:val="19"/>
-        </w:rPr>
-        <w:t>:</w:t>
+        <w:t xml:space="preserve">⁃ </w:t>
+      </w:r>
+      <w:r>
+        <w:rPr>
+          <w:rFonts w:ascii="Calibri" w:hAnsi="Calibri"/>
+          <w:b w:val="0"/>
+          <w:i w:val="0"/>
+          <w:color w:val="1E293B"/>
+          <w:sz w:val="19"/>
+        </w:rPr>
+        <w:t>Poin yang diperoleh per check-in diatur secara dinamis melalui pengaturan master data (</w:t>
+      </w:r>
+      <w:r>
+        <w:rPr>
+          <w:rFonts w:ascii="Consolas" w:hAnsi="Consolas"/>
+          <w:b w:val="0"/>
+          <w:i w:val="0"/>
+          <w:color w:val="C2410C"/>
+          <w:sz w:val="17"/>
+        </w:rPr>
+        <w:t>Gamification_DailyCheckInPoints</w:t>
+      </w:r>
+      <w:r>
+        <w:rPr>
+          <w:rFonts w:ascii="Calibri" w:hAnsi="Calibri"/>
+          <w:b w:val="0"/>
+          <w:i w:val="0"/>
+          <w:color w:val="1E293B"/>
+          <w:sz w:val="19"/>
+        </w:rPr>
+        <w:t>, default: 10 poin).</w:t>
       </w:r>
     </w:p>
     <w:p>
@@ -19177,32 +21889,62 @@
       <w:r>
         <w:rPr>
           <w:rFonts w:ascii="Calibri" w:hAnsi="Calibri"/>
-          <w:b w:val="0"/>
-          <w:i w:val="0"/>
-          <w:color w:val="1E293B"/>
-          <w:sz w:val="19"/>
-        </w:rPr>
-        <w:t xml:space="preserve">Bilah atas fokus menampilkan judul halaman aktif, badge nama perusahaan, kotak pencarian global, tombol </w:t>
-      </w:r>
-      <w:r>
-        <w:rPr>
-          <w:rFonts w:ascii="Calibri" w:hAnsi="Calibri"/>
-          <w:b w:val="0"/>
-          <w:i/>
-          <w:color w:val="1E293B"/>
-          <w:sz w:val="19"/>
-        </w:rPr>
-        <w:t>Import Excel</w:t>
-      </w:r>
-      <w:r>
-        <w:rPr>
-          <w:rFonts w:ascii="Calibri" w:hAnsi="Calibri"/>
-          <w:b w:val="0"/>
-          <w:i w:val="0"/>
-          <w:color w:val="1E293B"/>
-          <w:sz w:val="19"/>
-        </w:rPr>
-        <w:t>, lonceng notifikasi, pemilih 40 tema dinamis &amp; 5 font, dan tombol profil dropdown.</w:t>
+          <w:b/>
+          <w:i w:val="0"/>
+          <w:color w:val="1E293B"/>
+          <w:sz w:val="19"/>
+        </w:rPr>
+        <w:t>Aturan Streak</w:t>
+      </w:r>
+      <w:r>
+        <w:rPr>
+          <w:rFonts w:ascii="Calibri" w:hAnsi="Calibri"/>
+          <w:b w:val="0"/>
+          <w:i w:val="0"/>
+          <w:color w:val="1E293B"/>
+          <w:sz w:val="19"/>
+        </w:rPr>
+        <w:t xml:space="preserve">: Jika pengguna check-in setiap hari berurutan, nilai </w:t>
+      </w:r>
+      <w:r>
+        <w:rPr>
+          <w:rFonts w:ascii="Consolas" w:hAnsi="Consolas"/>
+          <w:b w:val="0"/>
+          <w:i w:val="0"/>
+          <w:color w:val="C2410C"/>
+          <w:sz w:val="17"/>
+        </w:rPr>
+        <w:t>StreakDay</w:t>
+      </w:r>
+      <w:r>
+        <w:rPr>
+          <w:rFonts w:ascii="Calibri" w:hAnsi="Calibri"/>
+          <w:b w:val="0"/>
+          <w:i w:val="0"/>
+          <w:color w:val="1E293B"/>
+          <w:sz w:val="19"/>
+        </w:rPr>
+        <w:t xml:space="preserve"> bertambah </w:t>
+      </w:r>
+      <w:r>
+        <w:rPr>
+          <w:rFonts w:ascii="Consolas" w:hAnsi="Consolas"/>
+          <w:b w:val="0"/>
+          <w:i w:val="0"/>
+          <w:color w:val="C2410C"/>
+          <w:sz w:val="17"/>
+        </w:rPr>
+        <w:t>+1</w:t>
+      </w:r>
+      <w:r>
+        <w:rPr>
+          <w:rFonts w:ascii="Calibri" w:hAnsi="Calibri"/>
+          <w:b w:val="0"/>
+          <w:i w:val="0"/>
+          <w:color w:val="1E293B"/>
+          <w:sz w:val="19"/>
+        </w:rPr>
+        <w:t xml:space="preserve"> per hari.</w:t>
       </w:r>
     </w:p>
     <w:p>
@@ -19222,77 +21964,82 @@
       <w:r>
         <w:rPr>
           <w:rFonts w:ascii="Calibri" w:hAnsi="Calibri"/>
-          <w:b w:val="0"/>
-          <w:i w:val="0"/>
-          <w:color w:val="1E293B"/>
-          <w:sz w:val="19"/>
-        </w:rPr>
-        <w:t xml:space="preserve">Tautan dokumentasi </w:t>
-      </w:r>
-      <w:r>
-        <w:rPr>
-          <w:rFonts w:ascii="Calibri" w:hAnsi="Calibri"/>
-          <w:b/>
-          <w:i w:val="0"/>
-          <w:color w:val="1E293B"/>
-          <w:sz w:val="19"/>
-        </w:rPr>
-        <w:t>Swagger REST API</w:t>
-      </w:r>
-      <w:r>
-        <w:rPr>
-          <w:rFonts w:ascii="Calibri" w:hAnsi="Calibri"/>
-          <w:b w:val="0"/>
-          <w:i w:val="0"/>
-          <w:color w:val="1E293B"/>
-          <w:sz w:val="19"/>
-        </w:rPr>
-        <w:t xml:space="preserve"> dan </w:t>
-      </w:r>
-      <w:r>
-        <w:rPr>
-          <w:rFonts w:ascii="Calibri" w:hAnsi="Calibri"/>
-          <w:b/>
-          <w:i w:val="0"/>
-          <w:color w:val="1E293B"/>
-          <w:sz w:val="19"/>
-        </w:rPr>
-        <w:t>Buku Panduan Pengguna (PDF)</w:t>
-      </w:r>
-      <w:r>
-        <w:rPr>
-          <w:rFonts w:ascii="Calibri" w:hAnsi="Calibri"/>
-          <w:b w:val="0"/>
-          <w:i w:val="0"/>
-          <w:color w:val="1E293B"/>
-          <w:sz w:val="19"/>
-        </w:rPr>
-        <w:t xml:space="preserve"> dipusatkan pada Bilah Samping (Sidebar) bagian bawah (</w:t>
-      </w:r>
-      <w:r>
-        <w:rPr>
-          <w:rFonts w:ascii="Calibri" w:hAnsi="Calibri"/>
-          <w:b w:val="0"/>
-          <w:i/>
-          <w:color w:val="1E293B"/>
-          <w:sz w:val="19"/>
-        </w:rPr>
-        <w:t>Akun &amp; Bantuan</w:t>
-      </w:r>
-      <w:r>
-        <w:rPr>
-          <w:rFonts w:ascii="Calibri" w:hAnsi="Calibri"/>
-          <w:b w:val="0"/>
-          <w:i w:val="0"/>
-          <w:color w:val="1E293B"/>
-          <w:sz w:val="19"/>
-        </w:rPr>
-        <w:t>).</w:t>
+          <w:b/>
+          <w:i w:val="0"/>
+          <w:color w:val="1E293B"/>
+          <w:sz w:val="19"/>
+        </w:rPr>
+        <w:t>Aturan Toleransi &amp; Reset</w:t>
+      </w:r>
+      <w:r>
+        <w:rPr>
+          <w:rFonts w:ascii="Calibri" w:hAnsi="Calibri"/>
+          <w:b w:val="0"/>
+          <w:i w:val="0"/>
+          <w:color w:val="1E293B"/>
+          <w:sz w:val="19"/>
+        </w:rPr>
+        <w:t>: Jika pengguna tidak melakukan check-in selama 2 hari berturut-turut (</w:t>
+      </w:r>
+      <w:r>
+        <w:rPr>
+          <w:rFonts w:ascii="Consolas" w:hAnsi="Consolas"/>
+          <w:b w:val="0"/>
+          <w:i w:val="0"/>
+          <w:color w:val="C2410C"/>
+          <w:sz w:val="17"/>
+        </w:rPr>
+        <w:t>gap &gt;= 2 hari</w:t>
+      </w:r>
+      <w:r>
+        <w:rPr>
+          <w:rFonts w:ascii="Calibri" w:hAnsi="Calibri"/>
+          <w:b w:val="0"/>
+          <w:i w:val="0"/>
+          <w:color w:val="1E293B"/>
+          <w:sz w:val="19"/>
+        </w:rPr>
+        <w:t>), hitungan streak otomatis di-reset kembali ke awal (Hari 1). Jika selisihnya 1 hari (kemarin check-in, hari ini check-in), streak berlanjut.</w:t>
       </w:r>
     </w:p>
     <w:p>
       <w:pPr>
         <w:spacing w:before="20" w:after="40" w:line="276" w:lineRule="auto"/>
+        <w:ind w:left="360"/>
+      </w:pPr>
+      <w:r>
+        <w:rPr>
+          <w:rFonts w:ascii="Arial" w:hAnsi="Arial"/>
+          <w:b/>
+          <w:color w:val="2563EB"/>
+          <w:sz w:val="19"/>
+        </w:rPr>
+        <w:t xml:space="preserve">• </w:t>
+      </w:r>
+      <w:r>
+        <w:rPr>
+          <w:rFonts w:ascii="Calibri" w:hAnsi="Calibri"/>
+          <w:b/>
+          <w:i w:val="0"/>
+          <w:color w:val="1E293B"/>
+          <w:sz w:val="19"/>
+        </w:rPr>
+        <w:t>5.20.3 Monthly Streak Milestone (Streak 30 Hari)</w:t>
+      </w:r>
+      <w:r>
+        <w:rPr>
+          <w:rFonts w:ascii="Calibri" w:hAnsi="Calibri"/>
+          <w:b w:val="0"/>
+          <w:i w:val="0"/>
+          <w:color w:val="1E293B"/>
+          <w:sz w:val="19"/>
+        </w:rPr>
+        <w:t>:</w:t>
+      </w:r>
+    </w:p>
+    <w:p>
+      <w:pPr>
+        <w:spacing w:before="20" w:after="40" w:line="276" w:lineRule="auto"/>
         <w:ind w:left="720"/>
       </w:pPr>
       <w:r>
@@ -19312,27 +22059,797 @@
           <w:color w:val="1E293B"/>
           <w:sz w:val="19"/>
         </w:rPr>
-        <w:t xml:space="preserve">Fitur </w:t>
-      </w:r>
-      <w:r>
-        <w:rPr>
-          <w:rFonts w:ascii="Calibri" w:hAnsi="Calibri"/>
-          <w:b/>
-          <w:i w:val="0"/>
-          <w:color w:val="1E293B"/>
-          <w:sz w:val="19"/>
-        </w:rPr>
-        <w:t>Tur Aplikasi (Interactive Onboarding Tour)</w:t>
-      </w:r>
-      <w:r>
-        <w:rPr>
-          <w:rFonts w:ascii="Calibri" w:hAnsi="Calibri"/>
-          <w:b w:val="0"/>
-          <w:i w:val="0"/>
-          <w:color w:val="1E293B"/>
-          <w:sz w:val="19"/>
-        </w:rPr>
-        <w:t xml:space="preserve"> dapat diakses kapan saja melalui menu profil pengguna atau pintasan bantuan.</w:t>
+        <w:t xml:space="preserve">Pengguna yang mencapai streak berturut-turut selama </w:t>
+      </w:r>
+      <w:r>
+        <w:rPr>
+          <w:rFonts w:ascii="Calibri" w:hAnsi="Calibri"/>
+          <w:b/>
+          <w:i w:val="0"/>
+          <w:color w:val="1E293B"/>
+          <w:sz w:val="19"/>
+        </w:rPr>
+        <w:t>30 hari (1 bulan)</w:t>
+      </w:r>
+      <w:r>
+        <w:rPr>
+          <w:rFonts w:ascii="Calibri" w:hAnsi="Calibri"/>
+          <w:b w:val="0"/>
+          <w:i w:val="0"/>
+          <w:color w:val="1E293B"/>
+          <w:sz w:val="19"/>
+        </w:rPr>
+        <w:t xml:space="preserve"> membuka status pencapaian bulanan (</w:t>
+      </w:r>
+      <w:r>
+        <w:rPr>
+          <w:rFonts w:ascii="Consolas" w:hAnsi="Consolas"/>
+          <w:b w:val="0"/>
+          <w:i w:val="0"/>
+          <w:color w:val="C2410C"/>
+          <w:sz w:val="17"/>
+        </w:rPr>
+        <w:t>IsMonthlyMilestone = true</w:t>
+      </w:r>
+      <w:r>
+        <w:rPr>
+          <w:rFonts w:ascii="Calibri" w:hAnsi="Calibri"/>
+          <w:b w:val="0"/>
+          <w:i w:val="0"/>
+          <w:color w:val="1E293B"/>
+          <w:sz w:val="19"/>
+        </w:rPr>
+        <w:t>), memperoleh bonus poin besar (</w:t>
+      </w:r>
+      <w:r>
+        <w:rPr>
+          <w:rFonts w:ascii="Consolas" w:hAnsi="Consolas"/>
+          <w:b w:val="0"/>
+          <w:i w:val="0"/>
+          <w:color w:val="C2410C"/>
+          <w:sz w:val="17"/>
+        </w:rPr>
+        <w:t>Gamification_MonthlyStreakBonusPoints</w:t>
+      </w:r>
+      <w:r>
+        <w:rPr>
+          <w:rFonts w:ascii="Calibri" w:hAnsi="Calibri"/>
+          <w:b w:val="0"/>
+          <w:i w:val="0"/>
+          <w:color w:val="1E293B"/>
+          <w:sz w:val="19"/>
+        </w:rPr>
+        <w:t xml:space="preserve">, default: 500 poin), serta berhak mengklaim reward berkategori </w:t>
+      </w:r>
+      <w:r>
+        <w:rPr>
+          <w:rFonts w:ascii="Consolas" w:hAnsi="Consolas"/>
+          <w:b w:val="0"/>
+          <w:i w:val="0"/>
+          <w:color w:val="C2410C"/>
+          <w:sz w:val="17"/>
+        </w:rPr>
+        <w:t>IsMonthlyMilestoneReward = true</w:t>
+      </w:r>
+      <w:r>
+        <w:rPr>
+          <w:rFonts w:ascii="Calibri" w:hAnsi="Calibri"/>
+          <w:b w:val="0"/>
+          <w:i w:val="0"/>
+          <w:color w:val="1E293B"/>
+          <w:sz w:val="19"/>
+        </w:rPr>
+        <w:t>.</w:t>
+      </w:r>
+    </w:p>
+    <w:p>
+      <w:pPr>
+        <w:spacing w:before="20" w:after="40" w:line="276" w:lineRule="auto"/>
+        <w:ind w:left="360"/>
+      </w:pPr>
+      <w:r>
+        <w:rPr>
+          <w:rFonts w:ascii="Arial" w:hAnsi="Arial"/>
+          <w:b/>
+          <w:color w:val="2563EB"/>
+          <w:sz w:val="19"/>
+        </w:rPr>
+        <w:t xml:space="preserve">• </w:t>
+      </w:r>
+      <w:r>
+        <w:rPr>
+          <w:rFonts w:ascii="Calibri" w:hAnsi="Calibri"/>
+          <w:b/>
+          <w:i w:val="0"/>
+          <w:color w:val="1E293B"/>
+          <w:sz w:val="19"/>
+        </w:rPr>
+        <w:t>5.20.4 Koleksi 40+ Master Badge Gaul &amp; Modern Anak Muda</w:t>
+      </w:r>
+      <w:r>
+        <w:rPr>
+          <w:rFonts w:ascii="Calibri" w:hAnsi="Calibri"/>
+          <w:b w:val="0"/>
+          <w:i w:val="0"/>
+          <w:color w:val="1E293B"/>
+          <w:sz w:val="19"/>
+        </w:rPr>
+        <w:t>:</w:t>
+      </w:r>
+    </w:p>
+    <w:p>
+      <w:pPr>
+        <w:spacing w:before="20" w:after="40" w:line="276" w:lineRule="auto"/>
+        <w:ind w:left="720"/>
+      </w:pPr>
+      <w:r>
+        <w:rPr>
+          <w:rFonts w:ascii="Arial" w:hAnsi="Arial"/>
+          <w:b/>
+          <w:color w:val="2563EB"/>
+          <w:sz w:val="19"/>
+        </w:rPr>
+        <w:t xml:space="preserve">⁃ </w:t>
+      </w:r>
+      <w:r>
+        <w:rPr>
+          <w:rFonts w:ascii="Calibri" w:hAnsi="Calibri"/>
+          <w:b w:val="0"/>
+          <w:i w:val="0"/>
+          <w:color w:val="1E293B"/>
+          <w:sz w:val="19"/>
+        </w:rPr>
+        <w:t>Seluruh lencana master menggunakan penamaan dan deskripsi berbahasa Indonesia gaya modern anak muda yang memotivasi (</w:t>
+      </w:r>
+      <w:r>
+        <w:rPr>
+          <w:rFonts w:ascii="Calibri" w:hAnsi="Calibri"/>
+          <w:b w:val="0"/>
+          <w:i/>
+          <w:color w:val="1E293B"/>
+          <w:sz w:val="19"/>
+        </w:rPr>
+        <w:t>Si Paling Eksekutor</w:t>
+      </w:r>
+      <w:r>
+        <w:rPr>
+          <w:rFonts w:ascii="Calibri" w:hAnsi="Calibri"/>
+          <w:b w:val="0"/>
+          <w:i w:val="0"/>
+          <w:color w:val="1E293B"/>
+          <w:sz w:val="19"/>
+        </w:rPr>
+        <w:t xml:space="preserve">, </w:t>
+      </w:r>
+      <w:r>
+        <w:rPr>
+          <w:rFonts w:ascii="Calibri" w:hAnsi="Calibri"/>
+          <w:b w:val="0"/>
+          <w:i/>
+          <w:color w:val="1E293B"/>
+          <w:sz w:val="19"/>
+        </w:rPr>
+        <w:t>Kopi &amp; Keringat</w:t>
+      </w:r>
+      <w:r>
+        <w:rPr>
+          <w:rFonts w:ascii="Calibri" w:hAnsi="Calibri"/>
+          <w:b w:val="0"/>
+          <w:i w:val="0"/>
+          <w:color w:val="1E293B"/>
+          <w:sz w:val="19"/>
+        </w:rPr>
+        <w:t xml:space="preserve">, </w:t>
+      </w:r>
+      <w:r>
+        <w:rPr>
+          <w:rFonts w:ascii="Calibri" w:hAnsi="Calibri"/>
+          <w:b w:val="0"/>
+          <w:i/>
+          <w:color w:val="1E293B"/>
+          <w:sz w:val="19"/>
+        </w:rPr>
+        <w:t>Jawara Timesheet</w:t>
+      </w:r>
+      <w:r>
+        <w:rPr>
+          <w:rFonts w:ascii="Calibri" w:hAnsi="Calibri"/>
+          <w:b w:val="0"/>
+          <w:i w:val="0"/>
+          <w:color w:val="1E293B"/>
+          <w:sz w:val="19"/>
+        </w:rPr>
+        <w:t xml:space="preserve">, </w:t>
+      </w:r>
+      <w:r>
+        <w:rPr>
+          <w:rFonts w:ascii="Calibri" w:hAnsi="Calibri"/>
+          <w:b w:val="0"/>
+          <w:i/>
+          <w:color w:val="1E293B"/>
+          <w:sz w:val="19"/>
+        </w:rPr>
+        <w:t>Pawang JSON</w:t>
+      </w:r>
+      <w:r>
+        <w:rPr>
+          <w:rFonts w:ascii="Calibri" w:hAnsi="Calibri"/>
+          <w:b w:val="0"/>
+          <w:i w:val="0"/>
+          <w:color w:val="1E293B"/>
+          <w:sz w:val="19"/>
+        </w:rPr>
+        <w:t xml:space="preserve">, </w:t>
+      </w:r>
+      <w:r>
+        <w:rPr>
+          <w:rFonts w:ascii="Calibri" w:hAnsi="Calibri"/>
+          <w:b w:val="0"/>
+          <w:i/>
+          <w:color w:val="1E293B"/>
+          <w:sz w:val="19"/>
+        </w:rPr>
+        <w:t>Dewa SQL</w:t>
+      </w:r>
+      <w:r>
+        <w:rPr>
+          <w:rFonts w:ascii="Calibri" w:hAnsi="Calibri"/>
+          <w:b w:val="0"/>
+          <w:i w:val="0"/>
+          <w:color w:val="1E293B"/>
+          <w:sz w:val="19"/>
+        </w:rPr>
+        <w:t xml:space="preserve">, </w:t>
+      </w:r>
+      <w:r>
+        <w:rPr>
+          <w:rFonts w:ascii="Calibri" w:hAnsi="Calibri"/>
+          <w:b w:val="0"/>
+          <w:i/>
+          <w:color w:val="1E293B"/>
+          <w:sz w:val="19"/>
+        </w:rPr>
+        <w:t>Sultan Check-In</w:t>
+      </w:r>
+      <w:r>
+        <w:rPr>
+          <w:rFonts w:ascii="Calibri" w:hAnsi="Calibri"/>
+          <w:b w:val="0"/>
+          <w:i w:val="0"/>
+          <w:color w:val="1E293B"/>
+          <w:sz w:val="19"/>
+        </w:rPr>
+        <w:t xml:space="preserve">, </w:t>
+      </w:r>
+      <w:r>
+        <w:rPr>
+          <w:rFonts w:ascii="Calibri" w:hAnsi="Calibri"/>
+          <w:b w:val="0"/>
+          <w:i/>
+          <w:color w:val="1E293B"/>
+          <w:sz w:val="19"/>
+        </w:rPr>
+        <w:t>MVP Idola Kantor</w:t>
+      </w:r>
+      <w:r>
+        <w:rPr>
+          <w:rFonts w:ascii="Calibri" w:hAnsi="Calibri"/>
+          <w:b w:val="0"/>
+          <w:i w:val="0"/>
+          <w:color w:val="1E293B"/>
+          <w:sz w:val="19"/>
+        </w:rPr>
+        <w:t>, dll.).</w:t>
+      </w:r>
+    </w:p>
+    <w:p>
+      <w:pPr>
+        <w:spacing w:before="20" w:after="40" w:line="276" w:lineRule="auto"/>
+        <w:ind w:left="720"/>
+      </w:pPr>
+      <w:r>
+        <w:rPr>
+          <w:rFonts w:ascii="Arial" w:hAnsi="Arial"/>
+          <w:b/>
+          <w:color w:val="2563EB"/>
+          <w:sz w:val="19"/>
+        </w:rPr>
+        <w:t xml:space="preserve">⁃ </w:t>
+      </w:r>
+      <w:r>
+        <w:rPr>
+          <w:rFonts w:ascii="Calibri" w:hAnsi="Calibri"/>
+          <w:b w:val="0"/>
+          <w:i w:val="0"/>
+          <w:color w:val="1E293B"/>
+          <w:sz w:val="19"/>
+        </w:rPr>
+        <w:t>Evaluasi badge otomatis terjadi setiap kali ada aksi relevan (tugas selesai, jam kerja terkumpul, presensi, catatan, beautify JSON, beautify SQL, login, logout, check-in count, dan streak harian).</w:t>
+      </w:r>
+    </w:p>
+    <w:p>
+      <w:pPr>
+        <w:spacing w:before="20" w:after="40" w:line="276" w:lineRule="auto"/>
+        <w:ind w:left="360"/>
+      </w:pPr>
+      <w:r>
+        <w:rPr>
+          <w:rFonts w:ascii="Arial" w:hAnsi="Arial"/>
+          <w:b/>
+          <w:color w:val="2563EB"/>
+          <w:sz w:val="19"/>
+        </w:rPr>
+        <w:t xml:space="preserve">• </w:t>
+      </w:r>
+      <w:r>
+        <w:rPr>
+          <w:rFonts w:ascii="Calibri" w:hAnsi="Calibri"/>
+          <w:b/>
+          <w:i w:val="0"/>
+          <w:color w:val="1E293B"/>
+          <w:sz w:val="19"/>
+        </w:rPr>
+        <w:t>5.20.5 Modul Klaim Hadiah &amp; Pembatasan Saldo Poin</w:t>
+      </w:r>
+      <w:r>
+        <w:rPr>
+          <w:rFonts w:ascii="Calibri" w:hAnsi="Calibri"/>
+          <w:b w:val="0"/>
+          <w:i w:val="0"/>
+          <w:color w:val="1E293B"/>
+          <w:sz w:val="19"/>
+        </w:rPr>
+        <w:t>:</w:t>
+      </w:r>
+    </w:p>
+    <w:p>
+      <w:pPr>
+        <w:spacing w:before="20" w:after="40" w:line="276" w:lineRule="auto"/>
+        <w:ind w:left="720"/>
+      </w:pPr>
+      <w:r>
+        <w:rPr>
+          <w:rFonts w:ascii="Arial" w:hAnsi="Arial"/>
+          <w:b/>
+          <w:color w:val="2563EB"/>
+          <w:sz w:val="19"/>
+        </w:rPr>
+        <w:t xml:space="preserve">⁃ </w:t>
+      </w:r>
+      <w:r>
+        <w:rPr>
+          <w:rFonts w:ascii="Calibri" w:hAnsi="Calibri"/>
+          <w:b w:val="0"/>
+          <w:i w:val="0"/>
+          <w:color w:val="1E293B"/>
+          <w:sz w:val="19"/>
+        </w:rPr>
+        <w:t>Saldo poin yang dapat ditukarkan dihitung secara ketat hanya dari akumulasi:</w:t>
+      </w:r>
+    </w:p>
+    <w:p>
+      <w:pPr>
+        <w:spacing w:before="0" w:after="80" w:line="276" w:lineRule="auto"/>
+      </w:pPr>
+      <w:r>
+        <w:rPr>
+          <w:rFonts w:ascii="Calibri" w:hAnsi="Calibri"/>
+          <w:b w:val="0"/>
+          <w:i w:val="0"/>
+          <w:color w:val="1E293B"/>
+          <w:sz w:val="20"/>
+        </w:rPr>
+        <w:t>$$\text{Poin Tersedia} = (\text{Poin Badge} + \text{Poin Akumulasi Check-In}) - \text{Poin Klaim Terpakai}$$</w:t>
+      </w:r>
+    </w:p>
+    <w:p>
+      <w:pPr>
+        <w:spacing w:before="20" w:after="40" w:line="276" w:lineRule="auto"/>
+        <w:ind w:left="720"/>
+      </w:pPr>
+      <w:r>
+        <w:rPr>
+          <w:rFonts w:ascii="Arial" w:hAnsi="Arial"/>
+          <w:b/>
+          <w:color w:val="2563EB"/>
+          <w:sz w:val="19"/>
+        </w:rPr>
+        <w:t xml:space="preserve">⁃ </w:t>
+      </w:r>
+      <w:r>
+        <w:rPr>
+          <w:rFonts w:ascii="Calibri" w:hAnsi="Calibri"/>
+          <w:b/>
+          <w:i w:val="0"/>
+          <w:color w:val="1E293B"/>
+          <w:sz w:val="19"/>
+        </w:rPr>
+        <w:t>Nilai Tukar Poin (Konversi Rupiah)</w:t>
+      </w:r>
+      <w:r>
+        <w:rPr>
+          <w:rFonts w:ascii="Calibri" w:hAnsi="Calibri"/>
+          <w:b w:val="0"/>
+          <w:i w:val="0"/>
+          <w:color w:val="1E293B"/>
+          <w:sz w:val="19"/>
+        </w:rPr>
+        <w:t xml:space="preserve">: Secara default </w:t>
+      </w:r>
+      <w:r>
+        <w:rPr>
+          <w:rFonts w:ascii="Calibri" w:hAnsi="Calibri"/>
+          <w:b/>
+          <w:i w:val="0"/>
+          <w:color w:val="1E293B"/>
+          <w:sz w:val="19"/>
+        </w:rPr>
+        <w:t>1 Poin = Rp 100</w:t>
+      </w:r>
+      <w:r>
+        <w:rPr>
+          <w:rFonts w:ascii="Calibri" w:hAnsi="Calibri"/>
+          <w:b w:val="0"/>
+          <w:i w:val="0"/>
+          <w:color w:val="1E293B"/>
+          <w:sz w:val="19"/>
+        </w:rPr>
+        <w:t xml:space="preserve"> (</w:t>
+      </w:r>
+      <w:r>
+        <w:rPr>
+          <w:rFonts w:ascii="Consolas" w:hAnsi="Consolas"/>
+          <w:b w:val="0"/>
+          <w:i w:val="0"/>
+          <w:color w:val="C2410C"/>
+          <w:sz w:val="17"/>
+        </w:rPr>
+        <w:t>Gamification_PointValueRupiah</w:t>
+      </w:r>
+      <w:r>
+        <w:rPr>
+          <w:rFonts w:ascii="Calibri" w:hAnsi="Calibri"/>
+          <w:b w:val="0"/>
+          <w:i w:val="0"/>
+          <w:color w:val="1E293B"/>
+          <w:sz w:val="19"/>
+        </w:rPr>
+        <w:t>, dapat dikustomisasi Administrator pada Master Data).</w:t>
+      </w:r>
+    </w:p>
+    <w:p>
+      <w:pPr>
+        <w:spacing w:before="20" w:after="40" w:line="276" w:lineRule="auto"/>
+        <w:ind w:left="720"/>
+      </w:pPr>
+      <w:r>
+        <w:rPr>
+          <w:rFonts w:ascii="Arial" w:hAnsi="Arial"/>
+          <w:b/>
+          <w:color w:val="2563EB"/>
+          <w:sz w:val="19"/>
+        </w:rPr>
+        <w:t xml:space="preserve">⁃ </w:t>
+      </w:r>
+      <w:r>
+        <w:rPr>
+          <w:rFonts w:ascii="Calibri" w:hAnsi="Calibri"/>
+          <w:b w:val="0"/>
+          <w:i w:val="0"/>
+          <w:color w:val="1E293B"/>
+          <w:sz w:val="19"/>
+        </w:rPr>
+        <w:t xml:space="preserve">Pengguna mengajukan klaim hadiah dengan mengisi rincian kontak/alamat. Stok barang berkurang seketika dan status klaim berstatus </w:t>
+      </w:r>
+      <w:r>
+        <w:rPr>
+          <w:rFonts w:ascii="Consolas" w:hAnsi="Consolas"/>
+          <w:b w:val="0"/>
+          <w:i w:val="0"/>
+          <w:color w:val="C2410C"/>
+          <w:sz w:val="17"/>
+        </w:rPr>
+        <w:t>Pending</w:t>
+      </w:r>
+      <w:r>
+        <w:rPr>
+          <w:rFonts w:ascii="Calibri" w:hAnsi="Calibri"/>
+          <w:b w:val="0"/>
+          <w:i w:val="0"/>
+          <w:color w:val="1E293B"/>
+          <w:sz w:val="19"/>
+        </w:rPr>
+        <w:t>.</w:t>
+      </w:r>
+    </w:p>
+    <w:p>
+      <w:pPr>
+        <w:spacing w:before="20" w:after="40" w:line="276" w:lineRule="auto"/>
+        <w:ind w:left="360"/>
+      </w:pPr>
+      <w:r>
+        <w:rPr>
+          <w:rFonts w:ascii="Arial" w:hAnsi="Arial"/>
+          <w:b/>
+          <w:color w:val="2563EB"/>
+          <w:sz w:val="19"/>
+        </w:rPr>
+        <w:t xml:space="preserve">• </w:t>
+      </w:r>
+      <w:r>
+        <w:rPr>
+          <w:rFonts w:ascii="Calibri" w:hAnsi="Calibri"/>
+          <w:b/>
+          <w:i w:val="0"/>
+          <w:color w:val="1E293B"/>
+          <w:sz w:val="19"/>
+        </w:rPr>
+        <w:t>5.20.6 Manajemen Master Data Hadiah &amp; Alur Approval Admin</w:t>
+      </w:r>
+      <w:r>
+        <w:rPr>
+          <w:rFonts w:ascii="Calibri" w:hAnsi="Calibri"/>
+          <w:b w:val="0"/>
+          <w:i w:val="0"/>
+          <w:color w:val="1E293B"/>
+          <w:sz w:val="19"/>
+        </w:rPr>
+        <w:t>:</w:t>
+      </w:r>
+    </w:p>
+    <w:p>
+      <w:pPr>
+        <w:spacing w:before="20" w:after="40" w:line="276" w:lineRule="auto"/>
+        <w:ind w:left="720"/>
+      </w:pPr>
+      <w:r>
+        <w:rPr>
+          <w:rFonts w:ascii="Arial" w:hAnsi="Arial"/>
+          <w:b/>
+          <w:color w:val="2563EB"/>
+          <w:sz w:val="19"/>
+        </w:rPr>
+        <w:t xml:space="preserve">⁃ </w:t>
+      </w:r>
+      <w:r>
+        <w:rPr>
+          <w:rFonts w:ascii="Calibri" w:hAnsi="Calibri"/>
+          <w:b w:val="0"/>
+          <w:i w:val="0"/>
+          <w:color w:val="1E293B"/>
+          <w:sz w:val="19"/>
+        </w:rPr>
+        <w:t>Administrator mengelola katalog hadiah (Nama, Biaya Poin, Stok, Kategori, Ikon FontAwesome, Warna, dan status reward bulanan).</w:t>
+      </w:r>
+    </w:p>
+    <w:p>
+      <w:pPr>
+        <w:spacing w:before="20" w:after="40" w:line="276" w:lineRule="auto"/>
+        <w:ind w:left="720"/>
+      </w:pPr>
+      <w:r>
+        <w:rPr>
+          <w:rFonts w:ascii="Arial" w:hAnsi="Arial"/>
+          <w:b/>
+          <w:color w:val="2563EB"/>
+          <w:sz w:val="19"/>
+        </w:rPr>
+        <w:t xml:space="preserve">⁃ </w:t>
+      </w:r>
+      <w:r>
+        <w:rPr>
+          <w:rFonts w:ascii="Calibri" w:hAnsi="Calibri"/>
+          <w:b w:val="0"/>
+          <w:i w:val="0"/>
+          <w:color w:val="1E293B"/>
+          <w:sz w:val="19"/>
+        </w:rPr>
+        <w:t xml:space="preserve">Administrator dapat memproses persetujuan klaim: </w:t>
+      </w:r>
+      <w:r>
+        <w:rPr>
+          <w:rFonts w:ascii="Calibri" w:hAnsi="Calibri"/>
+          <w:b/>
+          <w:i w:val="0"/>
+          <w:color w:val="1E293B"/>
+          <w:sz w:val="19"/>
+        </w:rPr>
+        <w:t>Setujui (Approved)</w:t>
+      </w:r>
+      <w:r>
+        <w:rPr>
+          <w:rFonts w:ascii="Calibri" w:hAnsi="Calibri"/>
+          <w:b w:val="0"/>
+          <w:i w:val="0"/>
+          <w:color w:val="1E293B"/>
+          <w:sz w:val="19"/>
+        </w:rPr>
+        <w:t xml:space="preserve">, </w:t>
+      </w:r>
+      <w:r>
+        <w:rPr>
+          <w:rFonts w:ascii="Calibri" w:hAnsi="Calibri"/>
+          <w:b/>
+          <w:i w:val="0"/>
+          <w:color w:val="1E293B"/>
+          <w:sz w:val="19"/>
+        </w:rPr>
+        <w:t>Selesaikan (Completed)</w:t>
+      </w:r>
+      <w:r>
+        <w:rPr>
+          <w:rFonts w:ascii="Calibri" w:hAnsi="Calibri"/>
+          <w:b w:val="0"/>
+          <w:i w:val="0"/>
+          <w:color w:val="1E293B"/>
+          <w:sz w:val="19"/>
+        </w:rPr>
+        <w:t xml:space="preserve">, atau </w:t>
+      </w:r>
+      <w:r>
+        <w:rPr>
+          <w:rFonts w:ascii="Calibri" w:hAnsi="Calibri"/>
+          <w:b/>
+          <w:i w:val="0"/>
+          <w:color w:val="1E293B"/>
+          <w:sz w:val="19"/>
+        </w:rPr>
+        <w:t>Tolak (Rejected)</w:t>
+      </w:r>
+      <w:r>
+        <w:rPr>
+          <w:rFonts w:ascii="Calibri" w:hAnsi="Calibri"/>
+          <w:b w:val="0"/>
+          <w:i w:val="0"/>
+          <w:color w:val="1E293B"/>
+          <w:sz w:val="19"/>
+        </w:rPr>
+        <w:t>. Jika ditolak, sistem otomatis mengembalikan stok barang dan mengembalikan poin ke saldo pengguna.</w:t>
+      </w:r>
+    </w:p>
+    <w:p>
+      <w:pPr>
+        <w:spacing w:before="20" w:after="40" w:line="276" w:lineRule="auto"/>
+        <w:ind w:left="360"/>
+      </w:pPr>
+      <w:r>
+        <w:rPr>
+          <w:rFonts w:ascii="Arial" w:hAnsi="Arial"/>
+          <w:b/>
+          <w:color w:val="2563EB"/>
+          <w:sz w:val="19"/>
+        </w:rPr>
+        <w:t xml:space="preserve">• </w:t>
+      </w:r>
+      <w:r>
+        <w:rPr>
+          <w:rFonts w:ascii="Calibri" w:hAnsi="Calibri"/>
+          <w:b/>
+          <w:i w:val="0"/>
+          <w:color w:val="1E293B"/>
+          <w:sz w:val="19"/>
+        </w:rPr>
+        <w:t>5.20.7 Integrasi Card &amp; Widget Pengingat Check-In pada Dashboard Utama</w:t>
+      </w:r>
+      <w:r>
+        <w:rPr>
+          <w:rFonts w:ascii="Calibri" w:hAnsi="Calibri"/>
+          <w:b w:val="0"/>
+          <w:i w:val="0"/>
+          <w:color w:val="1E293B"/>
+          <w:sz w:val="19"/>
+        </w:rPr>
+        <w:t>:</w:t>
+      </w:r>
+    </w:p>
+    <w:p>
+      <w:pPr>
+        <w:spacing w:before="20" w:after="40" w:line="276" w:lineRule="auto"/>
+        <w:ind w:left="720"/>
+      </w:pPr>
+      <w:r>
+        <w:rPr>
+          <w:rFonts w:ascii="Arial" w:hAnsi="Arial"/>
+          <w:b/>
+          <w:color w:val="2563EB"/>
+          <w:sz w:val="19"/>
+        </w:rPr>
+        <w:t xml:space="preserve">⁃ </w:t>
+      </w:r>
+      <w:r>
+        <w:rPr>
+          <w:rFonts w:ascii="Calibri" w:hAnsi="Calibri"/>
+          <w:b/>
+          <w:i w:val="0"/>
+          <w:color w:val="1E293B"/>
+          <w:sz w:val="19"/>
+        </w:rPr>
+        <w:t>Kartu Metrik ke-5 (Personal Metrics)</w:t>
+      </w:r>
+      <w:r>
+        <w:rPr>
+          <w:rFonts w:ascii="Calibri" w:hAnsi="Calibri"/>
+          <w:b w:val="0"/>
+          <w:i w:val="0"/>
+          <w:color w:val="1E293B"/>
+          <w:sz w:val="19"/>
+        </w:rPr>
+        <w:t xml:space="preserve">: Dashboard menampilkan kartu </w:t>
+      </w:r>
+      <w:r>
+        <w:rPr>
+          <w:rFonts w:ascii="Calibri" w:hAnsi="Calibri"/>
+          <w:b w:val="0"/>
+          <w:i/>
+          <w:color w:val="1E293B"/>
+          <w:sz w:val="19"/>
+        </w:rPr>
+        <w:t>Daily Check-In &amp; Streak</w:t>
+      </w:r>
+      <w:r>
+        <w:rPr>
+          <w:rFonts w:ascii="Calibri" w:hAnsi="Calibri"/>
+          <w:b w:val="0"/>
+          <w:i w:val="0"/>
+          <w:color w:val="1E293B"/>
+          <w:sz w:val="19"/>
+        </w:rPr>
+        <w:t xml:space="preserve"> di samping 4 kartu metrik utama. Jika pengguna belum check-in, kartu menampilkan tombol </w:t>
+      </w:r>
+      <w:r>
+        <w:rPr>
+          <w:rFonts w:ascii="Calibri" w:hAnsi="Calibri"/>
+          <w:b w:val="0"/>
+          <w:i/>
+          <w:color w:val="1E293B"/>
+          <w:sz w:val="19"/>
+        </w:rPr>
+        <w:t>Check-In Sekarang (+10 Poin)</w:t>
+      </w:r>
+      <w:r>
+        <w:rPr>
+          <w:rFonts w:ascii="Calibri" w:hAnsi="Calibri"/>
+          <w:b w:val="0"/>
+          <w:i w:val="0"/>
+          <w:color w:val="1E293B"/>
+          <w:sz w:val="19"/>
+        </w:rPr>
+        <w:t xml:space="preserve"> dengan indikator api menyala.</w:t>
+      </w:r>
+    </w:p>
+    <w:p>
+      <w:pPr>
+        <w:spacing w:before="20" w:after="40" w:line="276" w:lineRule="auto"/>
+        <w:ind w:left="720"/>
+      </w:pPr>
+      <w:r>
+        <w:rPr>
+          <w:rFonts w:ascii="Arial" w:hAnsi="Arial"/>
+          <w:b/>
+          <w:color w:val="2563EB"/>
+          <w:sz w:val="19"/>
+        </w:rPr>
+        <w:t xml:space="preserve">⁃ </w:t>
+      </w:r>
+      <w:r>
+        <w:rPr>
+          <w:rFonts w:ascii="Calibri" w:hAnsi="Calibri"/>
+          <w:b/>
+          <w:i w:val="0"/>
+          <w:color w:val="1E293B"/>
+          <w:sz w:val="19"/>
+        </w:rPr>
+        <w:t>Spanduk Pengingat Wajib Hari Ini</w:t>
+      </w:r>
+      <w:r>
+        <w:rPr>
+          <w:rFonts w:ascii="Calibri" w:hAnsi="Calibri"/>
+          <w:b w:val="0"/>
+          <w:i w:val="0"/>
+          <w:color w:val="1E293B"/>
+          <w:sz w:val="19"/>
+        </w:rPr>
+        <w:t>: Spanduk cerdas beranimasi di bawah salam personal yang memberitahukan sisa streak, peringatan reset 2 hari, dan tombol aksi langsung tanpa reload peramban.</w:t>
       </w:r>
     </w:p>
     <w:p>
@@ -20236,6 +23753,7 @@
         <w:tc>
           <w:tcPr>
             <w:tcW w:type="dxa" w:w="9029"/>
+            <w:tcW w:w="9028" w:type="dxa"/>
             <w:shd w:fill="F8FAFC"/>
             <w:tcBorders>
               <w:top w:val="single" w:sz="4" w:space="0" w:color="E2E8F0"/>
@@ -20355,6 +23873,7 @@
         <w:tc>
           <w:tcPr>
             <w:tcW w:type="dxa" w:w="9029"/>
+            <w:tcW w:w="9028" w:type="dxa"/>
             <w:shd w:fill="F8FAFC"/>
             <w:tcBorders>
               <w:top w:val="single" w:sz="4" w:space="0" w:color="E2E8F0"/>
@@ -20419,6 +23938,7 @@
         <w:tc>
           <w:tcPr>
             <w:tcW w:type="dxa" w:w="9029"/>
+            <w:tcW w:w="9028" w:type="dxa"/>
             <w:shd w:fill="F8FAFC"/>
             <w:tcBorders>
               <w:top w:val="single" w:sz="4" w:space="0" w:color="E2E8F0"/>
@@ -20485,6 +24005,7 @@
         <w:tc>
           <w:tcPr>
             <w:tcW w:type="dxa" w:w="9029"/>
+            <w:tcW w:w="9028" w:type="dxa"/>
             <w:shd w:fill="F8FAFC"/>
             <w:tcBorders>
               <w:top w:val="single" w:sz="4" w:space="0" w:color="E2E8F0"/>
@@ -20685,6 +24206,7 @@
         <w:tc>
           <w:tcPr>
             <w:tcW w:type="dxa" w:w="9029"/>
+            <w:tcW w:w="9028" w:type="dxa"/>
             <w:shd w:fill="F8FAFC"/>
             <w:tcBorders>
               <w:top w:val="single" w:sz="4" w:space="0" w:color="E2E8F0"/>
@@ -21001,7 +24523,7 @@
         <w:color w:val="94A3B8"/>
         <w:sz w:val="17"/>
       </w:rPr>
-      <w:t>Work Tracker Pro v3.6 • Enterprise Security Edition</w:t>
+      <w:t>Work Tracker Pro v3.7 • Multi-Company &amp; Project Financials Edition</w:t>
     </w:r>
     <w:r>
       <w:tab/>
@@ -21043,7 +24565,7 @@
         <w:color w:val="94A3B8"/>
         <w:sz w:val="17"/>
       </w:rPr>
-      <w:t>Work Tracker Pro v3.6  |  FSD Work Tracker Pro v3.6</w:t>
+      <w:t>Work Tracker Pro v3.7  |  FSD Work Tracker Pro v3.7</w:t>
     </w:r>
   </w:p>
 </w:hdr>

--- a/FSD_WORK_TRACKER_PRO.docx
+++ b/FSD_WORK_TRACKER_PRO.docx
@@ -46,7 +46,7 @@
           <w:color w:val="4F46E5"/>
           <w:sz w:val="26"/>
         </w:rPr>
-        <w:t>Work Tracker Pro (TrackerKerja) v3.7</w:t>
+        <w:t>Work Tracker Pro (TrackerKerja) v3.8</w:t>
       </w:r>
     </w:p>
     <w:p>
@@ -60,7 +60,7 @@
           <w:color w:val="475569"/>
           <w:sz w:val="21"/>
         </w:rPr>
-        <w:t>Spesifikasi Fungsional Komprehensif Arsitektur Sistem, Modul Operasional, Alur Bisnis, Multi-Company Isolation, Project Financials, dan RBAC</w:t>
+        <w:t>Spesifikasi Fungsional Komprehensif Arsitektur Sistem, Modul Operasional, Full-Width Studio Layout, Projects REST API, QA E2E Testing, dan RBAC</w:t>
       </w:r>
     </w:p>
     <w:p>
@@ -147,7 +147,7 @@
                 <w:color w:val="0F172A"/>
                 <w:sz w:val="19"/>
               </w:rPr>
-              <w:t>FSD-WTP-3.7-202609</w:t>
+              <w:t>FSD-WTP-3.8-202610</w:t>
             </w:r>
           </w:p>
         </w:tc>
@@ -215,7 +215,7 @@
                 <w:color w:val="0F172A"/>
                 <w:sz w:val="19"/>
               </w:rPr>
-              <w:t>v3.7 Multi-Company Corporate Isolation &amp; Project Financials Edition</w:t>
+              <w:t>v3.8 Multi-Company Corporate Isolation &amp; Project Financials Edition</w:t>
             </w:r>
           </w:p>
         </w:tc>
@@ -282,7 +282,7 @@
                 <w:color w:val="0F172A"/>
                 <w:sz w:val="19"/>
               </w:rPr>
-              <w:t>29 September 2026</w:t>
+              <w:t>08 Oktober 2026</w:t>
             </w:r>
           </w:p>
         </w:tc>
@@ -618,7 +618,7 @@
           <w:color w:val="1E293B"/>
           <w:sz w:val="19"/>
         </w:rPr>
-        <w:t>: 3.7 (Multi-Company Corporate Code Isolation, Project Finance, Admin Company Grouping &amp; Gamification Edition)</w:t>
+        <w:t>: 3.8 (Full-Width Responsive Studio Layout, QA E2E Tracking Suite &amp; Projects REST API Edition)</w:t>
       </w:r>
     </w:p>
     <w:p>
@@ -934,7 +934,7 @@
           <w:color w:val="1E293B"/>
           <w:sz w:val="19"/>
         </w:rPr>
-        <w:t>: 29 September 2026</w:t>
+        <w:t>: 08 Oktober 2026</w:t>
       </w:r>
     </w:p>
     <w:p>
@@ -1715,6 +1715,58 @@
           <w:u w:val="single"/>
         </w:rPr>
         <w:t>5.20 Modul Gamifikasi, Daily Check-In, Aturan Streak, Master Badge Gaul &amp; Klaim Hadiah</w:t>
+      </w:r>
+    </w:p>
+    <w:p>
+      <w:pPr>
+        <w:spacing w:before="20" w:after="40" w:line="276" w:lineRule="auto"/>
+        <w:ind w:left="720"/>
+      </w:pPr>
+      <w:r>
+        <w:rPr>
+          <w:rFonts w:ascii="Arial" w:hAnsi="Arial"/>
+          <w:b/>
+          <w:color w:val="2563EB"/>
+          <w:sz w:val="19"/>
+        </w:rPr>
+        <w:t xml:space="preserve">⁃ </w:t>
+      </w:r>
+      <w:r>
+        <w:rPr>
+          <w:rFonts w:ascii="Calibri" w:hAnsi="Calibri"/>
+          <w:b w:val="0"/>
+          <w:i w:val="0"/>
+          <w:color w:val="2563EB"/>
+          <w:sz w:val="19"/>
+          <w:u w:val="single"/>
+        </w:rPr>
+        <w:t>5.21 Modul Tata Letak Studio Bentang Penuh (Full-Width Responsive Studio Layout)</w:t>
+      </w:r>
+    </w:p>
+    <w:p>
+      <w:pPr>
+        <w:spacing w:before="20" w:after="40" w:line="276" w:lineRule="auto"/>
+        <w:ind w:left="720"/>
+      </w:pPr>
+      <w:r>
+        <w:rPr>
+          <w:rFonts w:ascii="Arial" w:hAnsi="Arial"/>
+          <w:b/>
+          <w:color w:val="2563EB"/>
+          <w:sz w:val="19"/>
+        </w:rPr>
+        <w:t xml:space="preserve">⁃ </w:t>
+      </w:r>
+      <w:r>
+        <w:rPr>
+          <w:rFonts w:ascii="Calibri" w:hAnsi="Calibri"/>
+          <w:b w:val="0"/>
+          <w:i w:val="0"/>
+          <w:color w:val="2563EB"/>
+          <w:sz w:val="19"/>
+          <w:u w:val="single"/>
+        </w:rPr>
+        <w:t>5.22 Paket Pengujian Mutu (Quality Assurance - QA) &amp; Matriks Pelacakan End-to-End</w:t>
       </w:r>
     </w:p>
     <w:p>
@@ -22854,6 +22906,1336 @@
     </w:p>
     <w:p>
       <w:pPr>
+        <w:keepNext/>
+        <w:spacing w:before="160" w:after="40"/>
+      </w:pPr>
+      <w:r>
+        <w:rPr>
+          <w:rFonts w:ascii="Calibri" w:hAnsi="Calibri"/>
+          <w:b/>
+          <w:color w:val="1E293B"/>
+          <w:sz w:val="23"/>
+        </w:rPr>
+        <w:t>5.21 Modul Tata Letak Studio Bentang Penuh (Full-Width Responsive Studio Layout)</w:t>
+      </w:r>
+    </w:p>
+    <w:p>
+      <w:pPr>
+        <w:spacing w:before="0" w:after="80" w:line="276" w:lineRule="auto"/>
+      </w:pPr>
+      <w:r>
+        <w:rPr>
+          <w:rFonts w:ascii="Calibri" w:hAnsi="Calibri"/>
+          <w:b w:val="0"/>
+          <w:i w:val="0"/>
+          <w:color w:val="1E293B"/>
+          <w:sz w:val="20"/>
+        </w:rPr>
+        <w:t>Seluruh formulir kerja inti telah dimodernisasi dari struktur sempit (</w:t>
+      </w:r>
+      <w:r>
+        <w:rPr>
+          <w:rFonts w:ascii="Consolas" w:hAnsi="Consolas"/>
+          <w:b w:val="0"/>
+          <w:i w:val="0"/>
+          <w:color w:val="C2410C"/>
+          <w:sz w:val="17"/>
+        </w:rPr>
+        <w:t>max-w-4xl</w:t>
+      </w:r>
+      <w:r>
+        <w:rPr>
+          <w:rFonts w:ascii="Calibri" w:hAnsi="Calibri"/>
+          <w:b w:val="0"/>
+          <w:i w:val="0"/>
+          <w:color w:val="1E293B"/>
+          <w:sz w:val="20"/>
+        </w:rPr>
+        <w:t xml:space="preserve">, </w:t>
+      </w:r>
+      <w:r>
+        <w:rPr>
+          <w:rFonts w:ascii="Consolas" w:hAnsi="Consolas"/>
+          <w:b w:val="0"/>
+          <w:i w:val="0"/>
+          <w:color w:val="C2410C"/>
+          <w:sz w:val="17"/>
+        </w:rPr>
+        <w:t>max-w-2xl</w:t>
+      </w:r>
+      <w:r>
+        <w:rPr>
+          <w:rFonts w:ascii="Calibri" w:hAnsi="Calibri"/>
+          <w:b w:val="0"/>
+          <w:i w:val="0"/>
+          <w:color w:val="1E293B"/>
+          <w:sz w:val="20"/>
+        </w:rPr>
+        <w:t>) menjadi tata letak studio bentang penuh (</w:t>
+      </w:r>
+      <w:r>
+        <w:rPr>
+          <w:rFonts w:ascii="Consolas" w:hAnsi="Consolas"/>
+          <w:b w:val="0"/>
+          <w:i w:val="0"/>
+          <w:color w:val="C2410C"/>
+          <w:sz w:val="17"/>
+        </w:rPr>
+        <w:t>w-full</w:t>
+      </w:r>
+      <w:r>
+        <w:rPr>
+          <w:rFonts w:ascii="Calibri" w:hAnsi="Calibri"/>
+          <w:b w:val="0"/>
+          <w:i w:val="0"/>
+          <w:color w:val="1E293B"/>
+          <w:sz w:val="20"/>
+        </w:rPr>
+        <w:t xml:space="preserve"> dengan CSS Grid 12-kolom </w:t>
+      </w:r>
+      <w:r>
+        <w:rPr>
+          <w:rFonts w:ascii="Consolas" w:hAnsi="Consolas"/>
+          <w:b w:val="0"/>
+          <w:i w:val="0"/>
+          <w:color w:val="C2410C"/>
+          <w:sz w:val="17"/>
+        </w:rPr>
+        <w:t>lg:grid-cols-12</w:t>
+      </w:r>
+      <w:r>
+        <w:rPr>
+          <w:rFonts w:ascii="Calibri" w:hAnsi="Calibri"/>
+          <w:b w:val="0"/>
+          <w:i w:val="0"/>
+          <w:color w:val="1E293B"/>
+          <w:sz w:val="20"/>
+        </w:rPr>
+        <w:t>) yang mengoptimalkan penggunaan monitor resolusi tinggi (1080p, 1440p, 4K) dan tetap responsif pada perangkat seluler:</w:t>
+      </w:r>
+    </w:p>
+    <w:p>
+      <w:pPr>
+        <w:spacing w:before="20" w:after="40" w:line="276" w:lineRule="auto"/>
+        <w:ind w:left="360"/>
+      </w:pPr>
+      <w:r>
+        <w:rPr>
+          <w:rFonts w:ascii="Arial" w:hAnsi="Arial"/>
+          <w:b/>
+          <w:color w:val="2563EB"/>
+          <w:sz w:val="19"/>
+        </w:rPr>
+        <w:t xml:space="preserve">• </w:t>
+      </w:r>
+      <w:r>
+        <w:rPr>
+          <w:rFonts w:ascii="Calibri" w:hAnsi="Calibri"/>
+          <w:b/>
+          <w:i w:val="0"/>
+          <w:color w:val="1E293B"/>
+          <w:sz w:val="19"/>
+        </w:rPr>
+        <w:t>5.21.1 Detail &amp; Edit Tugas (`/Task/Edit/{id}`)</w:t>
+      </w:r>
+      <w:r>
+        <w:rPr>
+          <w:rFonts w:ascii="Calibri" w:hAnsi="Calibri"/>
+          <w:b w:val="0"/>
+          <w:i w:val="0"/>
+          <w:color w:val="1E293B"/>
+          <w:sz w:val="19"/>
+        </w:rPr>
+        <w:t>:</w:t>
+      </w:r>
+    </w:p>
+    <w:p>
+      <w:pPr>
+        <w:spacing w:before="20" w:after="40" w:line="276" w:lineRule="auto"/>
+        <w:ind w:left="720"/>
+      </w:pPr>
+      <w:r>
+        <w:rPr>
+          <w:rFonts w:ascii="Arial" w:hAnsi="Arial"/>
+          <w:b/>
+          <w:color w:val="2563EB"/>
+          <w:sz w:val="19"/>
+        </w:rPr>
+        <w:t xml:space="preserve">⁃ </w:t>
+      </w:r>
+      <w:r>
+        <w:rPr>
+          <w:rFonts w:ascii="Calibri" w:hAnsi="Calibri"/>
+          <w:b w:val="0"/>
+          <w:i/>
+          <w:color w:val="1E293B"/>
+          <w:sz w:val="19"/>
+        </w:rPr>
+        <w:t>Header Eksekutif Bentang Penuh</w:t>
+      </w:r>
+      <w:r>
+        <w:rPr>
+          <w:rFonts w:ascii="Calibri" w:hAnsi="Calibri"/>
+          <w:b w:val="0"/>
+          <w:i w:val="0"/>
+          <w:color w:val="1E293B"/>
+          <w:sz w:val="19"/>
+        </w:rPr>
+        <w:t>: Kode tugas, kode induk, tanggal, judul tugas, dan total durasi waktu kerja.</w:t>
+      </w:r>
+    </w:p>
+    <w:p>
+      <w:pPr>
+        <w:spacing w:before="20" w:after="40" w:line="276" w:lineRule="auto"/>
+        <w:ind w:left="720"/>
+      </w:pPr>
+      <w:r>
+        <w:rPr>
+          <w:rFonts w:ascii="Arial" w:hAnsi="Arial"/>
+          <w:b/>
+          <w:color w:val="2563EB"/>
+          <w:sz w:val="19"/>
+        </w:rPr>
+        <w:t xml:space="preserve">⁃ </w:t>
+      </w:r>
+      <w:r>
+        <w:rPr>
+          <w:rFonts w:ascii="Calibri" w:hAnsi="Calibri"/>
+          <w:b w:val="0"/>
+          <w:i/>
+          <w:color w:val="1E293B"/>
+          <w:sz w:val="19"/>
+        </w:rPr>
+        <w:t>Kolom Kiri (8 Kolom)</w:t>
+      </w:r>
+      <w:r>
+        <w:rPr>
+          <w:rFonts w:ascii="Calibri" w:hAnsi="Calibri"/>
+          <w:b w:val="0"/>
+          <w:i w:val="0"/>
+          <w:color w:val="1E293B"/>
+          <w:sz w:val="19"/>
+        </w:rPr>
+        <w:t>: Input judul tugas, deskripsi kerja, panel dokumentasi kendala (</w:t>
+      </w:r>
+      <w:r>
+        <w:rPr>
+          <w:rFonts w:ascii="Calibri" w:hAnsi="Calibri"/>
+          <w:b w:val="0"/>
+          <w:i/>
+          <w:color w:val="1E293B"/>
+          <w:sz w:val="19"/>
+        </w:rPr>
+        <w:t>Obstacle</w:t>
+      </w:r>
+      <w:r>
+        <w:rPr>
+          <w:rFonts w:ascii="Calibri" w:hAnsi="Calibri"/>
+          <w:b w:val="0"/>
+          <w:i w:val="0"/>
+          <w:color w:val="1E293B"/>
+          <w:sz w:val="19"/>
+        </w:rPr>
+        <w:t>) bernuansa amber dan solusi (</w:t>
+      </w:r>
+      <w:r>
+        <w:rPr>
+          <w:rFonts w:ascii="Calibri" w:hAnsi="Calibri"/>
+          <w:b w:val="0"/>
+          <w:i/>
+          <w:color w:val="1E293B"/>
+          <w:sz w:val="19"/>
+        </w:rPr>
+        <w:t>Solution</w:t>
+      </w:r>
+      <w:r>
+        <w:rPr>
+          <w:rFonts w:ascii="Calibri" w:hAnsi="Calibri"/>
+          <w:b w:val="0"/>
+          <w:i w:val="0"/>
+          <w:color w:val="1E293B"/>
+          <w:sz w:val="19"/>
+        </w:rPr>
+        <w:t>) bernuansa emerald, pencatatan jam kerja manual terintegrasi (+30m, +1h, +2h, +4h, Reset), riwayat sesi kerja (</w:t>
+      </w:r>
+      <w:r>
+        <w:rPr>
+          <w:rFonts w:ascii="Calibri" w:hAnsi="Calibri"/>
+          <w:b w:val="0"/>
+          <w:i/>
+          <w:color w:val="1E293B"/>
+          <w:sz w:val="19"/>
+        </w:rPr>
+        <w:t>Work Sessions</w:t>
+      </w:r>
+      <w:r>
+        <w:rPr>
+          <w:rFonts w:ascii="Calibri" w:hAnsi="Calibri"/>
+          <w:b w:val="0"/>
+          <w:i w:val="0"/>
+          <w:color w:val="1E293B"/>
+          <w:sz w:val="19"/>
+        </w:rPr>
+        <w:t>), dan catatan terkait.</w:t>
+      </w:r>
+    </w:p>
+    <w:p>
+      <w:pPr>
+        <w:spacing w:before="20" w:after="40" w:line="276" w:lineRule="auto"/>
+        <w:ind w:left="720"/>
+      </w:pPr>
+      <w:r>
+        <w:rPr>
+          <w:rFonts w:ascii="Arial" w:hAnsi="Arial"/>
+          <w:b/>
+          <w:color w:val="2563EB"/>
+          <w:sz w:val="19"/>
+        </w:rPr>
+        <w:t xml:space="preserve">⁃ </w:t>
+      </w:r>
+      <w:r>
+        <w:rPr>
+          <w:rFonts w:ascii="Calibri" w:hAnsi="Calibri"/>
+          <w:b w:val="0"/>
+          <w:i/>
+          <w:color w:val="1E293B"/>
+          <w:sz w:val="19"/>
+        </w:rPr>
+        <w:t>Kolom Kanan (4 Kolom - Sticky)</w:t>
+      </w:r>
+      <w:r>
+        <w:rPr>
+          <w:rFonts w:ascii="Calibri" w:hAnsi="Calibri"/>
+          <w:b w:val="0"/>
+          <w:i w:val="0"/>
+          <w:color w:val="1E293B"/>
+          <w:sz w:val="19"/>
+        </w:rPr>
+        <w:t>: Dropdown status alur kerja, slider progress persentase (0-100%), penugasan PIC, prioritas, milestone waterfall SDLC, asosiasi proyek/kategori, jadwal mulai/deadline, dan hierarki sub-tugas (</w:t>
+      </w:r>
+      <w:r>
+        <w:rPr>
+          <w:rFonts w:ascii="Calibri" w:hAnsi="Calibri"/>
+          <w:b w:val="0"/>
+          <w:i/>
+          <w:color w:val="1E293B"/>
+          <w:sz w:val="19"/>
+        </w:rPr>
+        <w:t>Child Tasks</w:t>
+      </w:r>
+      <w:r>
+        <w:rPr>
+          <w:rFonts w:ascii="Calibri" w:hAnsi="Calibri"/>
+          <w:b w:val="0"/>
+          <w:i w:val="0"/>
+          <w:color w:val="1E293B"/>
+          <w:sz w:val="19"/>
+        </w:rPr>
+        <w:t>).</w:t>
+      </w:r>
+    </w:p>
+    <w:p>
+      <w:pPr>
+        <w:spacing w:before="20" w:after="40" w:line="276" w:lineRule="auto"/>
+        <w:ind w:left="720"/>
+      </w:pPr>
+      <w:r>
+        <w:rPr>
+          <w:rFonts w:ascii="Arial" w:hAnsi="Arial"/>
+          <w:b/>
+          <w:color w:val="2563EB"/>
+          <w:sz w:val="19"/>
+        </w:rPr>
+        <w:t xml:space="preserve">⁃ </w:t>
+      </w:r>
+      <w:r>
+        <w:rPr>
+          <w:rFonts w:ascii="Calibri" w:hAnsi="Calibri"/>
+          <w:b w:val="0"/>
+          <w:i/>
+          <w:color w:val="1E293B"/>
+          <w:sz w:val="19"/>
+        </w:rPr>
+        <w:t>Bilah Aksi Mengambang (Sticky Bottom Action Bar)</w:t>
+      </w:r>
+      <w:r>
+        <w:rPr>
+          <w:rFonts w:ascii="Calibri" w:hAnsi="Calibri"/>
+          <w:b w:val="0"/>
+          <w:i w:val="0"/>
+          <w:color w:val="1E293B"/>
+          <w:sz w:val="19"/>
+        </w:rPr>
+        <w:t xml:space="preserve">: Membentang penuh di bawah layar memuat ringkasan status dan tombol </w:t>
+      </w:r>
+      <w:r>
+        <w:rPr>
+          <w:rFonts w:ascii="Calibri" w:hAnsi="Calibri"/>
+          <w:b w:val="0"/>
+          <w:i/>
+          <w:color w:val="1E293B"/>
+          <w:sz w:val="19"/>
+        </w:rPr>
+        <w:t>"Simpan Semua Perubahan"</w:t>
+      </w:r>
+      <w:r>
+        <w:rPr>
+          <w:rFonts w:ascii="Calibri" w:hAnsi="Calibri"/>
+          <w:b w:val="0"/>
+          <w:i w:val="0"/>
+          <w:color w:val="1E293B"/>
+          <w:sz w:val="19"/>
+        </w:rPr>
+        <w:t>.</w:t>
+      </w:r>
+    </w:p>
+    <w:p>
+      <w:pPr>
+        <w:spacing w:before="20" w:after="40" w:line="276" w:lineRule="auto"/>
+        <w:ind w:left="360"/>
+      </w:pPr>
+      <w:r>
+        <w:rPr>
+          <w:rFonts w:ascii="Arial" w:hAnsi="Arial"/>
+          <w:b/>
+          <w:color w:val="2563EB"/>
+          <w:sz w:val="19"/>
+        </w:rPr>
+        <w:t xml:space="preserve">• </w:t>
+      </w:r>
+      <w:r>
+        <w:rPr>
+          <w:rFonts w:ascii="Calibri" w:hAnsi="Calibri"/>
+          <w:b/>
+          <w:i w:val="0"/>
+          <w:color w:val="1E293B"/>
+          <w:sz w:val="19"/>
+        </w:rPr>
+        <w:t>5.21.2 Edit Catatan &amp; Dokumentasi (`/Note/Edit/{id}`)</w:t>
+      </w:r>
+      <w:r>
+        <w:rPr>
+          <w:rFonts w:ascii="Calibri" w:hAnsi="Calibri"/>
+          <w:b w:val="0"/>
+          <w:i w:val="0"/>
+          <w:color w:val="1E293B"/>
+          <w:sz w:val="19"/>
+        </w:rPr>
+        <w:t>:</w:t>
+      </w:r>
+    </w:p>
+    <w:p>
+      <w:pPr>
+        <w:spacing w:before="20" w:after="40" w:line="276" w:lineRule="auto"/>
+        <w:ind w:left="720"/>
+      </w:pPr>
+      <w:r>
+        <w:rPr>
+          <w:rFonts w:ascii="Arial" w:hAnsi="Arial"/>
+          <w:b/>
+          <w:color w:val="2563EB"/>
+          <w:sz w:val="19"/>
+        </w:rPr>
+        <w:t xml:space="preserve">⁃ </w:t>
+      </w:r>
+      <w:r>
+        <w:rPr>
+          <w:rFonts w:ascii="Calibri" w:hAnsi="Calibri"/>
+          <w:b w:val="0"/>
+          <w:i w:val="0"/>
+          <w:color w:val="1E293B"/>
+          <w:sz w:val="19"/>
+        </w:rPr>
+        <w:t>Kolom utama 8-kolom menyajikan area pengetikan editor Quill.js yang luas (min-height 420px) serta panel upload dan riwayat lampiran multi-file terorganisir per folder user.</w:t>
+      </w:r>
+    </w:p>
+    <w:p>
+      <w:pPr>
+        <w:spacing w:before="20" w:after="40" w:line="276" w:lineRule="auto"/>
+        <w:ind w:left="720"/>
+      </w:pPr>
+      <w:r>
+        <w:rPr>
+          <w:rFonts w:ascii="Arial" w:hAnsi="Arial"/>
+          <w:b/>
+          <w:color w:val="2563EB"/>
+          <w:sz w:val="19"/>
+        </w:rPr>
+        <w:t xml:space="preserve">⁃ </w:t>
+      </w:r>
+      <w:r>
+        <w:rPr>
+          <w:rFonts w:ascii="Calibri" w:hAnsi="Calibri"/>
+          <w:b w:val="0"/>
+          <w:i w:val="0"/>
+          <w:color w:val="1E293B"/>
+          <w:sz w:val="19"/>
+        </w:rPr>
+        <w:t>Kolom samping 4-kolom memuat kategori, warna aksen catatan, penautan ke tugas, sematkan (pin), dan tombol simpan.</w:t>
+      </w:r>
+    </w:p>
+    <w:p>
+      <w:pPr>
+        <w:spacing w:before="20" w:after="40" w:line="276" w:lineRule="auto"/>
+        <w:ind w:left="360"/>
+      </w:pPr>
+      <w:r>
+        <w:rPr>
+          <w:rFonts w:ascii="Arial" w:hAnsi="Arial"/>
+          <w:b/>
+          <w:color w:val="2563EB"/>
+          <w:sz w:val="19"/>
+        </w:rPr>
+        <w:t xml:space="preserve">• </w:t>
+      </w:r>
+      <w:r>
+        <w:rPr>
+          <w:rFonts w:ascii="Calibri" w:hAnsi="Calibri"/>
+          <w:b/>
+          <w:i w:val="0"/>
+          <w:color w:val="1E293B"/>
+          <w:sz w:val="19"/>
+        </w:rPr>
+        <w:t>5.21.3 Edit Anggota Tim (`/Member/Edit/{id}`)</w:t>
+      </w:r>
+      <w:r>
+        <w:rPr>
+          <w:rFonts w:ascii="Calibri" w:hAnsi="Calibri"/>
+          <w:b w:val="0"/>
+          <w:i w:val="0"/>
+          <w:color w:val="1E293B"/>
+          <w:sz w:val="19"/>
+        </w:rPr>
+        <w:t>:</w:t>
+      </w:r>
+    </w:p>
+    <w:p>
+      <w:pPr>
+        <w:spacing w:before="20" w:after="40" w:line="276" w:lineRule="auto"/>
+        <w:ind w:left="720"/>
+      </w:pPr>
+      <w:r>
+        <w:rPr>
+          <w:rFonts w:ascii="Arial" w:hAnsi="Arial"/>
+          <w:b/>
+          <w:color w:val="2563EB"/>
+          <w:sz w:val="19"/>
+        </w:rPr>
+        <w:t xml:space="preserve">⁃ </w:t>
+      </w:r>
+      <w:r>
+        <w:rPr>
+          <w:rFonts w:ascii="Calibri" w:hAnsi="Calibri"/>
+          <w:b w:val="0"/>
+          <w:i w:val="0"/>
+          <w:color w:val="1E293B"/>
+          <w:sz w:val="19"/>
+        </w:rPr>
+        <w:t>Kolom utama 8-kolom memuat nama lengkap, email, spesialisasi jabatan, dan nomor kontak WhatsApp.</w:t>
+      </w:r>
+    </w:p>
+    <w:p>
+      <w:pPr>
+        <w:spacing w:before="20" w:after="40" w:line="276" w:lineRule="auto"/>
+        <w:ind w:left="720"/>
+      </w:pPr>
+      <w:r>
+        <w:rPr>
+          <w:rFonts w:ascii="Arial" w:hAnsi="Arial"/>
+          <w:b/>
+          <w:color w:val="2563EB"/>
+          <w:sz w:val="19"/>
+        </w:rPr>
+        <w:t xml:space="preserve">⁃ </w:t>
+      </w:r>
+      <w:r>
+        <w:rPr>
+          <w:rFonts w:ascii="Calibri" w:hAnsi="Calibri"/>
+          <w:b w:val="0"/>
+          <w:i w:val="0"/>
+          <w:color w:val="1E293B"/>
+          <w:sz w:val="19"/>
+        </w:rPr>
+        <w:t>Kolom samping 4-kolom memuat pengaturan hak akses peran (</w:t>
+      </w:r>
+      <w:r>
+        <w:rPr>
+          <w:rFonts w:ascii="Calibri" w:hAnsi="Calibri"/>
+          <w:b w:val="0"/>
+          <w:i/>
+          <w:color w:val="1E293B"/>
+          <w:sz w:val="19"/>
+        </w:rPr>
+        <w:t>Role Admin vs Member</w:t>
+      </w:r>
+      <w:r>
+        <w:rPr>
+          <w:rFonts w:ascii="Calibri" w:hAnsi="Calibri"/>
+          <w:b w:val="0"/>
+          <w:i w:val="0"/>
+          <w:color w:val="1E293B"/>
+          <w:sz w:val="19"/>
+        </w:rPr>
+        <w:t>), pemilih 8 warna aksen avatar dengan pratinjau inisial langsung, dan tombol simpan.</w:t>
+      </w:r>
+    </w:p>
+    <w:p>
+      <w:pPr>
+        <w:spacing w:before="20" w:after="40" w:line="276" w:lineRule="auto"/>
+        <w:ind w:left="360"/>
+      </w:pPr>
+      <w:r>
+        <w:rPr>
+          <w:rFonts w:ascii="Arial" w:hAnsi="Arial"/>
+          <w:b/>
+          <w:color w:val="2563EB"/>
+          <w:sz w:val="19"/>
+        </w:rPr>
+        <w:t xml:space="preserve">• </w:t>
+      </w:r>
+      <w:r>
+        <w:rPr>
+          <w:rFonts w:ascii="Calibri" w:hAnsi="Calibri"/>
+          <w:b/>
+          <w:i w:val="0"/>
+          <w:color w:val="1E293B"/>
+          <w:sz w:val="19"/>
+        </w:rPr>
+        <w:t>5.21.4 Profil Pengguna &amp; Ultra-Wide Cover (`/Account/Profile`)</w:t>
+      </w:r>
+      <w:r>
+        <w:rPr>
+          <w:rFonts w:ascii="Calibri" w:hAnsi="Calibri"/>
+          <w:b w:val="0"/>
+          <w:i w:val="0"/>
+          <w:color w:val="1E293B"/>
+          <w:sz w:val="19"/>
+        </w:rPr>
+        <w:t>:</w:t>
+      </w:r>
+    </w:p>
+    <w:p>
+      <w:pPr>
+        <w:spacing w:before="20" w:after="40" w:line="276" w:lineRule="auto"/>
+        <w:ind w:left="720"/>
+      </w:pPr>
+      <w:r>
+        <w:rPr>
+          <w:rFonts w:ascii="Arial" w:hAnsi="Arial"/>
+          <w:b/>
+          <w:color w:val="2563EB"/>
+          <w:sz w:val="19"/>
+        </w:rPr>
+        <w:t xml:space="preserve">⁃ </w:t>
+      </w:r>
+      <w:r>
+        <w:rPr>
+          <w:rFonts w:ascii="Calibri" w:hAnsi="Calibri"/>
+          <w:b w:val="0"/>
+          <w:i w:val="0"/>
+          <w:color w:val="1E293B"/>
+          <w:sz w:val="19"/>
+        </w:rPr>
+        <w:t>Banner cover foto profil membentang panoramik penuh (</w:t>
+      </w:r>
+      <w:r>
+        <w:rPr>
+          <w:rFonts w:ascii="Calibri" w:hAnsi="Calibri"/>
+          <w:b w:val="0"/>
+          <w:i/>
+          <w:color w:val="1E293B"/>
+          <w:sz w:val="19"/>
+        </w:rPr>
+        <w:t>Ultra-Wide Panoramic Banner</w:t>
+      </w:r>
+      <w:r>
+        <w:rPr>
+          <w:rFonts w:ascii="Calibri" w:hAnsi="Calibri"/>
+          <w:b w:val="0"/>
+          <w:i w:val="0"/>
+          <w:color w:val="1E293B"/>
+          <w:sz w:val="19"/>
+        </w:rPr>
+        <w:t>).</w:t>
+      </w:r>
+    </w:p>
+    <w:p>
+      <w:pPr>
+        <w:spacing w:before="20" w:after="40" w:line="276" w:lineRule="auto"/>
+        <w:ind w:left="720"/>
+      </w:pPr>
+      <w:r>
+        <w:rPr>
+          <w:rFonts w:ascii="Arial" w:hAnsi="Arial"/>
+          <w:b/>
+          <w:color w:val="2563EB"/>
+          <w:sz w:val="19"/>
+        </w:rPr>
+        <w:t xml:space="preserve">⁃ </w:t>
+      </w:r>
+      <w:r>
+        <w:rPr>
+          <w:rFonts w:ascii="Calibri" w:hAnsi="Calibri"/>
+          <w:b w:val="0"/>
+          <w:i w:val="0"/>
+          <w:color w:val="1E293B"/>
+          <w:sz w:val="19"/>
+        </w:rPr>
+        <w:t>Formulir identitas akun, pemilihan galeri cover latar, dan ganti kata sandi tertata proporsional tanpa pembatasan lebar horizontal.</w:t>
+      </w:r>
+    </w:p>
+    <w:p>
+      <w:pPr>
+        <w:spacing w:before="20" w:after="40" w:line="276" w:lineRule="auto"/>
+        <w:ind w:left="360"/>
+      </w:pPr>
+      <w:r>
+        <w:rPr>
+          <w:rFonts w:ascii="Arial" w:hAnsi="Arial"/>
+          <w:b/>
+          <w:color w:val="2563EB"/>
+          <w:sz w:val="19"/>
+        </w:rPr>
+        <w:t xml:space="preserve">• </w:t>
+      </w:r>
+      <w:r>
+        <w:rPr>
+          <w:rFonts w:ascii="Calibri" w:hAnsi="Calibri"/>
+          <w:b/>
+          <w:i w:val="0"/>
+          <w:color w:val="1E293B"/>
+          <w:sz w:val="19"/>
+        </w:rPr>
+        <w:t>5.21.5 Edit Proyek &amp; Manajemen Finansial (`/Project/Edit/{id}`)</w:t>
+      </w:r>
+      <w:r>
+        <w:rPr>
+          <w:rFonts w:ascii="Calibri" w:hAnsi="Calibri"/>
+          <w:b w:val="0"/>
+          <w:i w:val="0"/>
+          <w:color w:val="1E293B"/>
+          <w:sz w:val="19"/>
+        </w:rPr>
+        <w:t>:</w:t>
+      </w:r>
+    </w:p>
+    <w:p>
+      <w:pPr>
+        <w:spacing w:before="20" w:after="40" w:line="276" w:lineRule="auto"/>
+        <w:ind w:left="720"/>
+      </w:pPr>
+      <w:r>
+        <w:rPr>
+          <w:rFonts w:ascii="Arial" w:hAnsi="Arial"/>
+          <w:b/>
+          <w:color w:val="2563EB"/>
+          <w:sz w:val="19"/>
+        </w:rPr>
+        <w:t xml:space="preserve">⁃ </w:t>
+      </w:r>
+      <w:r>
+        <w:rPr>
+          <w:rFonts w:ascii="Calibri" w:hAnsi="Calibri"/>
+          <w:b w:val="0"/>
+          <w:i w:val="0"/>
+          <w:color w:val="1E293B"/>
+          <w:sz w:val="19"/>
+        </w:rPr>
+        <w:t>Kolom utama 8-kolom memuat nama proyek, deskripsi ruang lingkup, tags, klien, serta anggaran finansial (</w:t>
+      </w:r>
+      <w:r>
+        <w:rPr>
+          <w:rFonts w:ascii="Calibri" w:hAnsi="Calibri"/>
+          <w:b w:val="0"/>
+          <w:i/>
+          <w:color w:val="1E293B"/>
+          <w:sz w:val="19"/>
+        </w:rPr>
+        <w:t>Budget</w:t>
+      </w:r>
+      <w:r>
+        <w:rPr>
+          <w:rFonts w:ascii="Calibri" w:hAnsi="Calibri"/>
+          <w:b w:val="0"/>
+          <w:i w:val="0"/>
+          <w:color w:val="1E293B"/>
+          <w:sz w:val="19"/>
+        </w:rPr>
+        <w:t>) dan biaya aktual (</w:t>
+      </w:r>
+      <w:r>
+        <w:rPr>
+          <w:rFonts w:ascii="Calibri" w:hAnsi="Calibri"/>
+          <w:b w:val="0"/>
+          <w:i/>
+          <w:color w:val="1E293B"/>
+          <w:sz w:val="19"/>
+        </w:rPr>
+        <w:t>Actual Cost</w:t>
+      </w:r>
+      <w:r>
+        <w:rPr>
+          <w:rFonts w:ascii="Calibri" w:hAnsi="Calibri"/>
+          <w:b w:val="0"/>
+          <w:i w:val="0"/>
+          <w:color w:val="1E293B"/>
+          <w:sz w:val="19"/>
+        </w:rPr>
+        <w:t>).</w:t>
+      </w:r>
+    </w:p>
+    <w:p>
+      <w:pPr>
+        <w:spacing w:before="20" w:after="40" w:line="276" w:lineRule="auto"/>
+        <w:ind w:left="720"/>
+      </w:pPr>
+      <w:r>
+        <w:rPr>
+          <w:rFonts w:ascii="Arial" w:hAnsi="Arial"/>
+          <w:b/>
+          <w:color w:val="2563EB"/>
+          <w:sz w:val="19"/>
+        </w:rPr>
+        <w:t xml:space="preserve">⁃ </w:t>
+      </w:r>
+      <w:r>
+        <w:rPr>
+          <w:rFonts w:ascii="Calibri" w:hAnsi="Calibri"/>
+          <w:b w:val="0"/>
+          <w:i w:val="0"/>
+          <w:color w:val="1E293B"/>
+          <w:sz w:val="19"/>
+        </w:rPr>
+        <w:t>Kolom samping 4-kolom memuat status alur kerja (</w:t>
+      </w:r>
+      <w:r>
+        <w:rPr>
+          <w:rFonts w:ascii="Calibri" w:hAnsi="Calibri"/>
+          <w:b w:val="0"/>
+          <w:i/>
+          <w:color w:val="1E293B"/>
+          <w:sz w:val="19"/>
+        </w:rPr>
+        <w:t>Active, Completed, Archived</w:t>
+      </w:r>
+      <w:r>
+        <w:rPr>
+          <w:rFonts w:ascii="Calibri" w:hAnsi="Calibri"/>
+          <w:b w:val="0"/>
+          <w:i w:val="0"/>
+          <w:color w:val="1E293B"/>
+          <w:sz w:val="19"/>
+        </w:rPr>
+        <w:t>), Project Manager (PM), pemilih perusahaan (</w:t>
+      </w:r>
+      <w:r>
+        <w:rPr>
+          <w:rFonts w:ascii="Calibri" w:hAnsi="Calibri"/>
+          <w:b w:val="0"/>
+          <w:i/>
+          <w:color w:val="1E293B"/>
+          <w:sz w:val="19"/>
+        </w:rPr>
+        <w:t>Corporate Code</w:t>
+      </w:r>
+      <w:r>
+        <w:rPr>
+          <w:rFonts w:ascii="Calibri" w:hAnsi="Calibri"/>
+          <w:b w:val="0"/>
+          <w:i w:val="0"/>
+          <w:color w:val="1E293B"/>
+          <w:sz w:val="19"/>
+        </w:rPr>
+        <w:t>), target deadline, dan tema warna visual proyek.</w:t>
+      </w:r>
+    </w:p>
+    <w:p>
+      <w:pPr>
+        <w:keepNext/>
+        <w:spacing w:before="160" w:after="40"/>
+      </w:pPr>
+      <w:r>
+        <w:rPr>
+          <w:rFonts w:ascii="Calibri" w:hAnsi="Calibri"/>
+          <w:b/>
+          <w:color w:val="1E293B"/>
+          <w:sz w:val="23"/>
+        </w:rPr>
+        <w:t>5.22 Paket Pengujian Mutu (Quality Assurance - QA) &amp; Matriks Pelacakan End-to-End</w:t>
+      </w:r>
+    </w:p>
+    <w:p>
+      <w:pPr>
+        <w:spacing w:before="0" w:after="80" w:line="276" w:lineRule="auto"/>
+      </w:pPr>
+      <w:r>
+        <w:rPr>
+          <w:rFonts w:ascii="Calibri" w:hAnsi="Calibri"/>
+          <w:b w:val="0"/>
+          <w:i w:val="0"/>
+          <w:color w:val="1E293B"/>
+          <w:sz w:val="20"/>
+        </w:rPr>
+        <w:t>Sistem dilengkapi paket artefak pengujian mutu terstandarisasi untuk menjamin keandalan fungsional, performa, dan keamanan lintas rilis:</w:t>
+      </w:r>
+    </w:p>
+    <w:p>
+      <w:pPr>
+        <w:spacing w:before="20" w:after="40" w:line="276" w:lineRule="auto"/>
+        <w:ind w:left="360"/>
+      </w:pPr>
+      <w:r>
+        <w:rPr>
+          <w:rFonts w:ascii="Arial" w:hAnsi="Arial"/>
+          <w:b/>
+          <w:color w:val="2563EB"/>
+          <w:sz w:val="19"/>
+        </w:rPr>
+        <w:t xml:space="preserve">• </w:t>
+      </w:r>
+      <w:r>
+        <w:rPr>
+          <w:rFonts w:ascii="Calibri" w:hAnsi="Calibri"/>
+          <w:b/>
+          <w:i w:val="0"/>
+          <w:color w:val="1E293B"/>
+          <w:sz w:val="19"/>
+        </w:rPr>
+        <w:t>5.22.1 Repositori Artefak QA &amp; Berkas Pelacakan Interaktif (`QA/Tracking_Test_Case_E2E_TrackerKerja.xlsx`)</w:t>
+      </w:r>
+      <w:r>
+        <w:rPr>
+          <w:rFonts w:ascii="Calibri" w:hAnsi="Calibri"/>
+          <w:b w:val="0"/>
+          <w:i w:val="0"/>
+          <w:color w:val="1E293B"/>
+          <w:sz w:val="19"/>
+        </w:rPr>
+        <w:t>:</w:t>
+      </w:r>
+    </w:p>
+    <w:p>
+      <w:pPr>
+        <w:spacing w:before="20" w:after="40" w:line="276" w:lineRule="auto"/>
+        <w:ind w:left="720"/>
+      </w:pPr>
+      <w:r>
+        <w:rPr>
+          <w:rFonts w:ascii="Arial" w:hAnsi="Arial"/>
+          <w:b/>
+          <w:color w:val="2563EB"/>
+          <w:sz w:val="19"/>
+        </w:rPr>
+        <w:t xml:space="preserve">⁃ </w:t>
+      </w:r>
+      <w:r>
+        <w:rPr>
+          <w:rFonts w:ascii="Calibri" w:hAnsi="Calibri"/>
+          <w:b w:val="0"/>
+          <w:i/>
+          <w:color w:val="1E293B"/>
+          <w:sz w:val="19"/>
+        </w:rPr>
+        <w:t>Sheet Dashboard &amp; Metrics</w:t>
+      </w:r>
+      <w:r>
+        <w:rPr>
+          <w:rFonts w:ascii="Calibri" w:hAnsi="Calibri"/>
+          <w:b w:val="0"/>
+          <w:i w:val="0"/>
+          <w:color w:val="1E293B"/>
+          <w:sz w:val="19"/>
+        </w:rPr>
+        <w:t>: Ringkasan statistik eksekutif dengan formula dinamis (</w:t>
+      </w:r>
+      <w:r>
+        <w:rPr>
+          <w:rFonts w:ascii="Consolas" w:hAnsi="Consolas"/>
+          <w:b w:val="0"/>
+          <w:i w:val="0"/>
+          <w:color w:val="C2410C"/>
+          <w:sz w:val="17"/>
+        </w:rPr>
+        <w:t>COUNTA</w:t>
+      </w:r>
+      <w:r>
+        <w:rPr>
+          <w:rFonts w:ascii="Calibri" w:hAnsi="Calibri"/>
+          <w:b w:val="0"/>
+          <w:i w:val="0"/>
+          <w:color w:val="1E293B"/>
+          <w:sz w:val="19"/>
+        </w:rPr>
+        <w:t xml:space="preserve">, </w:t>
+      </w:r>
+      <w:r>
+        <w:rPr>
+          <w:rFonts w:ascii="Consolas" w:hAnsi="Consolas"/>
+          <w:b w:val="0"/>
+          <w:i w:val="0"/>
+          <w:color w:val="C2410C"/>
+          <w:sz w:val="17"/>
+        </w:rPr>
+        <w:t>COUNTIF</w:t>
+      </w:r>
+      <w:r>
+        <w:rPr>
+          <w:rFonts w:ascii="Calibri" w:hAnsi="Calibri"/>
+          <w:b w:val="0"/>
+          <w:i w:val="0"/>
+          <w:color w:val="1E293B"/>
+          <w:sz w:val="19"/>
+        </w:rPr>
+        <w:t xml:space="preserve">, </w:t>
+      </w:r>
+      <w:r>
+        <w:rPr>
+          <w:rFonts w:ascii="Consolas" w:hAnsi="Consolas"/>
+          <w:b w:val="0"/>
+          <w:i w:val="0"/>
+          <w:color w:val="C2410C"/>
+          <w:sz w:val="17"/>
+        </w:rPr>
+        <w:t>% Completion</w:t>
+      </w:r>
+      <w:r>
+        <w:rPr>
+          <w:rFonts w:ascii="Calibri" w:hAnsi="Calibri"/>
+          <w:b w:val="0"/>
+          <w:i w:val="0"/>
+          <w:color w:val="1E293B"/>
+          <w:sz w:val="19"/>
+        </w:rPr>
+        <w:t xml:space="preserve">, </w:t>
+      </w:r>
+      <w:r>
+        <w:rPr>
+          <w:rFonts w:ascii="Consolas" w:hAnsi="Consolas"/>
+          <w:b w:val="0"/>
+          <w:i w:val="0"/>
+          <w:color w:val="C2410C"/>
+          <w:sz w:val="17"/>
+        </w:rPr>
+        <w:t>% Pass Rate</w:t>
+      </w:r>
+      <w:r>
+        <w:rPr>
+          <w:rFonts w:ascii="Calibri" w:hAnsi="Calibri"/>
+          <w:b w:val="0"/>
+          <w:i w:val="0"/>
+          <w:color w:val="1E293B"/>
+          <w:sz w:val="19"/>
+        </w:rPr>
+        <w:t>) dan tabel kemajuan 19 modul aplikasi.</w:t>
+      </w:r>
+    </w:p>
+    <w:p>
+      <w:pPr>
+        <w:spacing w:before="20" w:after="40" w:line="276" w:lineRule="auto"/>
+        <w:ind w:left="720"/>
+      </w:pPr>
+      <w:r>
+        <w:rPr>
+          <w:rFonts w:ascii="Arial" w:hAnsi="Arial"/>
+          <w:b/>
+          <w:color w:val="2563EB"/>
+          <w:sz w:val="19"/>
+        </w:rPr>
+        <w:t xml:space="preserve">⁃ </w:t>
+      </w:r>
+      <w:r>
+        <w:rPr>
+          <w:rFonts w:ascii="Calibri" w:hAnsi="Calibri"/>
+          <w:b w:val="0"/>
+          <w:i/>
+          <w:color w:val="1E293B"/>
+          <w:sz w:val="19"/>
+        </w:rPr>
+        <w:t>Sheet E2E Test Cases Master</w:t>
+      </w:r>
+      <w:r>
+        <w:rPr>
+          <w:rFonts w:ascii="Calibri" w:hAnsi="Calibri"/>
+          <w:b w:val="0"/>
+          <w:i w:val="0"/>
+          <w:color w:val="1E293B"/>
+          <w:sz w:val="19"/>
+        </w:rPr>
+        <w:t>: Repositori 65+ skenario pengujian end-to-end terstruktur mencakup alur positif, negatif, keamanan RBAC, dan validasi data dengan dropdown validation serta conditional formatting.</w:t>
+      </w:r>
+    </w:p>
+    <w:p>
+      <w:pPr>
+        <w:spacing w:before="20" w:after="40" w:line="276" w:lineRule="auto"/>
+        <w:ind w:left="720"/>
+      </w:pPr>
+      <w:r>
+        <w:rPr>
+          <w:rFonts w:ascii="Arial" w:hAnsi="Arial"/>
+          <w:b/>
+          <w:color w:val="2563EB"/>
+          <w:sz w:val="19"/>
+        </w:rPr>
+        <w:t xml:space="preserve">⁃ </w:t>
+      </w:r>
+      <w:r>
+        <w:rPr>
+          <w:rFonts w:ascii="Calibri" w:hAnsi="Calibri"/>
+          <w:b w:val="0"/>
+          <w:i/>
+          <w:color w:val="1E293B"/>
+          <w:sz w:val="19"/>
+        </w:rPr>
+        <w:t>Sheet Execution Cycles</w:t>
+      </w:r>
+      <w:r>
+        <w:rPr>
+          <w:rFonts w:ascii="Calibri" w:hAnsi="Calibri"/>
+          <w:b w:val="0"/>
+          <w:i w:val="0"/>
+          <w:color w:val="1E293B"/>
+          <w:sz w:val="19"/>
+        </w:rPr>
+        <w:t>: Pelacakan siklus rilis pengujian (</w:t>
+      </w:r>
+      <w:r>
+        <w:rPr>
+          <w:rFonts w:ascii="Calibri" w:hAnsi="Calibri"/>
+          <w:b w:val="0"/>
+          <w:i/>
+          <w:color w:val="1E293B"/>
+          <w:sz w:val="19"/>
+        </w:rPr>
+        <w:t>Smoke/Sanity, Multi-Company Regression, ClosedXML ARMS Interop, Full E2E Sprint, dan UAT</w:t>
+      </w:r>
+      <w:r>
+        <w:rPr>
+          <w:rFonts w:ascii="Calibri" w:hAnsi="Calibri"/>
+          <w:b w:val="0"/>
+          <w:i w:val="0"/>
+          <w:color w:val="1E293B"/>
+          <w:sz w:val="19"/>
+        </w:rPr>
+        <w:t>).</w:t>
+      </w:r>
+    </w:p>
+    <w:p>
+      <w:pPr>
+        <w:spacing w:before="20" w:after="40" w:line="276" w:lineRule="auto"/>
+        <w:ind w:left="720"/>
+      </w:pPr>
+      <w:r>
+        <w:rPr>
+          <w:rFonts w:ascii="Arial" w:hAnsi="Arial"/>
+          <w:b/>
+          <w:color w:val="2563EB"/>
+          <w:sz w:val="19"/>
+        </w:rPr>
+        <w:t xml:space="preserve">⁃ </w:t>
+      </w:r>
+      <w:r>
+        <w:rPr>
+          <w:rFonts w:ascii="Calibri" w:hAnsi="Calibri"/>
+          <w:b w:val="0"/>
+          <w:i/>
+          <w:color w:val="1E293B"/>
+          <w:sz w:val="19"/>
+        </w:rPr>
+        <w:t>Sheet Defect Log</w:t>
+      </w:r>
+      <w:r>
+        <w:rPr>
+          <w:rFonts w:ascii="Calibri" w:hAnsi="Calibri"/>
+          <w:b w:val="0"/>
+          <w:i w:val="0"/>
+          <w:color w:val="1E293B"/>
+          <w:sz w:val="19"/>
+        </w:rPr>
+        <w:t>: Pencatatan temuan bug terhubung dengan ID Test Case, tingkat keparahan (</w:t>
+      </w:r>
+      <w:r>
+        <w:rPr>
+          <w:rFonts w:ascii="Calibri" w:hAnsi="Calibri"/>
+          <w:b w:val="0"/>
+          <w:i/>
+          <w:color w:val="1E293B"/>
+          <w:sz w:val="19"/>
+        </w:rPr>
+        <w:t>Severity</w:t>
+      </w:r>
+      <w:r>
+        <w:rPr>
+          <w:rFonts w:ascii="Calibri" w:hAnsi="Calibri"/>
+          <w:b w:val="0"/>
+          <w:i w:val="0"/>
+          <w:color w:val="1E293B"/>
+          <w:sz w:val="19"/>
+        </w:rPr>
+        <w:t>), dan penugasan developer.</w:t>
+      </w:r>
+    </w:p>
+    <w:p>
+      <w:pPr>
+        <w:spacing w:before="20" w:after="40" w:line="276" w:lineRule="auto"/>
+        <w:ind w:left="360"/>
+      </w:pPr>
+      <w:r>
+        <w:rPr>
+          <w:rFonts w:ascii="Arial" w:hAnsi="Arial"/>
+          <w:b/>
+          <w:color w:val="2563EB"/>
+          <w:sz w:val="19"/>
+        </w:rPr>
+        <w:t xml:space="preserve">• </w:t>
+      </w:r>
+      <w:r>
+        <w:rPr>
+          <w:rFonts w:ascii="Calibri" w:hAnsi="Calibri"/>
+          <w:b/>
+          <w:i w:val="0"/>
+          <w:color w:val="1E293B"/>
+          <w:sz w:val="19"/>
+        </w:rPr>
+        <w:t>5.22.2 Cakupan 65+ Skenario Uji E2E Melintasi 19 Modul Sistem</w:t>
+      </w:r>
+      <w:r>
+        <w:rPr>
+          <w:rFonts w:ascii="Calibri" w:hAnsi="Calibri"/>
+          <w:b w:val="0"/>
+          <w:i w:val="0"/>
+          <w:color w:val="1E293B"/>
+          <w:sz w:val="19"/>
+        </w:rPr>
+        <w:t>:</w:t>
+      </w:r>
+    </w:p>
+    <w:p>
+      <w:pPr>
+        <w:spacing w:before="20" w:after="40" w:line="276" w:lineRule="auto"/>
+        <w:ind w:left="720"/>
+      </w:pPr>
+      <w:r>
+        <w:rPr>
+          <w:rFonts w:ascii="Arial" w:hAnsi="Arial"/>
+          <w:b/>
+          <w:color w:val="2563EB"/>
+          <w:sz w:val="19"/>
+        </w:rPr>
+        <w:t xml:space="preserve">⁃ </w:t>
+      </w:r>
+      <w:r>
+        <w:rPr>
+          <w:rFonts w:ascii="Calibri" w:hAnsi="Calibri"/>
+          <w:b w:val="0"/>
+          <w:i w:val="0"/>
+          <w:color w:val="1E293B"/>
+          <w:sz w:val="19"/>
+        </w:rPr>
+        <w:t>Menguji Autentikasi Ganda, Multi-Company Isolation, Manajemen Proyek, Parenting Tugas, Kanban Board, Timesheet &amp; Multi-Timer, Presensi &amp; Rekonsiliasi, Catatan &amp; Upload File, Import/Export ClosedXML (9-kolom &amp; ARMS 21-kolom), Direktori Tim, Kalender, Developer Tools (SQL &amp; JSON), Audit Trail, Master Data, Gamifikasi, Notifikasi SMTP, Sinkronisasi Host Induk, Tema &amp; Font Engine, serta REST API &amp; Swagger Bearer Token.</w:t>
+      </w:r>
+    </w:p>
+    <w:p>
+      <w:pPr>
+        <w:spacing w:before="20" w:after="40" w:line="276" w:lineRule="auto"/>
+        <w:ind w:left="360"/>
+      </w:pPr>
+      <w:r>
+        <w:rPr>
+          <w:rFonts w:ascii="Arial" w:hAnsi="Arial"/>
+          <w:b/>
+          <w:color w:val="2563EB"/>
+          <w:sz w:val="19"/>
+        </w:rPr>
+        <w:t xml:space="preserve">• </w:t>
+      </w:r>
+      <w:r>
+        <w:rPr>
+          <w:rFonts w:ascii="Calibri" w:hAnsi="Calibri"/>
+          <w:b/>
+          <w:i w:val="0"/>
+          <w:color w:val="1E293B"/>
+          <w:sz w:val="19"/>
+        </w:rPr>
+        <w:t>5.22.3 Standar Operasional QA (`QA/README.md`)</w:t>
+      </w:r>
+      <w:r>
+        <w:rPr>
+          <w:rFonts w:ascii="Calibri" w:hAnsi="Calibri"/>
+          <w:b w:val="0"/>
+          <w:i w:val="0"/>
+          <w:color w:val="1E293B"/>
+          <w:sz w:val="19"/>
+        </w:rPr>
+        <w:t>:</w:t>
+      </w:r>
+    </w:p>
+    <w:p>
+      <w:pPr>
+        <w:spacing w:before="20" w:after="40" w:line="276" w:lineRule="auto"/>
+        <w:ind w:left="720"/>
+      </w:pPr>
+      <w:r>
+        <w:rPr>
+          <w:rFonts w:ascii="Arial" w:hAnsi="Arial"/>
+          <w:b/>
+          <w:color w:val="2563EB"/>
+          <w:sz w:val="19"/>
+        </w:rPr>
+        <w:t xml:space="preserve">⁃ </w:t>
+      </w:r>
+      <w:r>
+        <w:rPr>
+          <w:rFonts w:ascii="Calibri" w:hAnsi="Calibri"/>
+          <w:b w:val="0"/>
+          <w:i w:val="0"/>
+          <w:color w:val="1E293B"/>
+          <w:sz w:val="19"/>
+        </w:rPr>
+        <w:t>Konvensi penamaan test case (</w:t>
+      </w:r>
+      <w:r>
+        <w:rPr>
+          <w:rFonts w:ascii="Consolas" w:hAnsi="Consolas"/>
+          <w:b w:val="0"/>
+          <w:i w:val="0"/>
+          <w:color w:val="C2410C"/>
+          <w:sz w:val="17"/>
+        </w:rPr>
+        <w:t>TC-[MODUL]-[NO]</w:t>
+      </w:r>
+      <w:r>
+        <w:rPr>
+          <w:rFonts w:ascii="Calibri" w:hAnsi="Calibri"/>
+          <w:b w:val="0"/>
+          <w:i w:val="0"/>
+          <w:color w:val="1E293B"/>
+          <w:sz w:val="19"/>
+        </w:rPr>
+        <w:t>), matriks keparahan defect (</w:t>
+      </w:r>
+      <w:r>
+        <w:rPr>
+          <w:rFonts w:ascii="Calibri" w:hAnsi="Calibri"/>
+          <w:b w:val="0"/>
+          <w:i/>
+          <w:color w:val="1E293B"/>
+          <w:sz w:val="19"/>
+        </w:rPr>
+        <w:t>Blocker, Major, Moderate, Minor</w:t>
+      </w:r>
+      <w:r>
+        <w:rPr>
+          <w:rFonts w:ascii="Calibri" w:hAnsi="Calibri"/>
+          <w:b w:val="0"/>
+          <w:i w:val="0"/>
+          <w:color w:val="1E293B"/>
+          <w:sz w:val="19"/>
+        </w:rPr>
+        <w:t>), dan tata cara sign-off pengujian.</w:t>
+      </w:r>
+    </w:p>
+    <w:p>
+      <w:pPr>
         <w:spacing w:before="120" w:after="120"/>
       </w:pPr>
       <w:r>
@@ -24523,7 +25905,7 @@
         <w:color w:val="94A3B8"/>
         <w:sz w:val="17"/>
       </w:rPr>
-      <w:t>Work Tracker Pro v3.7 • Multi-Company &amp; Project Financials Edition</w:t>
+      <w:t>Work Tracker Pro v3.8 • Multi-Company &amp; Project Financials Edition</w:t>
     </w:r>
     <w:r>
       <w:tab/>
@@ -24565,7 +25947,7 @@
         <w:color w:val="94A3B8"/>
         <w:sz w:val="17"/>
       </w:rPr>
-      <w:t>Work Tracker Pro v3.7  |  FSD Work Tracker Pro v3.7</w:t>
+      <w:t>Work Tracker Pro v3.8  |  FSD Work Tracker Pro v3.8</w:t>
     </w:r>
   </w:p>
 </w:hdr>
